--- a/docs/fitosim_user_manual.docx
+++ b/docs/fitosim_user_manual.docx
@@ -593,33 +593,56 @@
       <w:pPr>
         <w:spacing w:after="40"/>
         <w:ind w:left="360"/>
-      </w:pPr>
-      <w:r>
-        <w:rPr>
-          <w:rFonts w:ascii="Courier New" w:eastAsia="Courier New" w:hAnsi="Courier New" w:cs="Courier New"/>
-          <w:sz w:val="20"/>
-          <w:szCs w:val="20"/>
-        </w:rPr>
-        <w:t>print(f"Stato iniziale: {vaso.state_mm:.1f} mm")</w:t>
-      </w:r>
-    </w:p>
-    <w:p>
-      <w:pPr>
-        <w:spacing w:after="40"/>
-        <w:ind w:left="360"/>
-        <w:rPr>
-          <w:rFonts w:ascii="Courier New" w:eastAsia="Courier New" w:hAnsi="Courier New" w:cs="Courier New"/>
-          <w:sz w:val="20"/>
-          <w:szCs w:val="20"/>
-        </w:rPr>
-      </w:pPr>
-      <w:r>
-        <w:rPr>
-          <w:rFonts w:ascii="Courier New" w:eastAsia="Courier New" w:hAnsi="Courier New" w:cs="Courier New"/>
-          <w:sz w:val="20"/>
-          <w:szCs w:val="20"/>
-        </w:rPr>
-        <w:t xml:space="preserve">print(f"Soglia di allerta: {vaso.alert_mm:.1f} mm") </w:t>
+        <w:rPr>
+          <w:rFonts w:ascii="Courier New" w:eastAsia="Courier New" w:hAnsi="Courier New" w:cs="Courier New"/>
+          <w:sz w:val="20"/>
+          <w:szCs w:val="20"/>
+        </w:rPr>
+      </w:pPr>
+      <w:proofErr w:type="gramStart"/>
+      <w:r>
+        <w:rPr>
+          <w:rFonts w:ascii="Courier New" w:eastAsia="Courier New" w:hAnsi="Courier New" w:cs="Courier New"/>
+          <w:sz w:val="20"/>
+          <w:szCs w:val="20"/>
+        </w:rPr>
+        <w:t>print(</w:t>
+      </w:r>
+      <w:proofErr w:type="gramEnd"/>
+      <w:r>
+        <w:rPr>
+          <w:rFonts w:ascii="Courier New" w:eastAsia="Courier New" w:hAnsi="Courier New" w:cs="Courier New"/>
+          <w:sz w:val="20"/>
+          <w:szCs w:val="20"/>
+        </w:rPr>
+        <w:t>f"Stato iniziale: {</w:t>
+      </w:r>
+      <w:proofErr w:type="gramStart"/>
+      <w:r>
+        <w:rPr>
+          <w:rFonts w:ascii="Courier New" w:eastAsia="Courier New" w:hAnsi="Courier New" w:cs="Courier New"/>
+          <w:sz w:val="20"/>
+          <w:szCs w:val="20"/>
+        </w:rPr>
+        <w:t>vaso.state</w:t>
+      </w:r>
+      <w:proofErr w:type="gramEnd"/>
+      <w:r>
+        <w:rPr>
+          <w:rFonts w:ascii="Courier New" w:eastAsia="Courier New" w:hAnsi="Courier New" w:cs="Courier New"/>
+          <w:sz w:val="20"/>
+          <w:szCs w:val="20"/>
+        </w:rPr>
+        <w:t>_mm:.1f} mm</w:t>
+      </w:r>
+      <w:proofErr w:type="gramStart"/>
+      <w:r>
+        <w:rPr>
+          <w:rFonts w:ascii="Courier New" w:eastAsia="Courier New" w:hAnsi="Courier New" w:cs="Courier New"/>
+          <w:sz w:val="20"/>
+          <w:szCs w:val="20"/>
+        </w:rPr>
+        <w:t>")</w:t>
       </w:r>
       <w:r>
         <w:rPr>
@@ -628,6 +651,73 @@
           <w:sz w:val="20"/>
           <w:szCs w:val="20"/>
         </w:rPr>
+        <w:t>[</w:t>
+      </w:r>
+      <w:proofErr w:type="gramEnd"/>
+      <w:r>
+        <w:rPr>
+          <w:rFonts w:ascii="Courier New" w:eastAsia="Courier New" w:hAnsi="Courier New" w:cs="Courier New"/>
+          <w:color w:val="EE0000"/>
+          <w:sz w:val="20"/>
+          <w:szCs w:val="20"/>
+        </w:rPr>
+        <w:t>continua…]</w:t>
+      </w:r>
+    </w:p>
+    <w:p>
+      <w:pPr>
+        <w:spacing w:after="40"/>
+        <w:ind w:left="360"/>
+        <w:rPr>
+          <w:rFonts w:ascii="Courier New" w:eastAsia="Courier New" w:hAnsi="Courier New" w:cs="Courier New"/>
+          <w:sz w:val="20"/>
+          <w:szCs w:val="20"/>
+        </w:rPr>
+      </w:pPr>
+      <w:proofErr w:type="gramStart"/>
+      <w:r>
+        <w:rPr>
+          <w:rFonts w:ascii="Courier New" w:eastAsia="Courier New" w:hAnsi="Courier New" w:cs="Courier New"/>
+          <w:sz w:val="20"/>
+          <w:szCs w:val="20"/>
+        </w:rPr>
+        <w:lastRenderedPageBreak/>
+        <w:t>print(</w:t>
+      </w:r>
+      <w:proofErr w:type="gramEnd"/>
+      <w:r>
+        <w:rPr>
+          <w:rFonts w:ascii="Courier New" w:eastAsia="Courier New" w:hAnsi="Courier New" w:cs="Courier New"/>
+          <w:sz w:val="20"/>
+          <w:szCs w:val="20"/>
+        </w:rPr>
+        <w:t>f"Soglia di allerta: {</w:t>
+      </w:r>
+      <w:proofErr w:type="gramStart"/>
+      <w:r>
+        <w:rPr>
+          <w:rFonts w:ascii="Courier New" w:eastAsia="Courier New" w:hAnsi="Courier New" w:cs="Courier New"/>
+          <w:sz w:val="20"/>
+          <w:szCs w:val="20"/>
+        </w:rPr>
+        <w:t>vaso.alert</w:t>
+      </w:r>
+      <w:proofErr w:type="gramEnd"/>
+      <w:r>
+        <w:rPr>
+          <w:rFonts w:ascii="Courier New" w:eastAsia="Courier New" w:hAnsi="Courier New" w:cs="Courier New"/>
+          <w:sz w:val="20"/>
+          <w:szCs w:val="20"/>
+        </w:rPr>
+        <w:t xml:space="preserve">_mm:.1f} mm") </w:t>
+      </w:r>
+      <w:r>
+        <w:rPr>
+          <w:rFonts w:ascii="Courier New" w:eastAsia="Courier New" w:hAnsi="Courier New" w:cs="Courier New"/>
+          <w:color w:val="EE0000"/>
+          <w:sz w:val="20"/>
+          <w:szCs w:val="20"/>
+        </w:rPr>
         <w:t>[continua…]</w:t>
       </w:r>
     </w:p>
@@ -641,45 +731,46 @@
           <w:szCs w:val="20"/>
         </w:rPr>
       </w:pPr>
-      <w:r>
-        <w:rPr>
-          <w:rFonts w:ascii="Courier New" w:eastAsia="Courier New" w:hAnsi="Courier New" w:cs="Courier New"/>
-          <w:color w:val="EE0000"/>
-          <w:sz w:val="20"/>
-          <w:szCs w:val="20"/>
-        </w:rPr>
-        <w:lastRenderedPageBreak/>
-        <w:t>[continua…]</w:t>
-      </w:r>
-    </w:p>
-    <w:p>
-      <w:pPr>
-        <w:spacing w:after="40"/>
-        <w:ind w:left="360"/>
-        <w:rPr>
-          <w:rFonts w:ascii="Courier New" w:eastAsia="Courier New" w:hAnsi="Courier New" w:cs="Courier New"/>
-          <w:sz w:val="20"/>
-          <w:szCs w:val="20"/>
-        </w:rPr>
-      </w:pPr>
-    </w:p>
-    <w:p>
-      <w:pPr>
-        <w:spacing w:after="40"/>
-        <w:ind w:left="360"/>
-        <w:rPr>
-          <w:lang w:val="en-US"/>
-        </w:rPr>
-      </w:pPr>
-      <w:r>
-        <w:rPr>
-          <w:rFonts w:ascii="Courier New" w:eastAsia="Courier New" w:hAnsi="Courier New" w:cs="Courier New"/>
-          <w:sz w:val="20"/>
-          <w:szCs w:val="20"/>
-          <w:lang w:val="en-US"/>
-        </w:rPr>
-        <w:t>vaso.apply_balance_step(</w:t>
-      </w:r>
+    </w:p>
+    <w:p>
+      <w:pPr>
+        <w:spacing w:after="40"/>
+        <w:ind w:left="360"/>
+        <w:rPr>
+          <w:lang w:val="en-US"/>
+        </w:rPr>
+      </w:pPr>
+      <w:proofErr w:type="gramStart"/>
+      <w:r>
+        <w:rPr>
+          <w:rFonts w:ascii="Courier New" w:eastAsia="Courier New" w:hAnsi="Courier New" w:cs="Courier New"/>
+          <w:sz w:val="20"/>
+          <w:szCs w:val="20"/>
+          <w:lang w:val="en-US"/>
+        </w:rPr>
+        <w:t>vaso.apply</w:t>
+      </w:r>
+      <w:proofErr w:type="gramEnd"/>
+      <w:r>
+        <w:rPr>
+          <w:rFonts w:ascii="Courier New" w:eastAsia="Courier New" w:hAnsi="Courier New" w:cs="Courier New"/>
+          <w:sz w:val="20"/>
+          <w:szCs w:val="20"/>
+          <w:lang w:val="en-US"/>
+        </w:rPr>
+        <w:t>_balance_</w:t>
+      </w:r>
+      <w:proofErr w:type="gramStart"/>
+      <w:r>
+        <w:rPr>
+          <w:rFonts w:ascii="Courier New" w:eastAsia="Courier New" w:hAnsi="Courier New" w:cs="Courier New"/>
+          <w:sz w:val="20"/>
+          <w:szCs w:val="20"/>
+          <w:lang w:val="en-US"/>
+        </w:rPr>
+        <w:t>step(</w:t>
+      </w:r>
+      <w:proofErr w:type="gramEnd"/>
     </w:p>
     <w:p>
       <w:pPr>
@@ -5031,6 +5122,8 @@
       </w:pPr>
       <w:r>
         <w:t xml:space="preserve">save_garden fa due cose distinte: persiste la struttura del giardino (i vasi e le loro caratteristiche statiche) nelle tabelle gardens e pots, e aggiunge uno snapshot dello stato dinamico di ogni vaso (state_mm, salt_mass_meq, ph_substrate) alla tabella pot_states con il timestamp specificato. La conseguenza pratica è che ogni save_garden successiva preserva la storia: la </w:t>
+      </w:r>
+      <w:r>
         <w:lastRenderedPageBreak/>
         <w:t>tabella pot_states accumula la sequenza degli snapshot e tu puoi ricostruire l’evoluzione del vaso nel tempo per produrre i grafici del dashboard.</w:t>
       </w:r>
@@ -8423,34 +8516,63 @@
       <w:pPr>
         <w:spacing w:after="40"/>
         <w:ind w:left="360"/>
-        <w:rPr>
-          <w:lang w:val="en-US"/>
-        </w:rPr>
-      </w:pPr>
-      <w:r>
-        <w:rPr>
-          <w:rFonts w:ascii="Courier New" w:eastAsia="Courier New" w:hAnsi="Courier New" w:cs="Courier New"/>
-          <w:sz w:val="20"/>
-          <w:szCs w:val="20"/>
-          <w:lang w:val="en-US"/>
-        </w:rPr>
-        <w:t xml:space="preserve">        rainfall_mm=rainfall_mm,</w:t>
-      </w:r>
-    </w:p>
-    <w:p>
-      <w:pPr>
-        <w:spacing w:after="40"/>
-        <w:ind w:left="360"/>
-        <w:rPr>
-          <w:lang w:val="en-US"/>
-        </w:rPr>
-      </w:pPr>
-      <w:r>
-        <w:rPr>
-          <w:rFonts w:ascii="Courier New" w:eastAsia="Courier New" w:hAnsi="Courier New" w:cs="Courier New"/>
-          <w:sz w:val="20"/>
-          <w:szCs w:val="20"/>
-          <w:lang w:val="en-US"/>
+      </w:pPr>
+      <w:r>
+        <w:rPr>
+          <w:rFonts w:ascii="Courier New" w:eastAsia="Courier New" w:hAnsi="Courier New" w:cs="Courier New"/>
+          <w:sz w:val="20"/>
+          <w:szCs w:val="20"/>
+          <w:lang w:val="en-US"/>
+        </w:rPr>
+        <w:t xml:space="preserve">        </w:t>
+      </w:r>
+      <w:proofErr w:type="spellStart"/>
+      <w:r>
+        <w:rPr>
+          <w:rFonts w:ascii="Courier New" w:eastAsia="Courier New" w:hAnsi="Courier New" w:cs="Courier New"/>
+          <w:sz w:val="20"/>
+          <w:szCs w:val="20"/>
+        </w:rPr>
+        <w:t>rainfall_mm</w:t>
+      </w:r>
+      <w:proofErr w:type="spellEnd"/>
+      <w:r>
+        <w:rPr>
+          <w:rFonts w:ascii="Courier New" w:eastAsia="Courier New" w:hAnsi="Courier New" w:cs="Courier New"/>
+          <w:sz w:val="20"/>
+          <w:szCs w:val="20"/>
+        </w:rPr>
+        <w:t>=</w:t>
+      </w:r>
+      <w:proofErr w:type="spellStart"/>
+      <w:r>
+        <w:rPr>
+          <w:rFonts w:ascii="Courier New" w:eastAsia="Courier New" w:hAnsi="Courier New" w:cs="Courier New"/>
+          <w:sz w:val="20"/>
+          <w:szCs w:val="20"/>
+        </w:rPr>
+        <w:t>rainfall_mm</w:t>
+      </w:r>
+      <w:proofErr w:type="spellEnd"/>
+      <w:r>
+        <w:rPr>
+          <w:rFonts w:ascii="Courier New" w:eastAsia="Courier New" w:hAnsi="Courier New" w:cs="Courier New"/>
+          <w:sz w:val="20"/>
+          <w:szCs w:val="20"/>
+        </w:rPr>
+        <w:t>,</w:t>
+      </w:r>
+    </w:p>
+    <w:p>
+      <w:pPr>
+        <w:spacing w:after="40"/>
+        <w:ind w:left="360"/>
+      </w:pPr>
+      <w:r>
+        <w:rPr>
+          <w:rFonts w:ascii="Courier New" w:eastAsia="Courier New" w:hAnsi="Courier New" w:cs="Courier New"/>
+          <w:sz w:val="20"/>
+          <w:szCs w:val="20"/>
         </w:rPr>
         <w:t xml:space="preserve">    )</w:t>
       </w:r>
@@ -8505,20 +8627,6 @@
       <w:pPr>
         <w:spacing w:after="40"/>
         <w:ind w:left="360"/>
-      </w:pPr>
-      <w:r>
-        <w:rPr>
-          <w:rFonts w:ascii="Courier New" w:eastAsia="Courier New" w:hAnsi="Courier New" w:cs="Courier New"/>
-          <w:sz w:val="20"/>
-          <w:szCs w:val="20"/>
-        </w:rPr>
-        <w:t xml:space="preserve">    # 4. Snapshot al database.</w:t>
-      </w:r>
-    </w:p>
-    <w:p>
-      <w:pPr>
-        <w:spacing w:after="40"/>
-        <w:ind w:left="360"/>
         <w:rPr>
           <w:lang w:val="en-US"/>
         </w:rPr>
@@ -8538,7 +8646,167 @@
           <w:szCs w:val="20"/>
           <w:lang w:val="en-US"/>
         </w:rPr>
-        <w:t>db.save_garden(balcone, snapshot_timestamp=datetime.now(timezone.utc))</w:t>
+        <w:t xml:space="preserve"># 4. Snapshot </w:t>
+      </w:r>
+      <w:proofErr w:type="gramStart"/>
+      <w:r>
+        <w:rPr>
+          <w:rFonts w:ascii="Courier New" w:eastAsia="Courier New" w:hAnsi="Courier New" w:cs="Courier New"/>
+          <w:sz w:val="20"/>
+          <w:szCs w:val="20"/>
+          <w:lang w:val="en-US"/>
+        </w:rPr>
+        <w:t>al database</w:t>
+      </w:r>
+      <w:proofErr w:type="gramEnd"/>
+      <w:r>
+        <w:rPr>
+          <w:rFonts w:ascii="Courier New" w:eastAsia="Courier New" w:hAnsi="Courier New" w:cs="Courier New"/>
+          <w:sz w:val="20"/>
+          <w:szCs w:val="20"/>
+          <w:lang w:val="en-US"/>
+        </w:rPr>
+        <w:t>.</w:t>
+      </w:r>
+    </w:p>
+    <w:p>
+      <w:pPr>
+        <w:spacing w:after="40"/>
+        <w:ind w:left="360"/>
+        <w:rPr>
+          <w:lang w:val="en-US"/>
+        </w:rPr>
+      </w:pPr>
+      <w:r>
+        <w:rPr>
+          <w:rFonts w:ascii="Courier New" w:eastAsia="Courier New" w:hAnsi="Courier New" w:cs="Courier New"/>
+          <w:sz w:val="20"/>
+          <w:szCs w:val="20"/>
+          <w:lang w:val="en-US"/>
+        </w:rPr>
+        <w:t xml:space="preserve">    </w:t>
+      </w:r>
+      <w:proofErr w:type="spellStart"/>
+      <w:proofErr w:type="gramStart"/>
+      <w:r>
+        <w:rPr>
+          <w:rFonts w:ascii="Courier New" w:eastAsia="Courier New" w:hAnsi="Courier New" w:cs="Courier New"/>
+          <w:sz w:val="20"/>
+          <w:szCs w:val="20"/>
+          <w:lang w:val="en-US"/>
+        </w:rPr>
+        <w:t>db.save</w:t>
+      </w:r>
+      <w:proofErr w:type="gramEnd"/>
+      <w:r>
+        <w:rPr>
+          <w:rFonts w:ascii="Courier New" w:eastAsia="Courier New" w:hAnsi="Courier New" w:cs="Courier New"/>
+          <w:sz w:val="20"/>
+          <w:szCs w:val="20"/>
+          <w:lang w:val="en-US"/>
+        </w:rPr>
+        <w:t>_</w:t>
+      </w:r>
+      <w:proofErr w:type="gramStart"/>
+      <w:r>
+        <w:rPr>
+          <w:rFonts w:ascii="Courier New" w:eastAsia="Courier New" w:hAnsi="Courier New" w:cs="Courier New"/>
+          <w:sz w:val="20"/>
+          <w:szCs w:val="20"/>
+          <w:lang w:val="en-US"/>
+        </w:rPr>
+        <w:t>garden</w:t>
+      </w:r>
+      <w:proofErr w:type="spellEnd"/>
+      <w:r>
+        <w:rPr>
+          <w:rFonts w:ascii="Courier New" w:eastAsia="Courier New" w:hAnsi="Courier New" w:cs="Courier New"/>
+          <w:sz w:val="20"/>
+          <w:szCs w:val="20"/>
+          <w:lang w:val="en-US"/>
+        </w:rPr>
+        <w:t>(</w:t>
+      </w:r>
+      <w:proofErr w:type="spellStart"/>
+      <w:proofErr w:type="gramEnd"/>
+      <w:r>
+        <w:rPr>
+          <w:rFonts w:ascii="Courier New" w:eastAsia="Courier New" w:hAnsi="Courier New" w:cs="Courier New"/>
+          <w:sz w:val="20"/>
+          <w:szCs w:val="20"/>
+          <w:lang w:val="en-US"/>
+        </w:rPr>
+        <w:t>balcone</w:t>
+      </w:r>
+      <w:proofErr w:type="spellEnd"/>
+      <w:r>
+        <w:rPr>
+          <w:rFonts w:ascii="Courier New" w:eastAsia="Courier New" w:hAnsi="Courier New" w:cs="Courier New"/>
+          <w:sz w:val="20"/>
+          <w:szCs w:val="20"/>
+          <w:lang w:val="en-US"/>
+        </w:rPr>
+        <w:t xml:space="preserve">, </w:t>
+      </w:r>
+      <w:proofErr w:type="spellStart"/>
+      <w:r>
+        <w:rPr>
+          <w:rFonts w:ascii="Courier New" w:eastAsia="Courier New" w:hAnsi="Courier New" w:cs="Courier New"/>
+          <w:sz w:val="20"/>
+          <w:szCs w:val="20"/>
+          <w:lang w:val="en-US"/>
+        </w:rPr>
+        <w:t>snapshot_timestamp</w:t>
+      </w:r>
+      <w:proofErr w:type="spellEnd"/>
+      <w:r>
+        <w:rPr>
+          <w:rFonts w:ascii="Courier New" w:eastAsia="Courier New" w:hAnsi="Courier New" w:cs="Courier New"/>
+          <w:sz w:val="20"/>
+          <w:szCs w:val="20"/>
+          <w:lang w:val="en-US"/>
+        </w:rPr>
+        <w:t>=</w:t>
+      </w:r>
+      <w:proofErr w:type="spellStart"/>
+      <w:r>
+        <w:rPr>
+          <w:rFonts w:ascii="Courier New" w:eastAsia="Courier New" w:hAnsi="Courier New" w:cs="Courier New"/>
+          <w:sz w:val="20"/>
+          <w:szCs w:val="20"/>
+          <w:lang w:val="en-US"/>
+        </w:rPr>
+        <w:t>datetime.now</w:t>
+      </w:r>
+      <w:proofErr w:type="spellEnd"/>
+      <w:r>
+        <w:rPr>
+          <w:rFonts w:ascii="Courier New" w:eastAsia="Courier New" w:hAnsi="Courier New" w:cs="Courier New"/>
+          <w:sz w:val="20"/>
+          <w:szCs w:val="20"/>
+          <w:lang w:val="en-US"/>
+        </w:rPr>
+        <w:t>(</w:t>
+      </w:r>
+      <w:proofErr w:type="spellStart"/>
+      <w:r>
+        <w:rPr>
+          <w:rFonts w:ascii="Courier New" w:eastAsia="Courier New" w:hAnsi="Courier New" w:cs="Courier New"/>
+          <w:sz w:val="20"/>
+          <w:szCs w:val="20"/>
+          <w:lang w:val="en-US"/>
+        </w:rPr>
+        <w:t>timezone.utc</w:t>
+      </w:r>
+      <w:proofErr w:type="spellEnd"/>
+      <w:r>
+        <w:rPr>
+          <w:rFonts w:ascii="Courier New" w:eastAsia="Courier New" w:hAnsi="Courier New" w:cs="Courier New"/>
+          <w:sz w:val="20"/>
+          <w:szCs w:val="20"/>
+          <w:lang w:val="en-US"/>
+        </w:rPr>
+        <w:t>))</w:t>
       </w:r>
     </w:p>
     <w:p>
@@ -8906,15 +9174,15 @@
         <w:spacing w:after="160"/>
       </w:pPr>
       <w:r>
-        <w:t xml:space="preserve">Fino al capitolo 16 fitosim ha usato un solo modo di calcolare l'evapotraspirazione di riferimento ET₀: la formula di Hargreaves-Samani, scelta perché richiede solo la temperatura minima e massima della giornata ed è quindi sempre applicabile anche con dati meteo minimi. Hargreaves è robusto ma può sbagliare del 10-20% rispetto al "gold standard" della FAO che è Penman-Monteith, una formula fisica che combina temperatura, umidità relativa, velocità del vento e radiazione solare in un'equazione rigorosa. La tappa 5 della fascia 2 ha introdotto Penman-Monteith e un selettore automatico che sceglie tra le formule disponibili in funzione dei dati meteo che hai e dei parametri della specie che stai modellando.</w:t>
-      </w:r>
-    </w:p>
-    <w:p>
-      <w:pPr>
-        <w:spacing w:after="160"/>
-      </w:pPr>
-      <w:r>
-        <w:t xml:space="preserve">Questo capitolo ti spiega come usare il selettore in pratica e quali decisioni prende internamente. Non entra nei dettagli matematici delle formule (per quelli vedi la pubblicazione FAO-56 nel repository, in docs/FAO-56.pdf): il taglio è operativo, mostra come passare dal modello Hargreaves-only del capitolo 8 al modello "best available" della tappa 5 senza dover capire l'equazione fisica nel dettaglio.</w:t>
+        <w:t>Fino al capitolo 16 fitosim ha usato un solo modo di calcolare l'evapotraspirazione di riferimento ET₀: la formula di Hargreaves-Samani, scelta perché richiede solo la temperatura minima e massima della giornata ed è quindi sempre applicabile anche con dati meteo minimi. Hargreaves è robusto ma può sbagliare del 10-20% rispetto al "gold standard" della FAO che è Penman-Monteith, una formula fisica che combina temperatura, umidità relativa, velocità del vento e radiazione solare in un'equazione rigorosa. La tappa 5 della fascia 2 ha introdotto Penman-Monteith e un selettore automatico che sceglie tra le formule disponibili in funzione dei dati meteo che hai e dei parametri della specie che stai modellando.</w:t>
+      </w:r>
+    </w:p>
+    <w:p>
+      <w:pPr>
+        <w:spacing w:after="160"/>
+      </w:pPr>
+      <w:r>
+        <w:t>Questo capitolo ti spiega come usare il selettore in pratica e quali decisioni prende internamente. Non entra nei dettagli matematici delle formule (per quelli vedi la pubblicazione FAO-56 nel repository, in docs/FAO-56.pdf): il taglio è operativo, mostra come passare dal modello Hargreaves-only del capitolo 8 al modello "best available" della tappa 5 senza dover capire l'equazione fisica nel dettaglio.</w:t>
       </w:r>
     </w:p>
     <w:p>
@@ -8930,31 +9198,31 @@
         <w:spacing w:after="160"/>
       </w:pPr>
       <w:r>
-        <w:t xml:space="preserve">Il selettore può scegliere tra tre formule, in ordine di preferenza:</w:t>
-      </w:r>
-    </w:p>
-    <w:p>
-      <w:pPr>
-        <w:spacing w:after="160"/>
-      </w:pPr>
-      <w:r>
-        <w:t xml:space="preserve">Penman-Monteith fisico (PENMAN_MONTEITH_PHYSICAL nell'enum EtMethod) è la scelta migliore quando disponibile. Applica direttamente l'equazione di Penman-Monteith alla specie usando la sua resistenza stomatica e altezza colturale, e produce direttamente l'evapotraspirazione effettiva ET della specie (NON ET₀ di riferimento). Il chiamante che riceve un risultato PENMAN_MONTEITH_PHYSICAL non deve moltiplicare per il Kc: il risultato è già specifico per la pianta. Richiede tutti i dati meteo (T_min, T_max, umidità relativa, vento, radiazione solare) e i parametri specie (stomatal_resistance_s_m, crop_height_m) popolati.</w:t>
-      </w:r>
-    </w:p>
-    <w:p>
-      <w:pPr>
-        <w:spacing w:after="160"/>
-      </w:pPr>
-      <w:r>
-        <w:t xml:space="preserve">Penman-Monteith standard FAO-56 (PENMAN_MONTEITH_STANDARD) è il fallback quando la specie non ha la resistenza stomatica popolata ma i dati meteo sono completi. Applica l'equazione con i parametri della coltura di riferimento standard FAO-56 (rs=70 s/m, h=0.12 m) e produce ET₀ di riferimento, da moltiplicare per il Kc della specie come si fa con Hargreaves. Richiede tutti i dati meteo, ma niente sulla specie.</w:t>
-      </w:r>
-    </w:p>
-    <w:p>
-      <w:pPr>
-        <w:spacing w:after="160"/>
-      </w:pPr>
-      <w:r>
-        <w:t xml:space="preserve">Hargreaves-Samani 1985 (HARGREAVES_SAMANI) è il fallback finale quando mancano dati meteo (umidità, vento, radiazione). Richiede solo la temperatura minima e massima della giornata e produce ET₀, da moltiplicare per il Kc della specie. È la formula "di emergenza" che funziona sempre ma è meno precisa delle altre due.</w:t>
+        <w:t>Il selettore può scegliere tra tre formule, in ordine di preferenza:</w:t>
+      </w:r>
+    </w:p>
+    <w:p>
+      <w:pPr>
+        <w:spacing w:after="160"/>
+      </w:pPr>
+      <w:r>
+        <w:t>Penman-Monteith fisico (PENMAN_MONTEITH_PHYSICAL nell'enum EtMethod) è la scelta migliore quando disponibile. Applica direttamente l'equazione di Penman-Monteith alla specie usando la sua resistenza stomatica e altezza colturale, e produce direttamente l'evapotraspirazione effettiva ET della specie (NON ET₀ di riferimento). Il chiamante che riceve un risultato PENMAN_MONTEITH_PHYSICAL non deve moltiplicare per il Kc: il risultato è già specifico per la pianta. Richiede tutti i dati meteo (T_min, T_max, umidità relativa, vento, radiazione solare) e i parametri specie (stomatal_resistance_s_m, crop_height_m) popolati.</w:t>
+      </w:r>
+    </w:p>
+    <w:p>
+      <w:pPr>
+        <w:spacing w:after="160"/>
+      </w:pPr>
+      <w:r>
+        <w:t>Penman-Monteith standard FAO-56 (PENMAN_MONTEITH_STANDARD) è il fallback quando la specie non ha la resistenza stomatica popolata ma i dati meteo sono completi. Applica l'equazione con i parametri della coltura di riferimento standard FAO-56 (rs=70 s/m, h=0.12 m) e produce ET₀ di riferimento, da moltiplicare per il Kc della specie come si fa con Hargreaves. Richiede tutti i dati meteo, ma niente sulla specie.</w:t>
+      </w:r>
+    </w:p>
+    <w:p>
+      <w:pPr>
+        <w:spacing w:after="160"/>
+      </w:pPr>
+      <w:r>
+        <w:t>Hargreaves-Samani 1985 (HARGREAVES_SAMANI) è il fallback finale quando mancano dati meteo (umidità, vento, radiazione). Richiede solo la temperatura minima e massima della giornata e produce ET₀, da moltiplicare per il Kc della specie. È la formula "di emergenza" che funziona sempre ma è meno precisa delle altre due.</w:t>
       </w:r>
     </w:p>
     <w:p>
@@ -8970,77 +9238,185 @@
         <w:spacing w:after="160"/>
       </w:pPr>
       <w:r>
-        <w:t xml:space="preserve">L'API del selettore vive nel modulo science/et0.py ed è la funzione compute_et. Riceve i dati meteo disponibili come argomenti opzionali e restituisce un EtResult che contiene il valore numerico in mm/giorno e il metodo effettivamente usato. Esempio minimo di chiamata diretta:</w:t>
-      </w:r>
-    </w:p>
-    <w:p>
-      <w:pPr>
-        <w:spacing w:after="40"/>
-        <w:ind w:left="360"/>
-      </w:pPr>
-      <w:r>
-        <w:rPr>
-          <w:rFonts w:ascii="Courier New" w:eastAsia="Courier New" w:hAnsi="Courier New" w:cs="Courier New"/>
-          <w:sz w:val="20"/>
-          <w:szCs w:val="20"/>
-        </w:rPr>
-        <w:t xml:space="preserve">from fitosim.science.et0 import compute_et</w:t>
-      </w:r>
-    </w:p>
-    <w:p>
-      <w:pPr>
-        <w:spacing w:after="40"/>
-        <w:ind w:left="360"/>
-      </w:pPr>
-      <w:r>
-        <w:rPr>
-          <w:rFonts w:ascii="Courier New" w:eastAsia="Courier New" w:hAnsi="Courier New" w:cs="Courier New"/>
-          <w:sz w:val="20"/>
-          <w:szCs w:val="20"/>
-        </w:rPr>
-        <w:t xml:space="preserve"/>
-      </w:r>
-    </w:p>
-    <w:p>
-      <w:pPr>
-        <w:spacing w:after="40"/>
-        <w:ind w:left="360"/>
-      </w:pPr>
-      <w:r>
-        <w:rPr>
-          <w:rFonts w:ascii="Courier New" w:eastAsia="Courier New" w:hAnsi="Courier New" w:cs="Courier New"/>
-          <w:sz w:val="20"/>
-          <w:szCs w:val="20"/>
-        </w:rPr>
-        <w:t xml:space="preserve">result = compute_et(</w:t>
-      </w:r>
-    </w:p>
-    <w:p>
-      <w:pPr>
-        <w:spacing w:after="40"/>
-        <w:ind w:left="360"/>
-      </w:pPr>
-      <w:r>
-        <w:rPr>
-          <w:rFonts w:ascii="Courier New" w:eastAsia="Courier New" w:hAnsi="Courier New" w:cs="Courier New"/>
-          <w:sz w:val="20"/>
-          <w:szCs w:val="20"/>
-        </w:rPr>
-        <w:t xml:space="preserve">    t_min=18.0, t_max=28.0,</w:t>
-      </w:r>
-    </w:p>
-    <w:p>
-      <w:pPr>
-        <w:spacing w:after="40"/>
-        <w:ind w:left="360"/>
-      </w:pPr>
-      <w:r>
-        <w:rPr>
-          <w:rFonts w:ascii="Courier New" w:eastAsia="Courier New" w:hAnsi="Courier New" w:cs="Courier New"/>
-          <w:sz w:val="20"/>
-          <w:szCs w:val="20"/>
-        </w:rPr>
-        <w:t xml:space="preserve">    latitude_deg=45.46, j=200,  # giorno dell'anno</w:t>
+        <w:t>L'API del selettore vive nel modulo science/et0.py ed è la funzione compute_et. Riceve i dati meteo disponibili come argomenti opzionali e restituisce un EtResult che contiene il valore numerico in mm/giorno e il metodo effettivamente usato. Esempio minimo di chiamata diretta:</w:t>
+      </w:r>
+    </w:p>
+    <w:p>
+      <w:pPr>
+        <w:spacing w:after="40"/>
+        <w:ind w:left="360"/>
+      </w:pPr>
+      <w:r>
+        <w:rPr>
+          <w:rFonts w:ascii="Courier New" w:eastAsia="Courier New" w:hAnsi="Courier New" w:cs="Courier New"/>
+          <w:sz w:val="20"/>
+          <w:szCs w:val="20"/>
+        </w:rPr>
+        <w:t>from fitosim.science.et0 import compute_et</w:t>
+      </w:r>
+    </w:p>
+    <w:p>
+      <w:pPr>
+        <w:spacing w:after="40"/>
+        <w:ind w:left="360"/>
+      </w:pPr>
+    </w:p>
+    <w:p>
+      <w:pPr>
+        <w:spacing w:after="40"/>
+        <w:ind w:left="360"/>
+        <w:rPr>
+          <w:lang w:val="en-US"/>
+        </w:rPr>
+      </w:pPr>
+      <w:r>
+        <w:rPr>
+          <w:rFonts w:ascii="Courier New" w:eastAsia="Courier New" w:hAnsi="Courier New" w:cs="Courier New"/>
+          <w:sz w:val="20"/>
+          <w:szCs w:val="20"/>
+          <w:lang w:val="en-US"/>
+        </w:rPr>
+        <w:t xml:space="preserve">result = </w:t>
+      </w:r>
+      <w:proofErr w:type="spellStart"/>
+      <w:r>
+        <w:rPr>
+          <w:rFonts w:ascii="Courier New" w:eastAsia="Courier New" w:hAnsi="Courier New" w:cs="Courier New"/>
+          <w:sz w:val="20"/>
+          <w:szCs w:val="20"/>
+          <w:lang w:val="en-US"/>
+        </w:rPr>
+        <w:t>compute_</w:t>
+      </w:r>
+      <w:proofErr w:type="gramStart"/>
+      <w:r>
+        <w:rPr>
+          <w:rFonts w:ascii="Courier New" w:eastAsia="Courier New" w:hAnsi="Courier New" w:cs="Courier New"/>
+          <w:sz w:val="20"/>
+          <w:szCs w:val="20"/>
+          <w:lang w:val="en-US"/>
+        </w:rPr>
+        <w:t>et</w:t>
+      </w:r>
+      <w:proofErr w:type="spellEnd"/>
+      <w:r>
+        <w:rPr>
+          <w:rFonts w:ascii="Courier New" w:eastAsia="Courier New" w:hAnsi="Courier New" w:cs="Courier New"/>
+          <w:sz w:val="20"/>
+          <w:szCs w:val="20"/>
+          <w:lang w:val="en-US"/>
+        </w:rPr>
+        <w:t>(</w:t>
+      </w:r>
+      <w:proofErr w:type="gramEnd"/>
+    </w:p>
+    <w:p>
+      <w:pPr>
+        <w:spacing w:after="40"/>
+        <w:ind w:left="360"/>
+        <w:rPr>
+          <w:lang w:val="en-US"/>
+        </w:rPr>
+      </w:pPr>
+      <w:r>
+        <w:rPr>
+          <w:rFonts w:ascii="Courier New" w:eastAsia="Courier New" w:hAnsi="Courier New" w:cs="Courier New"/>
+          <w:sz w:val="20"/>
+          <w:szCs w:val="20"/>
+          <w:lang w:val="en-US"/>
+        </w:rPr>
+        <w:t xml:space="preserve">    </w:t>
+      </w:r>
+      <w:proofErr w:type="spellStart"/>
+      <w:r>
+        <w:rPr>
+          <w:rFonts w:ascii="Courier New" w:eastAsia="Courier New" w:hAnsi="Courier New" w:cs="Courier New"/>
+          <w:sz w:val="20"/>
+          <w:szCs w:val="20"/>
+          <w:lang w:val="en-US"/>
+        </w:rPr>
+        <w:t>t_min</w:t>
+      </w:r>
+      <w:proofErr w:type="spellEnd"/>
+      <w:r>
+        <w:rPr>
+          <w:rFonts w:ascii="Courier New" w:eastAsia="Courier New" w:hAnsi="Courier New" w:cs="Courier New"/>
+          <w:sz w:val="20"/>
+          <w:szCs w:val="20"/>
+          <w:lang w:val="en-US"/>
+        </w:rPr>
+        <w:t xml:space="preserve">=18.0, </w:t>
+      </w:r>
+      <w:proofErr w:type="spellStart"/>
+      <w:r>
+        <w:rPr>
+          <w:rFonts w:ascii="Courier New" w:eastAsia="Courier New" w:hAnsi="Courier New" w:cs="Courier New"/>
+          <w:sz w:val="20"/>
+          <w:szCs w:val="20"/>
+          <w:lang w:val="en-US"/>
+        </w:rPr>
+        <w:t>t_max</w:t>
+      </w:r>
+      <w:proofErr w:type="spellEnd"/>
+      <w:r>
+        <w:rPr>
+          <w:rFonts w:ascii="Courier New" w:eastAsia="Courier New" w:hAnsi="Courier New" w:cs="Courier New"/>
+          <w:sz w:val="20"/>
+          <w:szCs w:val="20"/>
+          <w:lang w:val="en-US"/>
+        </w:rPr>
+        <w:t>=28.0,</w:t>
+      </w:r>
+    </w:p>
+    <w:p>
+      <w:pPr>
+        <w:spacing w:after="40"/>
+        <w:ind w:left="360"/>
+      </w:pPr>
+      <w:r>
+        <w:rPr>
+          <w:rFonts w:ascii="Courier New" w:eastAsia="Courier New" w:hAnsi="Courier New" w:cs="Courier New"/>
+          <w:sz w:val="20"/>
+          <w:szCs w:val="20"/>
+          <w:lang w:val="en-US"/>
+        </w:rPr>
+        <w:t xml:space="preserve">    </w:t>
+      </w:r>
+      <w:proofErr w:type="spellStart"/>
+      <w:r>
+        <w:rPr>
+          <w:rFonts w:ascii="Courier New" w:eastAsia="Courier New" w:hAnsi="Courier New" w:cs="Courier New"/>
+          <w:sz w:val="20"/>
+          <w:szCs w:val="20"/>
+        </w:rPr>
+        <w:t>latitude_deg</w:t>
+      </w:r>
+      <w:proofErr w:type="spellEnd"/>
+      <w:r>
+        <w:rPr>
+          <w:rFonts w:ascii="Courier New" w:eastAsia="Courier New" w:hAnsi="Courier New" w:cs="Courier New"/>
+          <w:sz w:val="20"/>
+          <w:szCs w:val="20"/>
+        </w:rPr>
+        <w:t>=45.46, j=</w:t>
+      </w:r>
+      <w:proofErr w:type="gramStart"/>
+      <w:r>
+        <w:rPr>
+          <w:rFonts w:ascii="Courier New" w:eastAsia="Courier New" w:hAnsi="Courier New" w:cs="Courier New"/>
+          <w:sz w:val="20"/>
+          <w:szCs w:val="20"/>
+        </w:rPr>
+        <w:t>200,  #</w:t>
+      </w:r>
+      <w:proofErr w:type="gramEnd"/>
+      <w:r>
+        <w:rPr>
+          <w:rFonts w:ascii="Courier New" w:eastAsia="Courier New" w:hAnsi="Courier New" w:cs="Courier New"/>
+          <w:sz w:val="20"/>
+          <w:szCs w:val="20"/>
+        </w:rPr>
+        <w:t xml:space="preserve"> giorno dell'anno</w:t>
       </w:r>
     </w:p>
     <w:p>
@@ -9061,78 +9437,261 @@
       <w:pPr>
         <w:spacing w:after="40"/>
         <w:ind w:left="360"/>
-      </w:pPr>
-      <w:r>
-        <w:rPr>
-          <w:rFonts w:ascii="Courier New" w:eastAsia="Courier New" w:hAnsi="Courier New" w:cs="Courier New"/>
-          <w:sz w:val="20"/>
-          <w:szCs w:val="20"/>
-        </w:rPr>
-        <w:t xml:space="preserve">    wind_speed_m_s=2.5,        # opzionale</w:t>
-      </w:r>
-    </w:p>
-    <w:p>
-      <w:pPr>
-        <w:spacing w:after="40"/>
-        <w:ind w:left="360"/>
-      </w:pPr>
-      <w:r>
-        <w:rPr>
-          <w:rFonts w:ascii="Courier New" w:eastAsia="Courier New" w:hAnsi="Courier New" w:cs="Courier New"/>
-          <w:sz w:val="20"/>
-          <w:szCs w:val="20"/>
-        </w:rPr>
-        <w:t xml:space="preserve">    solar_radiation_mj_m2_day=22.0,  # opzionale</w:t>
-      </w:r>
-    </w:p>
-    <w:p>
-      <w:pPr>
-        <w:spacing w:after="40"/>
-        <w:ind w:left="360"/>
-      </w:pPr>
-      <w:r>
-        <w:rPr>
-          <w:rFonts w:ascii="Courier New" w:eastAsia="Courier New" w:hAnsi="Courier New" w:cs="Courier New"/>
-          <w:sz w:val="20"/>
-          <w:szCs w:val="20"/>
-        </w:rPr>
-        <w:t xml:space="preserve">)</w:t>
-      </w:r>
-    </w:p>
-    <w:p>
-      <w:pPr>
-        <w:spacing w:after="40"/>
-        <w:ind w:left="360"/>
-      </w:pPr>
-      <w:r>
-        <w:rPr>
-          <w:rFonts w:ascii="Courier New" w:eastAsia="Courier New" w:hAnsi="Courier New" w:cs="Courier New"/>
-          <w:sz w:val="20"/>
-          <w:szCs w:val="20"/>
-        </w:rPr>
-        <w:t xml:space="preserve">print(result.value_mm)   # es. 5.27</w:t>
-      </w:r>
-    </w:p>
-    <w:p>
-      <w:pPr>
-        <w:spacing w:after="40"/>
-        <w:ind w:left="360"/>
-      </w:pPr>
-      <w:r>
-        <w:rPr>
-          <w:rFonts w:ascii="Courier New" w:eastAsia="Courier New" w:hAnsi="Courier New" w:cs="Courier New"/>
-          <w:sz w:val="20"/>
-          <w:szCs w:val="20"/>
-        </w:rPr>
-        <w:t xml:space="preserve">print(result.method)     # EtMethod.PENMAN_MONTEITH_STANDARD</w:t>
-      </w:r>
-    </w:p>
-    <w:p>
-      <w:pPr>
-        <w:spacing w:after="160"/>
-      </w:pPr>
-      <w:r>
-        <w:t xml:space="preserve">Se passi solo t_min, t_max, latitude_deg e j, ricadi automaticamente su Hargreaves. Se passi anche umidità, vento e radiazione, il selettore salirà a Penman-Monteith standard. Se passi anche stomatal_resistance_s_m e crop_height_m della specie, salirà a Penman-Monteith fisico. La tracciabilità del metodo nel risultato ti permette di fare diagnostica ("oggi quale formula è stata usata?") e calibrazione ("questi vasi girano sempre con Hargreaves perché manca la radiazione, dovrei configurare Open-Meteo come fonte di radiazione").</w:t>
+        <w:rPr>
+          <w:lang w:val="en-US"/>
+        </w:rPr>
+      </w:pPr>
+      <w:r>
+        <w:rPr>
+          <w:rFonts w:ascii="Courier New" w:eastAsia="Courier New" w:hAnsi="Courier New" w:cs="Courier New"/>
+          <w:sz w:val="20"/>
+          <w:szCs w:val="20"/>
+        </w:rPr>
+        <w:t xml:space="preserve">    </w:t>
+      </w:r>
+      <w:proofErr w:type="spellStart"/>
+      <w:r>
+        <w:rPr>
+          <w:rFonts w:ascii="Courier New" w:eastAsia="Courier New" w:hAnsi="Courier New" w:cs="Courier New"/>
+          <w:sz w:val="20"/>
+          <w:szCs w:val="20"/>
+          <w:lang w:val="en-US"/>
+        </w:rPr>
+        <w:t>wind_speed_m_s</w:t>
+      </w:r>
+      <w:proofErr w:type="spellEnd"/>
+      <w:r>
+        <w:rPr>
+          <w:rFonts w:ascii="Courier New" w:eastAsia="Courier New" w:hAnsi="Courier New" w:cs="Courier New"/>
+          <w:sz w:val="20"/>
+          <w:szCs w:val="20"/>
+          <w:lang w:val="en-US"/>
+        </w:rPr>
+        <w:t>=2.</w:t>
+      </w:r>
+      <w:proofErr w:type="gramStart"/>
+      <w:r>
+        <w:rPr>
+          <w:rFonts w:ascii="Courier New" w:eastAsia="Courier New" w:hAnsi="Courier New" w:cs="Courier New"/>
+          <w:sz w:val="20"/>
+          <w:szCs w:val="20"/>
+          <w:lang w:val="en-US"/>
+        </w:rPr>
+        <w:t xml:space="preserve">5,   </w:t>
+      </w:r>
+      <w:proofErr w:type="gramEnd"/>
+      <w:r>
+        <w:rPr>
+          <w:rFonts w:ascii="Courier New" w:eastAsia="Courier New" w:hAnsi="Courier New" w:cs="Courier New"/>
+          <w:sz w:val="20"/>
+          <w:szCs w:val="20"/>
+          <w:lang w:val="en-US"/>
+        </w:rPr>
+        <w:t xml:space="preserve">     # </w:t>
+      </w:r>
+      <w:proofErr w:type="spellStart"/>
+      <w:r>
+        <w:rPr>
+          <w:rFonts w:ascii="Courier New" w:eastAsia="Courier New" w:hAnsi="Courier New" w:cs="Courier New"/>
+          <w:sz w:val="20"/>
+          <w:szCs w:val="20"/>
+          <w:lang w:val="en-US"/>
+        </w:rPr>
+        <w:t>opzionale</w:t>
+      </w:r>
+      <w:proofErr w:type="spellEnd"/>
+    </w:p>
+    <w:p>
+      <w:pPr>
+        <w:spacing w:after="40"/>
+        <w:ind w:left="360"/>
+        <w:rPr>
+          <w:lang w:val="en-US"/>
+        </w:rPr>
+      </w:pPr>
+      <w:r>
+        <w:rPr>
+          <w:rFonts w:ascii="Courier New" w:eastAsia="Courier New" w:hAnsi="Courier New" w:cs="Courier New"/>
+          <w:sz w:val="20"/>
+          <w:szCs w:val="20"/>
+          <w:lang w:val="en-US"/>
+        </w:rPr>
+        <w:lastRenderedPageBreak/>
+        <w:t xml:space="preserve">    solar_radiation_mj_m2_day=22.</w:t>
+      </w:r>
+      <w:proofErr w:type="gramStart"/>
+      <w:r>
+        <w:rPr>
+          <w:rFonts w:ascii="Courier New" w:eastAsia="Courier New" w:hAnsi="Courier New" w:cs="Courier New"/>
+          <w:sz w:val="20"/>
+          <w:szCs w:val="20"/>
+          <w:lang w:val="en-US"/>
+        </w:rPr>
+        <w:t>0,  #</w:t>
+      </w:r>
+      <w:proofErr w:type="gramEnd"/>
+      <w:r>
+        <w:rPr>
+          <w:rFonts w:ascii="Courier New" w:eastAsia="Courier New" w:hAnsi="Courier New" w:cs="Courier New"/>
+          <w:sz w:val="20"/>
+          <w:szCs w:val="20"/>
+          <w:lang w:val="en-US"/>
+        </w:rPr>
+        <w:t xml:space="preserve"> </w:t>
+      </w:r>
+      <w:proofErr w:type="spellStart"/>
+      <w:r>
+        <w:rPr>
+          <w:rFonts w:ascii="Courier New" w:eastAsia="Courier New" w:hAnsi="Courier New" w:cs="Courier New"/>
+          <w:sz w:val="20"/>
+          <w:szCs w:val="20"/>
+          <w:lang w:val="en-US"/>
+        </w:rPr>
+        <w:t>opzionale</w:t>
+      </w:r>
+      <w:proofErr w:type="spellEnd"/>
+    </w:p>
+    <w:p>
+      <w:pPr>
+        <w:spacing w:after="40"/>
+        <w:ind w:left="360"/>
+        <w:rPr>
+          <w:lang w:val="en-US"/>
+        </w:rPr>
+      </w:pPr>
+      <w:r>
+        <w:rPr>
+          <w:rFonts w:ascii="Courier New" w:eastAsia="Courier New" w:hAnsi="Courier New" w:cs="Courier New"/>
+          <w:sz w:val="20"/>
+          <w:szCs w:val="20"/>
+          <w:lang w:val="en-US"/>
+        </w:rPr>
+        <w:t>)</w:t>
+      </w:r>
+    </w:p>
+    <w:p>
+      <w:pPr>
+        <w:spacing w:after="40"/>
+        <w:ind w:left="360"/>
+        <w:rPr>
+          <w:lang w:val="en-US"/>
+        </w:rPr>
+      </w:pPr>
+      <w:r>
+        <w:rPr>
+          <w:rFonts w:ascii="Courier New" w:eastAsia="Courier New" w:hAnsi="Courier New" w:cs="Courier New"/>
+          <w:sz w:val="20"/>
+          <w:szCs w:val="20"/>
+          <w:lang w:val="en-US"/>
+        </w:rPr>
+        <w:t>print(</w:t>
+      </w:r>
+      <w:proofErr w:type="spellStart"/>
+      <w:r>
+        <w:rPr>
+          <w:rFonts w:ascii="Courier New" w:eastAsia="Courier New" w:hAnsi="Courier New" w:cs="Courier New"/>
+          <w:sz w:val="20"/>
+          <w:szCs w:val="20"/>
+          <w:lang w:val="en-US"/>
+        </w:rPr>
+        <w:t>result.value_</w:t>
+      </w:r>
+      <w:proofErr w:type="gramStart"/>
+      <w:r>
+        <w:rPr>
+          <w:rFonts w:ascii="Courier New" w:eastAsia="Courier New" w:hAnsi="Courier New" w:cs="Courier New"/>
+          <w:sz w:val="20"/>
+          <w:szCs w:val="20"/>
+          <w:lang w:val="en-US"/>
+        </w:rPr>
+        <w:t>mm</w:t>
+      </w:r>
+      <w:proofErr w:type="spellEnd"/>
+      <w:r>
+        <w:rPr>
+          <w:rFonts w:ascii="Courier New" w:eastAsia="Courier New" w:hAnsi="Courier New" w:cs="Courier New"/>
+          <w:sz w:val="20"/>
+          <w:szCs w:val="20"/>
+          <w:lang w:val="en-US"/>
+        </w:rPr>
+        <w:t>)   #</w:t>
+      </w:r>
+      <w:proofErr w:type="gramEnd"/>
+      <w:r>
+        <w:rPr>
+          <w:rFonts w:ascii="Courier New" w:eastAsia="Courier New" w:hAnsi="Courier New" w:cs="Courier New"/>
+          <w:sz w:val="20"/>
+          <w:szCs w:val="20"/>
+          <w:lang w:val="en-US"/>
+        </w:rPr>
+        <w:t xml:space="preserve"> es. 5.27</w:t>
+      </w:r>
+    </w:p>
+    <w:p>
+      <w:pPr>
+        <w:spacing w:after="40"/>
+        <w:ind w:left="360"/>
+        <w:rPr>
+          <w:lang w:val="en-US"/>
+        </w:rPr>
+      </w:pPr>
+      <w:r>
+        <w:rPr>
+          <w:rFonts w:ascii="Courier New" w:eastAsia="Courier New" w:hAnsi="Courier New" w:cs="Courier New"/>
+          <w:sz w:val="20"/>
+          <w:szCs w:val="20"/>
+          <w:lang w:val="en-US"/>
+        </w:rPr>
+        <w:t>print(</w:t>
+      </w:r>
+      <w:proofErr w:type="spellStart"/>
+      <w:proofErr w:type="gramStart"/>
+      <w:r>
+        <w:rPr>
+          <w:rFonts w:ascii="Courier New" w:eastAsia="Courier New" w:hAnsi="Courier New" w:cs="Courier New"/>
+          <w:sz w:val="20"/>
+          <w:szCs w:val="20"/>
+          <w:lang w:val="en-US"/>
+        </w:rPr>
+        <w:t>result.method</w:t>
+      </w:r>
+      <w:proofErr w:type="spellEnd"/>
+      <w:proofErr w:type="gramEnd"/>
+      <w:r>
+        <w:rPr>
+          <w:rFonts w:ascii="Courier New" w:eastAsia="Courier New" w:hAnsi="Courier New" w:cs="Courier New"/>
+          <w:sz w:val="20"/>
+          <w:szCs w:val="20"/>
+          <w:lang w:val="en-US"/>
+        </w:rPr>
+        <w:t xml:space="preserve">)     # </w:t>
+      </w:r>
+      <w:proofErr w:type="spellStart"/>
+      <w:r>
+        <w:rPr>
+          <w:rFonts w:ascii="Courier New" w:eastAsia="Courier New" w:hAnsi="Courier New" w:cs="Courier New"/>
+          <w:sz w:val="20"/>
+          <w:szCs w:val="20"/>
+          <w:lang w:val="en-US"/>
+        </w:rPr>
+        <w:t>EtMethod.PENMAN_MONTEITH_STANDARD</w:t>
+      </w:r>
+      <w:proofErr w:type="spellEnd"/>
+    </w:p>
+    <w:p>
+      <w:pPr>
+        <w:spacing w:after="160"/>
+      </w:pPr>
+      <w:r>
+        <w:t xml:space="preserve">Se passi solo </w:t>
+      </w:r>
+      <w:proofErr w:type="spellStart"/>
+      <w:r>
+        <w:t>t_min</w:t>
+      </w:r>
+      <w:proofErr w:type="spellEnd"/>
+      <w:r>
+        <w:t>, t_max, latitude_deg e j, ricadi automaticamente su Hargreaves. Se passi anche umidità, vento e radiazione, il selettore salirà a Penman-Monteith standard. Se passi anche stomatal_resistance_s_m e crop_height_m della specie, salirà a Penman-Monteith fisico. La tracciabilità del metodo nel risultato ti permette di fare diagnostica ("oggi quale formula è stata usata?") e calibrazione ("questi vasi girano sempre con Hargreaves perché manca la radiazione, dovrei configurare Open-Meteo come fonte di radiazione").</w:t>
       </w:r>
     </w:p>
     <w:p>
@@ -9146,133 +9705,352 @@
     <w:p>
       <w:pPr>
         <w:spacing w:after="160"/>
-      </w:pPr>
-      <w:r>
-        <w:t xml:space="preserve">Nella pratica del dashboard giornaliero non chiamerai compute_et direttamente: la libreria offre due metodi di alto livello che invocano il selettore per te in modo trasparente. Sul Pot c'è apply_balance_step_from_weather(weather, current_date), che riceve un WeatherDay (la dataclass meteo del giorno, definita in domain/weather.py) e applica internamente compute_et con i dati appropriati e i parametri della specie. Sul Garden c'è apply_step_all_from_weather(weather, current_date) che fa la stessa cosa per tutti i vasi outdoor del giardino in un colpo solo. Esempio:</w:t>
-      </w:r>
-    </w:p>
-    <w:p>
-      <w:pPr>
-        <w:spacing w:after="40"/>
-        <w:ind w:left="360"/>
-      </w:pPr>
-      <w:r>
-        <w:rPr>
-          <w:rFonts w:ascii="Courier New" w:eastAsia="Courier New" w:hAnsi="Courier New" w:cs="Courier New"/>
-          <w:sz w:val="20"/>
-          <w:szCs w:val="20"/>
-        </w:rPr>
-        <w:t xml:space="preserve">from datetime import date</w:t>
-      </w:r>
-    </w:p>
-    <w:p>
-      <w:pPr>
-        <w:spacing w:after="40"/>
-        <w:ind w:left="360"/>
-      </w:pPr>
-      <w:r>
-        <w:rPr>
-          <w:rFonts w:ascii="Courier New" w:eastAsia="Courier New" w:hAnsi="Courier New" w:cs="Courier New"/>
-          <w:sz w:val="20"/>
-          <w:szCs w:val="20"/>
-        </w:rPr>
-        <w:t xml:space="preserve">from fitosim.domain.weather import WeatherDay</w:t>
-      </w:r>
-    </w:p>
-    <w:p>
-      <w:pPr>
-        <w:spacing w:after="40"/>
-        <w:ind w:left="360"/>
-      </w:pPr>
-      <w:r>
-        <w:rPr>
-          <w:rFonts w:ascii="Courier New" w:eastAsia="Courier New" w:hAnsi="Courier New" w:cs="Courier New"/>
-          <w:sz w:val="20"/>
-          <w:szCs w:val="20"/>
-        </w:rPr>
-        <w:t xml:space="preserve"/>
-      </w:r>
-    </w:p>
-    <w:p>
-      <w:pPr>
-        <w:spacing w:after="40"/>
-        <w:ind w:left="360"/>
-      </w:pPr>
-      <w:r>
-        <w:rPr>
-          <w:rFonts w:ascii="Courier New" w:eastAsia="Courier New" w:hAnsi="Courier New" w:cs="Courier New"/>
-          <w:sz w:val="20"/>
-          <w:szCs w:val="20"/>
-        </w:rPr>
-        <w:t xml:space="preserve">meteo_oggi = WeatherDay(</w:t>
-      </w:r>
-    </w:p>
-    <w:p>
-      <w:pPr>
-        <w:spacing w:after="40"/>
-        <w:ind w:left="360"/>
-      </w:pPr>
-      <w:r>
-        <w:rPr>
-          <w:rFonts w:ascii="Courier New" w:eastAsia="Courier New" w:hAnsi="Courier New" w:cs="Courier New"/>
-          <w:sz w:val="20"/>
-          <w:szCs w:val="20"/>
-        </w:rPr>
-        <w:t xml:space="preserve">    date_=date(2026, 7, 19),</w:t>
-      </w:r>
-    </w:p>
-    <w:p>
-      <w:pPr>
-        <w:spacing w:after="40"/>
-        <w:ind w:left="360"/>
-      </w:pPr>
-      <w:r>
-        <w:rPr>
-          <w:rFonts w:ascii="Courier New" w:eastAsia="Courier New" w:hAnsi="Courier New" w:cs="Courier New"/>
-          <w:sz w:val="20"/>
-          <w:szCs w:val="20"/>
-        </w:rPr>
-        <w:t xml:space="preserve">    t_min=18.0, t_max=28.0,</w:t>
-      </w:r>
-    </w:p>
-    <w:p>
-      <w:pPr>
-        <w:spacing w:after="40"/>
-        <w:ind w:left="360"/>
-      </w:pPr>
-      <w:r>
-        <w:rPr>
-          <w:rFonts w:ascii="Courier New" w:eastAsia="Courier New" w:hAnsi="Courier New" w:cs="Courier New"/>
-          <w:sz w:val="20"/>
-          <w:szCs w:val="20"/>
-        </w:rPr>
-        <w:t xml:space="preserve">    humidity_relative=0.55,</w:t>
-      </w:r>
-    </w:p>
-    <w:p>
-      <w:pPr>
-        <w:spacing w:after="40"/>
-        <w:ind w:left="360"/>
-      </w:pPr>
-      <w:r>
-        <w:rPr>
-          <w:rFonts w:ascii="Courier New" w:eastAsia="Courier New" w:hAnsi="Courier New" w:cs="Courier New"/>
-          <w:sz w:val="20"/>
-          <w:szCs w:val="20"/>
-        </w:rPr>
-        <w:t xml:space="preserve">    wind_speed_m_s=2.5,</w:t>
-      </w:r>
-    </w:p>
-    <w:p>
-      <w:pPr>
-        <w:spacing w:after="40"/>
-        <w:ind w:left="360"/>
-      </w:pPr>
-      <w:r>
-        <w:rPr>
-          <w:rFonts w:ascii="Courier New" w:eastAsia="Courier New" w:hAnsi="Courier New" w:cs="Courier New"/>
-          <w:sz w:val="20"/>
-          <w:szCs w:val="20"/>
+        <w:rPr>
+          <w:lang w:val="en-US"/>
+        </w:rPr>
+      </w:pPr>
+      <w:r>
+        <w:t xml:space="preserve">Nella pratica del dashboard giornaliero non chiamerai compute_et direttamente: la libreria offre due metodi di alto livello che invocano il selettore per te in modo trasparente. Sul Pot c'è apply_balance_step_from_weather(weather, current_date), che riceve un WeatherDay (la dataclass meteo del giorno, definita in domain/weather.py) e applica internamente compute_et con i dati appropriati e i parametri della specie. Sul Garden c'è apply_step_all_from_weather(weather, current_date) che fa la stessa cosa per tutti i vasi outdoor del giardino in un colpo solo. </w:t>
+      </w:r>
+      <w:proofErr w:type="spellStart"/>
+      <w:r>
+        <w:rPr>
+          <w:lang w:val="en-US"/>
+        </w:rPr>
+        <w:t>Esempio</w:t>
+      </w:r>
+      <w:proofErr w:type="spellEnd"/>
+      <w:r>
+        <w:rPr>
+          <w:lang w:val="en-US"/>
+        </w:rPr>
+        <w:t>:</w:t>
+      </w:r>
+    </w:p>
+    <w:p>
+      <w:pPr>
+        <w:spacing w:after="40"/>
+        <w:ind w:left="360"/>
+        <w:rPr>
+          <w:lang w:val="en-US"/>
+        </w:rPr>
+      </w:pPr>
+      <w:r>
+        <w:rPr>
+          <w:rFonts w:ascii="Courier New" w:eastAsia="Courier New" w:hAnsi="Courier New" w:cs="Courier New"/>
+          <w:sz w:val="20"/>
+          <w:szCs w:val="20"/>
+          <w:lang w:val="en-US"/>
+        </w:rPr>
+        <w:t>from datetime import date</w:t>
+      </w:r>
+    </w:p>
+    <w:p>
+      <w:pPr>
+        <w:spacing w:after="40"/>
+        <w:ind w:left="360"/>
+        <w:rPr>
+          <w:lang w:val="en-US"/>
+        </w:rPr>
+      </w:pPr>
+      <w:r>
+        <w:rPr>
+          <w:rFonts w:ascii="Courier New" w:eastAsia="Courier New" w:hAnsi="Courier New" w:cs="Courier New"/>
+          <w:sz w:val="20"/>
+          <w:szCs w:val="20"/>
+          <w:lang w:val="en-US"/>
+        </w:rPr>
+        <w:t xml:space="preserve">from </w:t>
+      </w:r>
+      <w:proofErr w:type="spellStart"/>
+      <w:proofErr w:type="gramStart"/>
+      <w:r>
+        <w:rPr>
+          <w:rFonts w:ascii="Courier New" w:eastAsia="Courier New" w:hAnsi="Courier New" w:cs="Courier New"/>
+          <w:sz w:val="20"/>
+          <w:szCs w:val="20"/>
+          <w:lang w:val="en-US"/>
+        </w:rPr>
+        <w:t>fitosim.domain</w:t>
+      </w:r>
+      <w:proofErr w:type="gramEnd"/>
+      <w:r>
+        <w:rPr>
+          <w:rFonts w:ascii="Courier New" w:eastAsia="Courier New" w:hAnsi="Courier New" w:cs="Courier New"/>
+          <w:sz w:val="20"/>
+          <w:szCs w:val="20"/>
+          <w:lang w:val="en-US"/>
+        </w:rPr>
+        <w:t>.weather</w:t>
+      </w:r>
+      <w:proofErr w:type="spellEnd"/>
+      <w:r>
+        <w:rPr>
+          <w:rFonts w:ascii="Courier New" w:eastAsia="Courier New" w:hAnsi="Courier New" w:cs="Courier New"/>
+          <w:sz w:val="20"/>
+          <w:szCs w:val="20"/>
+          <w:lang w:val="en-US"/>
+        </w:rPr>
+        <w:t xml:space="preserve"> import </w:t>
+      </w:r>
+      <w:proofErr w:type="spellStart"/>
+      <w:r>
+        <w:rPr>
+          <w:rFonts w:ascii="Courier New" w:eastAsia="Courier New" w:hAnsi="Courier New" w:cs="Courier New"/>
+          <w:sz w:val="20"/>
+          <w:szCs w:val="20"/>
+          <w:lang w:val="en-US"/>
+        </w:rPr>
+        <w:t>WeatherDay</w:t>
+      </w:r>
+      <w:proofErr w:type="spellEnd"/>
+    </w:p>
+    <w:p>
+      <w:pPr>
+        <w:spacing w:after="40"/>
+        <w:ind w:left="360"/>
+        <w:rPr>
+          <w:lang w:val="en-US"/>
+        </w:rPr>
+      </w:pPr>
+    </w:p>
+    <w:p>
+      <w:pPr>
+        <w:spacing w:after="40"/>
+        <w:ind w:left="360"/>
+        <w:rPr>
+          <w:lang w:val="en-US"/>
+        </w:rPr>
+      </w:pPr>
+      <w:proofErr w:type="spellStart"/>
+      <w:r>
+        <w:rPr>
+          <w:rFonts w:ascii="Courier New" w:eastAsia="Courier New" w:hAnsi="Courier New" w:cs="Courier New"/>
+          <w:sz w:val="20"/>
+          <w:szCs w:val="20"/>
+          <w:lang w:val="en-US"/>
+        </w:rPr>
+        <w:t>meteo_oggi</w:t>
+      </w:r>
+      <w:proofErr w:type="spellEnd"/>
+      <w:r>
+        <w:rPr>
+          <w:rFonts w:ascii="Courier New" w:eastAsia="Courier New" w:hAnsi="Courier New" w:cs="Courier New"/>
+          <w:sz w:val="20"/>
+          <w:szCs w:val="20"/>
+          <w:lang w:val="en-US"/>
+        </w:rPr>
+        <w:t xml:space="preserve"> = </w:t>
+      </w:r>
+      <w:proofErr w:type="spellStart"/>
+      <w:proofErr w:type="gramStart"/>
+      <w:r>
+        <w:rPr>
+          <w:rFonts w:ascii="Courier New" w:eastAsia="Courier New" w:hAnsi="Courier New" w:cs="Courier New"/>
+          <w:sz w:val="20"/>
+          <w:szCs w:val="20"/>
+          <w:lang w:val="en-US"/>
+        </w:rPr>
+        <w:t>WeatherDay</w:t>
+      </w:r>
+      <w:proofErr w:type="spellEnd"/>
+      <w:r>
+        <w:rPr>
+          <w:rFonts w:ascii="Courier New" w:eastAsia="Courier New" w:hAnsi="Courier New" w:cs="Courier New"/>
+          <w:sz w:val="20"/>
+          <w:szCs w:val="20"/>
+          <w:lang w:val="en-US"/>
+        </w:rPr>
+        <w:t>(</w:t>
+      </w:r>
+      <w:proofErr w:type="gramEnd"/>
+    </w:p>
+    <w:p>
+      <w:pPr>
+        <w:spacing w:after="40"/>
+        <w:ind w:left="360"/>
+        <w:rPr>
+          <w:lang w:val="en-US"/>
+        </w:rPr>
+      </w:pPr>
+      <w:r>
+        <w:rPr>
+          <w:rFonts w:ascii="Courier New" w:eastAsia="Courier New" w:hAnsi="Courier New" w:cs="Courier New"/>
+          <w:sz w:val="20"/>
+          <w:szCs w:val="20"/>
+          <w:lang w:val="en-US"/>
+        </w:rPr>
+        <w:t xml:space="preserve">    date_=</w:t>
+      </w:r>
+      <w:proofErr w:type="gramStart"/>
+      <w:r>
+        <w:rPr>
+          <w:rFonts w:ascii="Courier New" w:eastAsia="Courier New" w:hAnsi="Courier New" w:cs="Courier New"/>
+          <w:sz w:val="20"/>
+          <w:szCs w:val="20"/>
+          <w:lang w:val="en-US"/>
+        </w:rPr>
+        <w:t>date(</w:t>
+      </w:r>
+      <w:proofErr w:type="gramEnd"/>
+      <w:r>
+        <w:rPr>
+          <w:rFonts w:ascii="Courier New" w:eastAsia="Courier New" w:hAnsi="Courier New" w:cs="Courier New"/>
+          <w:sz w:val="20"/>
+          <w:szCs w:val="20"/>
+          <w:lang w:val="en-US"/>
+        </w:rPr>
+        <w:t>2026, 7, 19),</w:t>
+      </w:r>
+    </w:p>
+    <w:p>
+      <w:pPr>
+        <w:spacing w:after="40"/>
+        <w:ind w:left="360"/>
+        <w:rPr>
+          <w:lang w:val="en-US"/>
+        </w:rPr>
+      </w:pPr>
+      <w:r>
+        <w:rPr>
+          <w:rFonts w:ascii="Courier New" w:eastAsia="Courier New" w:hAnsi="Courier New" w:cs="Courier New"/>
+          <w:sz w:val="20"/>
+          <w:szCs w:val="20"/>
+          <w:lang w:val="en-US"/>
+        </w:rPr>
+        <w:t xml:space="preserve">    </w:t>
+      </w:r>
+      <w:proofErr w:type="spellStart"/>
+      <w:r>
+        <w:rPr>
+          <w:rFonts w:ascii="Courier New" w:eastAsia="Courier New" w:hAnsi="Courier New" w:cs="Courier New"/>
+          <w:sz w:val="20"/>
+          <w:szCs w:val="20"/>
+          <w:lang w:val="en-US"/>
+        </w:rPr>
+        <w:t>t_min</w:t>
+      </w:r>
+      <w:proofErr w:type="spellEnd"/>
+      <w:r>
+        <w:rPr>
+          <w:rFonts w:ascii="Courier New" w:eastAsia="Courier New" w:hAnsi="Courier New" w:cs="Courier New"/>
+          <w:sz w:val="20"/>
+          <w:szCs w:val="20"/>
+          <w:lang w:val="en-US"/>
+        </w:rPr>
+        <w:t xml:space="preserve">=18.0, </w:t>
+      </w:r>
+      <w:proofErr w:type="spellStart"/>
+      <w:r>
+        <w:rPr>
+          <w:rFonts w:ascii="Courier New" w:eastAsia="Courier New" w:hAnsi="Courier New" w:cs="Courier New"/>
+          <w:sz w:val="20"/>
+          <w:szCs w:val="20"/>
+          <w:lang w:val="en-US"/>
+        </w:rPr>
+        <w:t>t_max</w:t>
+      </w:r>
+      <w:proofErr w:type="spellEnd"/>
+      <w:r>
+        <w:rPr>
+          <w:rFonts w:ascii="Courier New" w:eastAsia="Courier New" w:hAnsi="Courier New" w:cs="Courier New"/>
+          <w:sz w:val="20"/>
+          <w:szCs w:val="20"/>
+          <w:lang w:val="en-US"/>
+        </w:rPr>
+        <w:t>=28.0,</w:t>
+      </w:r>
+    </w:p>
+    <w:p>
+      <w:pPr>
+        <w:spacing w:after="40"/>
+        <w:ind w:left="360"/>
+        <w:rPr>
+          <w:lang w:val="en-US"/>
+        </w:rPr>
+      </w:pPr>
+      <w:r>
+        <w:rPr>
+          <w:rFonts w:ascii="Courier New" w:eastAsia="Courier New" w:hAnsi="Courier New" w:cs="Courier New"/>
+          <w:sz w:val="20"/>
+          <w:szCs w:val="20"/>
+          <w:lang w:val="en-US"/>
+        </w:rPr>
+        <w:t xml:space="preserve">    </w:t>
+      </w:r>
+      <w:proofErr w:type="spellStart"/>
+      <w:r>
+        <w:rPr>
+          <w:rFonts w:ascii="Courier New" w:eastAsia="Courier New" w:hAnsi="Courier New" w:cs="Courier New"/>
+          <w:sz w:val="20"/>
+          <w:szCs w:val="20"/>
+          <w:lang w:val="en-US"/>
+        </w:rPr>
+        <w:t>humidity_relative</w:t>
+      </w:r>
+      <w:proofErr w:type="spellEnd"/>
+      <w:r>
+        <w:rPr>
+          <w:rFonts w:ascii="Courier New" w:eastAsia="Courier New" w:hAnsi="Courier New" w:cs="Courier New"/>
+          <w:sz w:val="20"/>
+          <w:szCs w:val="20"/>
+          <w:lang w:val="en-US"/>
+        </w:rPr>
+        <w:t>=0.55,</w:t>
+      </w:r>
+    </w:p>
+    <w:p>
+      <w:pPr>
+        <w:spacing w:after="40"/>
+        <w:ind w:left="360"/>
+        <w:rPr>
+          <w:lang w:val="en-US"/>
+        </w:rPr>
+      </w:pPr>
+      <w:r>
+        <w:rPr>
+          <w:rFonts w:ascii="Courier New" w:eastAsia="Courier New" w:hAnsi="Courier New" w:cs="Courier New"/>
+          <w:sz w:val="20"/>
+          <w:szCs w:val="20"/>
+          <w:lang w:val="en-US"/>
+        </w:rPr>
+        <w:t xml:space="preserve">    </w:t>
+      </w:r>
+      <w:proofErr w:type="spellStart"/>
+      <w:r>
+        <w:rPr>
+          <w:rFonts w:ascii="Courier New" w:eastAsia="Courier New" w:hAnsi="Courier New" w:cs="Courier New"/>
+          <w:sz w:val="20"/>
+          <w:szCs w:val="20"/>
+          <w:lang w:val="en-US"/>
+        </w:rPr>
+        <w:t>wind_speed_m_s</w:t>
+      </w:r>
+      <w:proofErr w:type="spellEnd"/>
+      <w:r>
+        <w:rPr>
+          <w:rFonts w:ascii="Courier New" w:eastAsia="Courier New" w:hAnsi="Courier New" w:cs="Courier New"/>
+          <w:sz w:val="20"/>
+          <w:szCs w:val="20"/>
+          <w:lang w:val="en-US"/>
+        </w:rPr>
+        <w:t>=2.5,</w:t>
+      </w:r>
+    </w:p>
+    <w:p>
+      <w:pPr>
+        <w:spacing w:after="40"/>
+        <w:ind w:left="360"/>
+        <w:rPr>
+          <w:lang w:val="en-US"/>
+        </w:rPr>
+      </w:pPr>
+      <w:r>
+        <w:rPr>
+          <w:rFonts w:ascii="Courier New" w:eastAsia="Courier New" w:hAnsi="Courier New" w:cs="Courier New"/>
+          <w:sz w:val="20"/>
+          <w:szCs w:val="20"/>
+          <w:lang w:val="en-US"/>
         </w:rPr>
         <w:t xml:space="preserve">    solar_radiation_mj_m2_day=22.0,</w:t>
       </w:r>
@@ -9281,50 +10059,191 @@
       <w:pPr>
         <w:spacing w:after="40"/>
         <w:ind w:left="360"/>
-      </w:pPr>
-      <w:r>
-        <w:rPr>
-          <w:rFonts w:ascii="Courier New" w:eastAsia="Courier New" w:hAnsi="Courier New" w:cs="Courier New"/>
-          <w:sz w:val="20"/>
-          <w:szCs w:val="20"/>
-        </w:rPr>
-        <w:t xml:space="preserve">    rainfall_mm=0.0,</w:t>
-      </w:r>
-    </w:p>
-    <w:p>
-      <w:pPr>
-        <w:spacing w:after="40"/>
-        <w:ind w:left="360"/>
-      </w:pPr>
-      <w:r>
-        <w:rPr>
-          <w:rFonts w:ascii="Courier New" w:eastAsia="Courier New" w:hAnsi="Courier New" w:cs="Courier New"/>
-          <w:sz w:val="20"/>
-          <w:szCs w:val="20"/>
-        </w:rPr>
-        <w:t xml:space="preserve">)</w:t>
-      </w:r>
-    </w:p>
-    <w:p>
-      <w:pPr>
-        <w:spacing w:after="40"/>
-        <w:ind w:left="360"/>
-      </w:pPr>
-      <w:r>
-        <w:rPr>
-          <w:rFonts w:ascii="Courier New" w:eastAsia="Courier New" w:hAnsi="Courier New" w:cs="Courier New"/>
-          <w:sz w:val="20"/>
-          <w:szCs w:val="20"/>
-        </w:rPr>
-        <w:t xml:space="preserve">garden.apply_step_all_from_weather(meteo_oggi, current_date=date(2026, 7, 19))</w:t>
-      </w:r>
-    </w:p>
-    <w:p>
-      <w:pPr>
-        <w:spacing w:after="160"/>
-      </w:pPr>
-      <w:r>
-        <w:t xml:space="preserve">Il vecchio metodo apply_step_all(et_0_mm, current_date, rainfall_mm) continua a funzionare invariato per retrocompatibilità: se hai già calcolato ET₀ da una fonte esterna (per esempio dall'API Ecowitt), puoi passarlo direttamente come prima. La differenza è che il nuovo metodo _from_weather sfrutta il selettore "best available" e produce un risultato più accurato quando hai i dati meteo completi.</w:t>
+        <w:rPr>
+          <w:lang w:val="en-US"/>
+        </w:rPr>
+      </w:pPr>
+      <w:r>
+        <w:rPr>
+          <w:rFonts w:ascii="Courier New" w:eastAsia="Courier New" w:hAnsi="Courier New" w:cs="Courier New"/>
+          <w:sz w:val="20"/>
+          <w:szCs w:val="20"/>
+          <w:lang w:val="en-US"/>
+        </w:rPr>
+        <w:t xml:space="preserve">    </w:t>
+      </w:r>
+      <w:proofErr w:type="spellStart"/>
+      <w:r>
+        <w:rPr>
+          <w:rFonts w:ascii="Courier New" w:eastAsia="Courier New" w:hAnsi="Courier New" w:cs="Courier New"/>
+          <w:sz w:val="20"/>
+          <w:szCs w:val="20"/>
+          <w:lang w:val="en-US"/>
+        </w:rPr>
+        <w:t>rainfall_mm</w:t>
+      </w:r>
+      <w:proofErr w:type="spellEnd"/>
+      <w:r>
+        <w:rPr>
+          <w:rFonts w:ascii="Courier New" w:eastAsia="Courier New" w:hAnsi="Courier New" w:cs="Courier New"/>
+          <w:sz w:val="20"/>
+          <w:szCs w:val="20"/>
+          <w:lang w:val="en-US"/>
+        </w:rPr>
+        <w:t>=0.0,</w:t>
+      </w:r>
+    </w:p>
+    <w:p>
+      <w:pPr>
+        <w:spacing w:after="40"/>
+        <w:ind w:left="360"/>
+        <w:rPr>
+          <w:lang w:val="en-US"/>
+        </w:rPr>
+      </w:pPr>
+      <w:r>
+        <w:rPr>
+          <w:rFonts w:ascii="Courier New" w:eastAsia="Courier New" w:hAnsi="Courier New" w:cs="Courier New"/>
+          <w:sz w:val="20"/>
+          <w:szCs w:val="20"/>
+          <w:lang w:val="en-US"/>
+        </w:rPr>
+        <w:t>)</w:t>
+      </w:r>
+    </w:p>
+    <w:p>
+      <w:pPr>
+        <w:spacing w:after="40"/>
+        <w:ind w:left="360"/>
+        <w:rPr>
+          <w:lang w:val="en-US"/>
+        </w:rPr>
+      </w:pPr>
+      <w:proofErr w:type="spellStart"/>
+      <w:proofErr w:type="gramStart"/>
+      <w:r>
+        <w:rPr>
+          <w:rFonts w:ascii="Courier New" w:eastAsia="Courier New" w:hAnsi="Courier New" w:cs="Courier New"/>
+          <w:sz w:val="20"/>
+          <w:szCs w:val="20"/>
+          <w:lang w:val="en-US"/>
+        </w:rPr>
+        <w:t>garden.apply</w:t>
+      </w:r>
+      <w:proofErr w:type="gramEnd"/>
+      <w:r>
+        <w:rPr>
+          <w:rFonts w:ascii="Courier New" w:eastAsia="Courier New" w:hAnsi="Courier New" w:cs="Courier New"/>
+          <w:sz w:val="20"/>
+          <w:szCs w:val="20"/>
+          <w:lang w:val="en-US"/>
+        </w:rPr>
+        <w:t>_step_all_from_</w:t>
+      </w:r>
+      <w:proofErr w:type="gramStart"/>
+      <w:r>
+        <w:rPr>
+          <w:rFonts w:ascii="Courier New" w:eastAsia="Courier New" w:hAnsi="Courier New" w:cs="Courier New"/>
+          <w:sz w:val="20"/>
+          <w:szCs w:val="20"/>
+          <w:lang w:val="en-US"/>
+        </w:rPr>
+        <w:t>weather</w:t>
+      </w:r>
+      <w:proofErr w:type="spellEnd"/>
+      <w:r>
+        <w:rPr>
+          <w:rFonts w:ascii="Courier New" w:eastAsia="Courier New" w:hAnsi="Courier New" w:cs="Courier New"/>
+          <w:sz w:val="20"/>
+          <w:szCs w:val="20"/>
+          <w:lang w:val="en-US"/>
+        </w:rPr>
+        <w:t>(</w:t>
+      </w:r>
+      <w:proofErr w:type="spellStart"/>
+      <w:proofErr w:type="gramEnd"/>
+      <w:r>
+        <w:rPr>
+          <w:rFonts w:ascii="Courier New" w:eastAsia="Courier New" w:hAnsi="Courier New" w:cs="Courier New"/>
+          <w:sz w:val="20"/>
+          <w:szCs w:val="20"/>
+          <w:lang w:val="en-US"/>
+        </w:rPr>
+        <w:t>meteo_oggi</w:t>
+      </w:r>
+      <w:proofErr w:type="spellEnd"/>
+      <w:r>
+        <w:rPr>
+          <w:rFonts w:ascii="Courier New" w:eastAsia="Courier New" w:hAnsi="Courier New" w:cs="Courier New"/>
+          <w:sz w:val="20"/>
+          <w:szCs w:val="20"/>
+          <w:lang w:val="en-US"/>
+        </w:rPr>
+        <w:t xml:space="preserve">, </w:t>
+      </w:r>
+      <w:proofErr w:type="spellStart"/>
+      <w:r>
+        <w:rPr>
+          <w:rFonts w:ascii="Courier New" w:eastAsia="Courier New" w:hAnsi="Courier New" w:cs="Courier New"/>
+          <w:sz w:val="20"/>
+          <w:szCs w:val="20"/>
+          <w:lang w:val="en-US"/>
+        </w:rPr>
+        <w:t>current_date</w:t>
+      </w:r>
+      <w:proofErr w:type="spellEnd"/>
+      <w:r>
+        <w:rPr>
+          <w:rFonts w:ascii="Courier New" w:eastAsia="Courier New" w:hAnsi="Courier New" w:cs="Courier New"/>
+          <w:sz w:val="20"/>
+          <w:szCs w:val="20"/>
+          <w:lang w:val="en-US"/>
+        </w:rPr>
+        <w:t>=</w:t>
+      </w:r>
+      <w:proofErr w:type="gramStart"/>
+      <w:r>
+        <w:rPr>
+          <w:rFonts w:ascii="Courier New" w:eastAsia="Courier New" w:hAnsi="Courier New" w:cs="Courier New"/>
+          <w:sz w:val="20"/>
+          <w:szCs w:val="20"/>
+          <w:lang w:val="en-US"/>
+        </w:rPr>
+        <w:t>date(</w:t>
+      </w:r>
+      <w:proofErr w:type="gramEnd"/>
+      <w:r>
+        <w:rPr>
+          <w:rFonts w:ascii="Courier New" w:eastAsia="Courier New" w:hAnsi="Courier New" w:cs="Courier New"/>
+          <w:sz w:val="20"/>
+          <w:szCs w:val="20"/>
+          <w:lang w:val="en-US"/>
+        </w:rPr>
+        <w:t>2026, 7, 19))</w:t>
+      </w:r>
+    </w:p>
+    <w:p>
+      <w:pPr>
+        <w:spacing w:after="160"/>
+      </w:pPr>
+      <w:r>
+        <w:t xml:space="preserve">Il vecchio metodo </w:t>
+      </w:r>
+      <w:proofErr w:type="spellStart"/>
+      <w:r>
+        <w:t>apply_step_</w:t>
+      </w:r>
+      <w:proofErr w:type="gramStart"/>
+      <w:r>
+        <w:t>all</w:t>
+      </w:r>
+      <w:proofErr w:type="spellEnd"/>
+      <w:r>
+        <w:t>(</w:t>
+      </w:r>
+      <w:proofErr w:type="gramEnd"/>
+      <w:r>
+        <w:t>et_0_mm, current_date, rainfall_mm) continua a funzionare invariato per retrocompatibilità: se hai già calcolato ET₀ da una fonte esterna (per esempio dall'API Ecowitt), puoi passarlo direttamente come prima. La differenza è che il nuovo metodo _from_weather sfrutta il selettore "best available" e produce un risultato più accurato quando hai i dati meteo completi.</w:t>
       </w:r>
     </w:p>
     <w:p>
@@ -9340,15 +10259,16 @@
         <w:spacing w:after="160"/>
       </w:pPr>
       <w:r>
-        <w:t xml:space="preserve">Il fisico è l'opzione più accurata in assoluto, ma richiede che la specie abbia popolati i campi stomatal_resistance_s_m e crop_height_m. Nel catalogo predefinito di fitosim queste informazioni sono presenti per le specie principali (BASIL ha rs=200 s/m e h=0.40 m, TOMATO ha rs=120 s/m e h=1.50 m, ROSEMARY ha rs=300 s/m e h=0.60 m, CACTUS ha rs=600 s/m e h=0.30 m per riflettere la fisiologia CAM, ecc.); se stai costruendo una Species custom, puoi popolarli usando la letteratura agronomica o lasciarli a None per ricadere automaticamente sul Penman-Monteith standard.</w:t>
-      </w:r>
-    </w:p>
-    <w:p>
-      <w:pPr>
-        <w:spacing w:after="160"/>
-      </w:pPr>
-      <w:r>
-        <w:t xml:space="preserve">La differenza tra fisico e standard è particolarmente significativa per specie con fisiologia atipica come succulente e cactacee a metabolismo CAM, dove la resistenza stomatica elevata produce un'evapotraspirazione molto più bassa di quanto Hargreaves o Penman-Monteith standard predirebbero. Per queste specie il fisico è quasi obbligatorio se vuoi previsioni realistiche; per specie a metabolismo C3 standard (basilico, rosmarino, pomodoro) lo standard è quasi altrettanto buono.</w:t>
+        <w:t>Il fisico è l'opzione più accurata in assoluto, ma richiede che la specie abbia popolati i campi stomatal_resistance_s_m e crop_height_m. Nel catalogo predefinito di fitosim queste informazioni sono presenti per le specie principali (BASIL ha rs=200 s/m e h=0.40 m, TOMATO ha rs=120 s/m e h=1.50 m, ROSEMARY ha rs=300 s/m e h=0.60 m, CACTUS ha rs=600 s/m e h=0.30 m per riflettere la fisiologia CAM, ecc.); se stai costruendo una Species custom, puoi popolarli usando la letteratura agronomica o lasciarli a None per ricadere automaticamente sul Penman-Monteith standard.</w:t>
+      </w:r>
+    </w:p>
+    <w:p>
+      <w:pPr>
+        <w:spacing w:after="160"/>
+      </w:pPr>
+      <w:r>
+        <w:lastRenderedPageBreak/>
+        <w:t>La differenza tra fisico e standard è particolarmente significativa per specie con fisiologia atipica come succulente e cactacee a metabolismo CAM, dove la resistenza stomatica elevata produce un'evapotraspirazione molto più bassa di quanto Hargreaves o Penman-Monteith standard predirebbero. Per queste specie il fisico è quasi obbligatorio se vuoi previsioni realistiche; per specie a metabolismo C3 standard (basilico, rosmarino, pomodoro) lo standard è quasi altrettanto buono.</w:t>
       </w:r>
     </w:p>
     <w:p>
@@ -9364,7 +10284,7 @@
         <w:spacing w:after="160"/>
       </w:pPr>
       <w:r>
-        <w:t xml:space="preserve">Quando vuoi sapere quale formula sta usando il selettore per un dato vaso in una data giornata, puoi chiamare compute_et direttamente con gli stessi argomenti che il Pot userebbe, e ispezionare il campo method del risultato. Più operativamente, la demo dell'appartamento (sotto-tappa 5-E) produce una heatmap PNG che mostra giorno per giorno e vaso per vaso quale metodo è stato usato, ed è un buon punto di partenza per costruire la stessa visualizzazione nel tuo dashboard.</w:t>
+        <w:t>Quando vuoi sapere quale formula sta usando il selettore per un dato vaso in una data giornata, puoi chiamare compute_et direttamente con gli stessi argomenti che il Pot userebbe, e ispezionare il campo method del risultato. Più operativamente, la demo dell'appartamento (sotto-tappa 5-E) produce una heatmap PNG che mostra giorno per giorno e vaso per vaso quale metodo è stato usato, ed è un buon punto di partenza per costruire la stessa visualizzazione nel tuo dashboard.</w:t>
       </w:r>
     </w:p>
     <w:p>
@@ -9382,15 +10302,15 @@
         <w:spacing w:after="160"/>
       </w:pPr>
       <w:r>
-        <w:t xml:space="preserve">Fino al capitolo 17 il manuale ha trattato implicitamente vasi outdoor: vasi che vivono sul balcone o in giardino, ricevono pioggia, sono esposti al sole e al vento, e il loro bilancio idrico è alimentato dai dati meteo esterni. Per i vasi indoor — quelli che vivono dentro casa, in salotto, in cucina, in camera da letto — il quadro è completamente diverso: non ricevono pioggia, il vento è quello eventualmente generato da un ventilatore, l'umidità relativa è quella della stanza non quella del balcone, la temperatura è quella della stanza, e la radiazione solare è una piccola frazione di quella outdoor che dipende dalla posizione del vaso rispetto alle finestre.</w:t>
-      </w:r>
-    </w:p>
-    <w:p>
-      <w:pPr>
-        <w:spacing w:after="160"/>
-      </w:pPr>
-      <w:r>
-        <w:t xml:space="preserve">La tappa 5 della fascia 2 ha introdotto un modello dedicato per i vasi indoor, basato su una nuova entità di dominio chiamata Room che rappresenta lo spazio fisico (una stanza o una zona di una stanza) in cui vivono uno o più vasi indoor con il loro microclima condiviso. Questo capitolo ti spiega come modellare il tuo appartamento con fitosim: come creare le Room, come associarvi i vasi, come alimentare il modello dal sensore ambientale WN31 di Ecowitt, come parametrizzare l'esposizione luminosa di ogni vaso.</w:t>
+        <w:t>Fino al capitolo 17 il manuale ha trattato implicitamente vasi outdoor: vasi che vivono sul balcone o in giardino, ricevono pioggia, sono esposti al sole e al vento, e il loro bilancio idrico è alimentato dai dati meteo esterni. Per i vasi indoor — quelli che vivono dentro casa, in salotto, in cucina, in camera da letto — il quadro è completamente diverso: non ricevono pioggia, il vento è quello eventualmente generato da un ventilatore, l'umidità relativa è quella della stanza non quella del balcone, la temperatura è quella della stanza, e la radiazione solare è una piccola frazione di quella outdoor che dipende dalla posizione del vaso rispetto alle finestre.</w:t>
+      </w:r>
+    </w:p>
+    <w:p>
+      <w:pPr>
+        <w:spacing w:after="160"/>
+      </w:pPr>
+      <w:r>
+        <w:t>La tappa 5 della fascia 2 ha introdotto un modello dedicato per i vasi indoor, basato su una nuova entità di dominio chiamata Room che rappresenta lo spazio fisico (una stanza o una zona di una stanza) in cui vivono uno o più vasi indoor con il loro microclima condiviso. Questo capitolo ti spiega come modellare il tuo appartamento con fitosim: come creare le Room, come associarvi i vasi, come alimentare il modello dal sensore ambientale WN31 di Ecowitt, come parametrizzare l'esposizione luminosa di ogni vaso.</w:t>
       </w:r>
     </w:p>
     <w:p>
@@ -9406,15 +10326,15 @@
         <w:spacing w:after="160"/>
       </w:pPr>
       <w:r>
-        <w:t xml:space="preserve">L'introduzione della Room non è una sofisticazione gratuita ma una conseguenza fisica del fatto che il sensore WN31 di Ecowitt (alias commerciale WH31, lo stesso prodotto con due nomi) non è una sonda dedicata al singolo vaso ma un trasmettitore ambientale che misura il microclima di una stanza intera. Cinque vasi che condividono il salotto condividono lo stesso microclima ambientale; un sesto vaso in camera da letto richiede un secondo WN31 per quella stanza.</w:t>
-      </w:r>
-    </w:p>
-    <w:p>
-      <w:pPr>
-        <w:spacing w:after="160"/>
-      </w:pPr>
-      <w:r>
-        <w:t xml:space="preserve">Il modello rispecchia questa fisica esplicitamente attraverso l'entità Room invece di duplicare i dati meteo per ogni vaso. Ogni Room ha un room_id univoco (una stringa scelta da te, per esempio "salotto"), un nome leggibile per UI e log, l'eventuale channel_id del WN31 mappato, il microclima corrente come stato mutabile, e un default_wind_m_s di 0.5 m/s per rappresentare il vento minimo convettivo della stanza. I Pot indoor si associano alla loro Room tramite il campo opzionale room_id.</w:t>
+        <w:t>L'introduzione della Room non è una sofisticazione gratuita ma una conseguenza fisica del fatto che il sensore WN31 di Ecowitt (alias commerciale WH31, lo stesso prodotto con due nomi) non è una sonda dedicata al singolo vaso ma un trasmettitore ambientale che misura il microclima di una stanza intera. Cinque vasi che condividono il salotto condividono lo stesso microclima ambientale; un sesto vaso in camera da letto richiede un secondo WN31 per quella stanza.</w:t>
+      </w:r>
+    </w:p>
+    <w:p>
+      <w:pPr>
+        <w:spacing w:after="160"/>
+      </w:pPr>
+      <w:r>
+        <w:t>Il modello rispecchia questa fisica esplicitamente attraverso l'entità Room invece di duplicare i dati meteo per ogni vaso. Ogni Room ha un room_id univoco (una stringa scelta da te, per esempio "salotto"), un nome leggibile per UI e log, l'eventuale channel_id del WN31 mappato, il microclima corrente come stato mutabile, e un default_wind_m_s di 0.5 m/s per rappresentare il vento minimo convettivo della stanza. I Pot indoor si associano alla loro Room tramite il campo opzionale room_id.</w:t>
       </w:r>
     </w:p>
     <w:p>
@@ -9430,119 +10350,273 @@
         <w:spacing w:after="160"/>
       </w:pPr>
       <w:r>
-        <w:t xml:space="preserve">Il punto di partenza è creare le Room corrispondenti alle stanze dell'appartamento e aggiungerle al Garden con add_room. Esempio per un appartamento con vasi in salotto e in camera da letto:</w:t>
-      </w:r>
-    </w:p>
-    <w:p>
-      <w:pPr>
-        <w:spacing w:after="40"/>
-        <w:ind w:left="360"/>
-      </w:pPr>
-      <w:r>
-        <w:rPr>
-          <w:rFonts w:ascii="Courier New" w:eastAsia="Courier New" w:hAnsi="Courier New" w:cs="Courier New"/>
-          <w:sz w:val="20"/>
-          <w:szCs w:val="20"/>
-        </w:rPr>
-        <w:t xml:space="preserve">from fitosim.domain.garden import Garden</w:t>
-      </w:r>
-    </w:p>
-    <w:p>
-      <w:pPr>
-        <w:spacing w:after="40"/>
-        <w:ind w:left="360"/>
-      </w:pPr>
-      <w:r>
-        <w:rPr>
-          <w:rFonts w:ascii="Courier New" w:eastAsia="Courier New" w:hAnsi="Courier New" w:cs="Courier New"/>
-          <w:sz w:val="20"/>
-          <w:szCs w:val="20"/>
-        </w:rPr>
-        <w:t xml:space="preserve">from fitosim.domain.room import Room</w:t>
-      </w:r>
-    </w:p>
-    <w:p>
-      <w:pPr>
-        <w:spacing w:after="40"/>
-        <w:ind w:left="360"/>
-      </w:pPr>
-      <w:r>
-        <w:rPr>
-          <w:rFonts w:ascii="Courier New" w:eastAsia="Courier New" w:hAnsi="Courier New" w:cs="Courier New"/>
-          <w:sz w:val="20"/>
-          <w:szCs w:val="20"/>
-        </w:rPr>
-        <w:t xml:space="preserve"/>
-      </w:r>
-    </w:p>
-    <w:p>
-      <w:pPr>
-        <w:spacing w:after="40"/>
-        <w:ind w:left="360"/>
-      </w:pPr>
-      <w:r>
-        <w:rPr>
-          <w:rFonts w:ascii="Courier New" w:eastAsia="Courier New" w:hAnsi="Courier New" w:cs="Courier New"/>
-          <w:sz w:val="20"/>
-          <w:szCs w:val="20"/>
-        </w:rPr>
-        <w:t xml:space="preserve">appartamento = Garden(name="appartamento-milano")</w:t>
-      </w:r>
-    </w:p>
-    <w:p>
-      <w:pPr>
-        <w:spacing w:after="40"/>
-        <w:ind w:left="360"/>
-      </w:pPr>
-      <w:r>
-        <w:rPr>
-          <w:rFonts w:ascii="Courier New" w:eastAsia="Courier New" w:hAnsi="Courier New" w:cs="Courier New"/>
-          <w:sz w:val="20"/>
-          <w:szCs w:val="20"/>
-        </w:rPr>
-        <w:t xml:space="preserve"/>
-      </w:r>
-    </w:p>
-    <w:p>
-      <w:pPr>
-        <w:spacing w:after="40"/>
-        <w:ind w:left="360"/>
-      </w:pPr>
-      <w:r>
-        <w:rPr>
-          <w:rFonts w:ascii="Courier New" w:eastAsia="Courier New" w:hAnsi="Courier New" w:cs="Courier New"/>
-          <w:sz w:val="20"/>
-          <w:szCs w:val="20"/>
-        </w:rPr>
-        <w:t xml:space="preserve">salotto = Room(</w:t>
-      </w:r>
-    </w:p>
-    <w:p>
-      <w:pPr>
-        <w:spacing w:after="40"/>
-        <w:ind w:left="360"/>
-      </w:pPr>
-      <w:r>
-        <w:rPr>
-          <w:rFonts w:ascii="Courier New" w:eastAsia="Courier New" w:hAnsi="Courier New" w:cs="Courier New"/>
-          <w:sz w:val="20"/>
-          <w:szCs w:val="20"/>
-        </w:rPr>
-        <w:t xml:space="preserve">    room_id="salotto",</w:t>
-      </w:r>
-    </w:p>
-    <w:p>
-      <w:pPr>
-        <w:spacing w:after="40"/>
-        <w:ind w:left="360"/>
-      </w:pPr>
-      <w:r>
-        <w:rPr>
-          <w:rFonts w:ascii="Courier New" w:eastAsia="Courier New" w:hAnsi="Courier New" w:cs="Courier New"/>
-          <w:sz w:val="20"/>
-          <w:szCs w:val="20"/>
-        </w:rPr>
-        <w:t xml:space="preserve">    name="Salotto",</w:t>
+        <w:t>Il punto di partenza è creare le Room corrispondenti alle stanze dell'appartamento e aggiungerle al Garden con add_room. Esempio per un appartamento con vasi in salotto e in camera da letto:</w:t>
+      </w:r>
+    </w:p>
+    <w:p>
+      <w:pPr>
+        <w:spacing w:after="40"/>
+        <w:ind w:left="360"/>
+        <w:rPr>
+          <w:lang w:val="en-US"/>
+        </w:rPr>
+      </w:pPr>
+      <w:r>
+        <w:rPr>
+          <w:rFonts w:ascii="Courier New" w:eastAsia="Courier New" w:hAnsi="Courier New" w:cs="Courier New"/>
+          <w:sz w:val="20"/>
+          <w:szCs w:val="20"/>
+          <w:lang w:val="en-US"/>
+        </w:rPr>
+        <w:t xml:space="preserve">from </w:t>
+      </w:r>
+      <w:proofErr w:type="spellStart"/>
+      <w:proofErr w:type="gramStart"/>
+      <w:r>
+        <w:rPr>
+          <w:rFonts w:ascii="Courier New" w:eastAsia="Courier New" w:hAnsi="Courier New" w:cs="Courier New"/>
+          <w:sz w:val="20"/>
+          <w:szCs w:val="20"/>
+          <w:lang w:val="en-US"/>
+        </w:rPr>
+        <w:t>fitosim.domain</w:t>
+      </w:r>
+      <w:proofErr w:type="gramEnd"/>
+      <w:r>
+        <w:rPr>
+          <w:rFonts w:ascii="Courier New" w:eastAsia="Courier New" w:hAnsi="Courier New" w:cs="Courier New"/>
+          <w:sz w:val="20"/>
+          <w:szCs w:val="20"/>
+          <w:lang w:val="en-US"/>
+        </w:rPr>
+        <w:t>.garden</w:t>
+      </w:r>
+      <w:proofErr w:type="spellEnd"/>
+      <w:r>
+        <w:rPr>
+          <w:rFonts w:ascii="Courier New" w:eastAsia="Courier New" w:hAnsi="Courier New" w:cs="Courier New"/>
+          <w:sz w:val="20"/>
+          <w:szCs w:val="20"/>
+          <w:lang w:val="en-US"/>
+        </w:rPr>
+        <w:t xml:space="preserve"> import Garden</w:t>
+      </w:r>
+    </w:p>
+    <w:p>
+      <w:pPr>
+        <w:spacing w:after="40"/>
+        <w:ind w:left="360"/>
+        <w:rPr>
+          <w:lang w:val="en-US"/>
+        </w:rPr>
+      </w:pPr>
+      <w:r>
+        <w:rPr>
+          <w:rFonts w:ascii="Courier New" w:eastAsia="Courier New" w:hAnsi="Courier New" w:cs="Courier New"/>
+          <w:sz w:val="20"/>
+          <w:szCs w:val="20"/>
+          <w:lang w:val="en-US"/>
+        </w:rPr>
+        <w:t xml:space="preserve">from </w:t>
+      </w:r>
+      <w:proofErr w:type="spellStart"/>
+      <w:proofErr w:type="gramStart"/>
+      <w:r>
+        <w:rPr>
+          <w:rFonts w:ascii="Courier New" w:eastAsia="Courier New" w:hAnsi="Courier New" w:cs="Courier New"/>
+          <w:sz w:val="20"/>
+          <w:szCs w:val="20"/>
+          <w:lang w:val="en-US"/>
+        </w:rPr>
+        <w:t>fitosim.domain</w:t>
+      </w:r>
+      <w:proofErr w:type="gramEnd"/>
+      <w:r>
+        <w:rPr>
+          <w:rFonts w:ascii="Courier New" w:eastAsia="Courier New" w:hAnsi="Courier New" w:cs="Courier New"/>
+          <w:sz w:val="20"/>
+          <w:szCs w:val="20"/>
+          <w:lang w:val="en-US"/>
+        </w:rPr>
+        <w:t>.room</w:t>
+      </w:r>
+      <w:proofErr w:type="spellEnd"/>
+      <w:r>
+        <w:rPr>
+          <w:rFonts w:ascii="Courier New" w:eastAsia="Courier New" w:hAnsi="Courier New" w:cs="Courier New"/>
+          <w:sz w:val="20"/>
+          <w:szCs w:val="20"/>
+          <w:lang w:val="en-US"/>
+        </w:rPr>
+        <w:t xml:space="preserve"> import Room</w:t>
+      </w:r>
+    </w:p>
+    <w:p>
+      <w:pPr>
+        <w:spacing w:after="40"/>
+        <w:ind w:left="360"/>
+        <w:rPr>
+          <w:lang w:val="en-US"/>
+        </w:rPr>
+      </w:pPr>
+    </w:p>
+    <w:p>
+      <w:pPr>
+        <w:spacing w:after="40"/>
+        <w:ind w:left="360"/>
+      </w:pPr>
+      <w:r>
+        <w:rPr>
+          <w:rFonts w:ascii="Courier New" w:eastAsia="Courier New" w:hAnsi="Courier New" w:cs="Courier New"/>
+          <w:sz w:val="20"/>
+          <w:szCs w:val="20"/>
+        </w:rPr>
+        <w:t>appartamento = Garden(name="appartamento-</w:t>
+      </w:r>
+      <w:proofErr w:type="spellStart"/>
+      <w:r>
+        <w:rPr>
+          <w:rFonts w:ascii="Courier New" w:eastAsia="Courier New" w:hAnsi="Courier New" w:cs="Courier New"/>
+          <w:sz w:val="20"/>
+          <w:szCs w:val="20"/>
+        </w:rPr>
+        <w:t>milano</w:t>
+      </w:r>
+      <w:proofErr w:type="spellEnd"/>
+      <w:r>
+        <w:rPr>
+          <w:rFonts w:ascii="Courier New" w:eastAsia="Courier New" w:hAnsi="Courier New" w:cs="Courier New"/>
+          <w:sz w:val="20"/>
+          <w:szCs w:val="20"/>
+        </w:rPr>
+        <w:t>")</w:t>
+      </w:r>
+    </w:p>
+    <w:p>
+      <w:pPr>
+        <w:spacing w:after="40"/>
+        <w:ind w:left="360"/>
+      </w:pPr>
+    </w:p>
+    <w:p>
+      <w:pPr>
+        <w:spacing w:after="40"/>
+        <w:ind w:left="360"/>
+        <w:rPr>
+          <w:lang w:val="en-US"/>
+        </w:rPr>
+      </w:pPr>
+      <w:proofErr w:type="spellStart"/>
+      <w:r>
+        <w:rPr>
+          <w:rFonts w:ascii="Courier New" w:eastAsia="Courier New" w:hAnsi="Courier New" w:cs="Courier New"/>
+          <w:sz w:val="20"/>
+          <w:szCs w:val="20"/>
+          <w:lang w:val="en-US"/>
+        </w:rPr>
+        <w:t>salotto</w:t>
+      </w:r>
+      <w:proofErr w:type="spellEnd"/>
+      <w:r>
+        <w:rPr>
+          <w:rFonts w:ascii="Courier New" w:eastAsia="Courier New" w:hAnsi="Courier New" w:cs="Courier New"/>
+          <w:sz w:val="20"/>
+          <w:szCs w:val="20"/>
+          <w:lang w:val="en-US"/>
+        </w:rPr>
+        <w:t xml:space="preserve"> = </w:t>
+      </w:r>
+      <w:proofErr w:type="gramStart"/>
+      <w:r>
+        <w:rPr>
+          <w:rFonts w:ascii="Courier New" w:eastAsia="Courier New" w:hAnsi="Courier New" w:cs="Courier New"/>
+          <w:sz w:val="20"/>
+          <w:szCs w:val="20"/>
+          <w:lang w:val="en-US"/>
+        </w:rPr>
+        <w:t>Room(</w:t>
+      </w:r>
+      <w:proofErr w:type="gramEnd"/>
+    </w:p>
+    <w:p>
+      <w:pPr>
+        <w:spacing w:after="40"/>
+        <w:ind w:left="360"/>
+        <w:rPr>
+          <w:lang w:val="en-US"/>
+        </w:rPr>
+      </w:pPr>
+      <w:r>
+        <w:rPr>
+          <w:rFonts w:ascii="Courier New" w:eastAsia="Courier New" w:hAnsi="Courier New" w:cs="Courier New"/>
+          <w:sz w:val="20"/>
+          <w:szCs w:val="20"/>
+          <w:lang w:val="en-US"/>
+        </w:rPr>
+        <w:t xml:space="preserve">    </w:t>
+      </w:r>
+      <w:proofErr w:type="spellStart"/>
+      <w:r>
+        <w:rPr>
+          <w:rFonts w:ascii="Courier New" w:eastAsia="Courier New" w:hAnsi="Courier New" w:cs="Courier New"/>
+          <w:sz w:val="20"/>
+          <w:szCs w:val="20"/>
+          <w:lang w:val="en-US"/>
+        </w:rPr>
+        <w:t>room_id</w:t>
+      </w:r>
+      <w:proofErr w:type="spellEnd"/>
+      <w:r>
+        <w:rPr>
+          <w:rFonts w:ascii="Courier New" w:eastAsia="Courier New" w:hAnsi="Courier New" w:cs="Courier New"/>
+          <w:sz w:val="20"/>
+          <w:szCs w:val="20"/>
+          <w:lang w:val="en-US"/>
+        </w:rPr>
+        <w:t>="</w:t>
+      </w:r>
+      <w:proofErr w:type="spellStart"/>
+      <w:r>
+        <w:rPr>
+          <w:rFonts w:ascii="Courier New" w:eastAsia="Courier New" w:hAnsi="Courier New" w:cs="Courier New"/>
+          <w:sz w:val="20"/>
+          <w:szCs w:val="20"/>
+          <w:lang w:val="en-US"/>
+        </w:rPr>
+        <w:t>salotto</w:t>
+      </w:r>
+      <w:proofErr w:type="spellEnd"/>
+      <w:r>
+        <w:rPr>
+          <w:rFonts w:ascii="Courier New" w:eastAsia="Courier New" w:hAnsi="Courier New" w:cs="Courier New"/>
+          <w:sz w:val="20"/>
+          <w:szCs w:val="20"/>
+          <w:lang w:val="en-US"/>
+        </w:rPr>
+        <w:t>",</w:t>
+      </w:r>
+    </w:p>
+    <w:p>
+      <w:pPr>
+        <w:spacing w:after="40"/>
+        <w:ind w:left="360"/>
+      </w:pPr>
+      <w:r>
+        <w:rPr>
+          <w:rFonts w:ascii="Courier New" w:eastAsia="Courier New" w:hAnsi="Courier New" w:cs="Courier New"/>
+          <w:sz w:val="20"/>
+          <w:szCs w:val="20"/>
+          <w:lang w:val="en-US"/>
+        </w:rPr>
+        <w:t xml:space="preserve">    </w:t>
+      </w:r>
+      <w:r>
+        <w:rPr>
+          <w:rFonts w:ascii="Courier New" w:eastAsia="Courier New" w:hAnsi="Courier New" w:cs="Courier New"/>
+          <w:sz w:val="20"/>
+          <w:szCs w:val="20"/>
+        </w:rPr>
+        <w:t>name="Salotto",</w:t>
       </w:r>
     </w:p>
     <w:p>
@@ -9563,69 +10637,122 @@
       <w:pPr>
         <w:spacing w:after="40"/>
         <w:ind w:left="360"/>
-      </w:pPr>
-      <w:r>
-        <w:rPr>
-          <w:rFonts w:ascii="Courier New" w:eastAsia="Courier New" w:hAnsi="Courier New" w:cs="Courier New"/>
-          <w:sz w:val="20"/>
-          <w:szCs w:val="20"/>
-        </w:rPr>
-        <w:t xml:space="preserve">)</w:t>
-      </w:r>
-    </w:p>
-    <w:p>
-      <w:pPr>
-        <w:spacing w:after="40"/>
-        <w:ind w:left="360"/>
-      </w:pPr>
-      <w:r>
-        <w:rPr>
-          <w:rFonts w:ascii="Courier New" w:eastAsia="Courier New" w:hAnsi="Courier New" w:cs="Courier New"/>
-          <w:sz w:val="20"/>
-          <w:szCs w:val="20"/>
-        </w:rPr>
-        <w:t xml:space="preserve">camera = Room(</w:t>
-      </w:r>
-    </w:p>
-    <w:p>
-      <w:pPr>
-        <w:spacing w:after="40"/>
-        <w:ind w:left="360"/>
-      </w:pPr>
-      <w:r>
-        <w:rPr>
-          <w:rFonts w:ascii="Courier New" w:eastAsia="Courier New" w:hAnsi="Courier New" w:cs="Courier New"/>
-          <w:sz w:val="20"/>
-          <w:szCs w:val="20"/>
-        </w:rPr>
-        <w:t xml:space="preserve">    room_id="camera",</w:t>
-      </w:r>
-    </w:p>
-    <w:p>
-      <w:pPr>
-        <w:spacing w:after="40"/>
-        <w:ind w:left="360"/>
-      </w:pPr>
-      <w:r>
-        <w:rPr>
-          <w:rFonts w:ascii="Courier New" w:eastAsia="Courier New" w:hAnsi="Courier New" w:cs="Courier New"/>
-          <w:sz w:val="20"/>
-          <w:szCs w:val="20"/>
-        </w:rPr>
-        <w:t xml:space="preserve">    name="Camera da letto",</w:t>
-      </w:r>
-    </w:p>
-    <w:p>
-      <w:pPr>
-        <w:spacing w:after="40"/>
-        <w:ind w:left="360"/>
-      </w:pPr>
-      <w:r>
-        <w:rPr>
-          <w:rFonts w:ascii="Courier New" w:eastAsia="Courier New" w:hAnsi="Courier New" w:cs="Courier New"/>
-          <w:sz w:val="20"/>
-          <w:szCs w:val="20"/>
-        </w:rPr>
+        <w:rPr>
+          <w:lang w:val="en-US"/>
+        </w:rPr>
+      </w:pPr>
+      <w:r>
+        <w:rPr>
+          <w:rFonts w:ascii="Courier New" w:eastAsia="Courier New" w:hAnsi="Courier New" w:cs="Courier New"/>
+          <w:sz w:val="20"/>
+          <w:szCs w:val="20"/>
+          <w:lang w:val="en-US"/>
+        </w:rPr>
+        <w:t>)</w:t>
+      </w:r>
+    </w:p>
+    <w:p>
+      <w:pPr>
+        <w:spacing w:after="40"/>
+        <w:ind w:left="360"/>
+        <w:rPr>
+          <w:lang w:val="en-US"/>
+        </w:rPr>
+      </w:pPr>
+      <w:r>
+        <w:rPr>
+          <w:rFonts w:ascii="Courier New" w:eastAsia="Courier New" w:hAnsi="Courier New" w:cs="Courier New"/>
+          <w:sz w:val="20"/>
+          <w:szCs w:val="20"/>
+          <w:lang w:val="en-US"/>
+        </w:rPr>
+        <w:t xml:space="preserve">camera = </w:t>
+      </w:r>
+      <w:proofErr w:type="gramStart"/>
+      <w:r>
+        <w:rPr>
+          <w:rFonts w:ascii="Courier New" w:eastAsia="Courier New" w:hAnsi="Courier New" w:cs="Courier New"/>
+          <w:sz w:val="20"/>
+          <w:szCs w:val="20"/>
+          <w:lang w:val="en-US"/>
+        </w:rPr>
+        <w:t>Room(</w:t>
+      </w:r>
+      <w:proofErr w:type="gramEnd"/>
+    </w:p>
+    <w:p>
+      <w:pPr>
+        <w:spacing w:after="40"/>
+        <w:ind w:left="360"/>
+        <w:rPr>
+          <w:lang w:val="en-US"/>
+        </w:rPr>
+      </w:pPr>
+      <w:r>
+        <w:rPr>
+          <w:rFonts w:ascii="Courier New" w:eastAsia="Courier New" w:hAnsi="Courier New" w:cs="Courier New"/>
+          <w:sz w:val="20"/>
+          <w:szCs w:val="20"/>
+          <w:lang w:val="en-US"/>
+        </w:rPr>
+        <w:t xml:space="preserve">    </w:t>
+      </w:r>
+      <w:proofErr w:type="spellStart"/>
+      <w:r>
+        <w:rPr>
+          <w:rFonts w:ascii="Courier New" w:eastAsia="Courier New" w:hAnsi="Courier New" w:cs="Courier New"/>
+          <w:sz w:val="20"/>
+          <w:szCs w:val="20"/>
+          <w:lang w:val="en-US"/>
+        </w:rPr>
+        <w:t>room_id</w:t>
+      </w:r>
+      <w:proofErr w:type="spellEnd"/>
+      <w:r>
+        <w:rPr>
+          <w:rFonts w:ascii="Courier New" w:eastAsia="Courier New" w:hAnsi="Courier New" w:cs="Courier New"/>
+          <w:sz w:val="20"/>
+          <w:szCs w:val="20"/>
+          <w:lang w:val="en-US"/>
+        </w:rPr>
+        <w:t>="camera",</w:t>
+      </w:r>
+    </w:p>
+    <w:p>
+      <w:pPr>
+        <w:spacing w:after="40"/>
+        <w:ind w:left="360"/>
+      </w:pPr>
+      <w:r>
+        <w:rPr>
+          <w:rFonts w:ascii="Courier New" w:eastAsia="Courier New" w:hAnsi="Courier New" w:cs="Courier New"/>
+          <w:sz w:val="20"/>
+          <w:szCs w:val="20"/>
+          <w:lang w:val="en-US"/>
+        </w:rPr>
+        <w:t xml:space="preserve">    </w:t>
+      </w:r>
+      <w:r>
+        <w:rPr>
+          <w:rFonts w:ascii="Courier New" w:eastAsia="Courier New" w:hAnsi="Courier New" w:cs="Courier New"/>
+          <w:sz w:val="20"/>
+          <w:szCs w:val="20"/>
+        </w:rPr>
+        <w:t>name="Camera da letto",</w:t>
+      </w:r>
+    </w:p>
+    <w:p>
+      <w:pPr>
+        <w:spacing w:after="40"/>
+        <w:ind w:left="360"/>
+      </w:pPr>
+      <w:r>
+        <w:rPr>
+          <w:rFonts w:ascii="Courier New" w:eastAsia="Courier New" w:hAnsi="Courier New" w:cs="Courier New"/>
+          <w:sz w:val="20"/>
+          <w:szCs w:val="20"/>
+        </w:rPr>
+        <w:lastRenderedPageBreak/>
         <w:t xml:space="preserve">    wn31_channel_id="2",</w:t>
       </w:r>
     </w:p>
@@ -9640,57 +10767,49 @@
           <w:sz w:val="20"/>
           <w:szCs w:val="20"/>
         </w:rPr>
-        <w:t xml:space="preserve">)</w:t>
-      </w:r>
-    </w:p>
-    <w:p>
-      <w:pPr>
-        <w:spacing w:after="40"/>
-        <w:ind w:left="360"/>
-      </w:pPr>
-      <w:r>
-        <w:rPr>
-          <w:rFonts w:ascii="Courier New" w:eastAsia="Courier New" w:hAnsi="Courier New" w:cs="Courier New"/>
-          <w:sz w:val="20"/>
-          <w:szCs w:val="20"/>
-        </w:rPr>
-        <w:t xml:space="preserve"/>
-      </w:r>
-    </w:p>
-    <w:p>
-      <w:pPr>
-        <w:spacing w:after="40"/>
-        <w:ind w:left="360"/>
-      </w:pPr>
-      <w:r>
-        <w:rPr>
-          <w:rFonts w:ascii="Courier New" w:eastAsia="Courier New" w:hAnsi="Courier New" w:cs="Courier New"/>
-          <w:sz w:val="20"/>
-          <w:szCs w:val="20"/>
-        </w:rPr>
-        <w:t xml:space="preserve">appartamento.add_room(salotto)</w:t>
-      </w:r>
-    </w:p>
-    <w:p>
-      <w:pPr>
-        <w:spacing w:after="40"/>
-        <w:ind w:left="360"/>
-      </w:pPr>
-      <w:r>
-        <w:rPr>
-          <w:rFonts w:ascii="Courier New" w:eastAsia="Courier New" w:hAnsi="Courier New" w:cs="Courier New"/>
-          <w:sz w:val="20"/>
-          <w:szCs w:val="20"/>
-        </w:rPr>
-        <w:t xml:space="preserve">appartamento.add_room(camera)</w:t>
-      </w:r>
-    </w:p>
-    <w:p>
-      <w:pPr>
-        <w:spacing w:after="160"/>
-      </w:pPr>
-      <w:r>
-        <w:t xml:space="preserve">Se non hai ancora il sensore WN31 collegato puoi lasciare wn31_channel_id=None e popolare manualmente il microclima della Room passando i dati che osservi. Se hai un ventilatore acceso costantemente in una stanza, puoi sovrascrivere il default_wind_m_s con il valore stimato (per esempio 1.5 m/s per un ventilatore a velocità media a un metro dai vasi).</w:t>
+        <w:t>)</w:t>
+      </w:r>
+    </w:p>
+    <w:p>
+      <w:pPr>
+        <w:spacing w:after="40"/>
+        <w:ind w:left="360"/>
+      </w:pPr>
+    </w:p>
+    <w:p>
+      <w:pPr>
+        <w:spacing w:after="40"/>
+        <w:ind w:left="360"/>
+      </w:pPr>
+      <w:r>
+        <w:rPr>
+          <w:rFonts w:ascii="Courier New" w:eastAsia="Courier New" w:hAnsi="Courier New" w:cs="Courier New"/>
+          <w:sz w:val="20"/>
+          <w:szCs w:val="20"/>
+        </w:rPr>
+        <w:t>appartamento.add_room(salotto)</w:t>
+      </w:r>
+    </w:p>
+    <w:p>
+      <w:pPr>
+        <w:spacing w:after="40"/>
+        <w:ind w:left="360"/>
+      </w:pPr>
+      <w:r>
+        <w:rPr>
+          <w:rFonts w:ascii="Courier New" w:eastAsia="Courier New" w:hAnsi="Courier New" w:cs="Courier New"/>
+          <w:sz w:val="20"/>
+          <w:szCs w:val="20"/>
+        </w:rPr>
+        <w:t>appartamento.add_room(camera)</w:t>
+      </w:r>
+    </w:p>
+    <w:p>
+      <w:pPr>
+        <w:spacing w:after="160"/>
+      </w:pPr>
+      <w:r>
+        <w:t>Se non hai ancora il sensore WN31 collegato puoi lasciare wn31_channel_id=None e popolare manualmente il microclima della Room passando i dati che osservi. Se hai un ventilatore acceso costantemente in una stanza, puoi sovrascrivere il default_wind_m_s con il valore stimato (per esempio 1.5 m/s per un ventilatore a velocità media a un metro dai vasi).</w:t>
       </w:r>
     </w:p>
     <w:p>
@@ -9706,92 +10825,227 @@
         <w:spacing w:after="160"/>
       </w:pPr>
       <w:r>
-        <w:t xml:space="preserve">Ogni vaso indoor si associa alla sua Room tramite il campo room_id, e deve dichiarare il suo livello di esposizione luminosa tramite il campo light_exposure (enum LightExposure con tre livelli). La scelta del livello è qualitativa e attribuibile per osservazione diretta: DARK per vasi lontani dalle finestre o in stanze poco luminose (Pothos in un angolo del salotto), INDIRECT_BRIGHT per vasi vicini a una finestra ma senza sole diretto (basilico sul ripiano della cucina, lontano dalla finestra), DIRECT_SUN per vasi sul davanzale di una finestra a sud o ovest con qualche ora di sole diretto al giorno (rosmarino sul davanzale del salotto).</w:t>
-      </w:r>
-    </w:p>
-    <w:p>
-      <w:pPr>
-        <w:spacing w:after="40"/>
-        <w:ind w:left="360"/>
-      </w:pPr>
-      <w:r>
-        <w:rPr>
-          <w:rFonts w:ascii="Courier New" w:eastAsia="Courier New" w:hAnsi="Courier New" w:cs="Courier New"/>
-          <w:sz w:val="20"/>
-          <w:szCs w:val="20"/>
-        </w:rPr>
-        <w:t xml:space="preserve">from fitosim.domain.pot import Location, Pot</w:t>
-      </w:r>
-    </w:p>
-    <w:p>
-      <w:pPr>
-        <w:spacing w:after="40"/>
-        <w:ind w:left="360"/>
-      </w:pPr>
-      <w:r>
-        <w:rPr>
-          <w:rFonts w:ascii="Courier New" w:eastAsia="Courier New" w:hAnsi="Courier New" w:cs="Courier New"/>
-          <w:sz w:val="20"/>
-          <w:szCs w:val="20"/>
-        </w:rPr>
-        <w:t xml:space="preserve">from fitosim.domain.room import LightExposure</w:t>
-      </w:r>
-    </w:p>
-    <w:p>
-      <w:pPr>
-        <w:spacing w:after="40"/>
-        <w:ind w:left="360"/>
-      </w:pPr>
-      <w:r>
-        <w:rPr>
-          <w:rFonts w:ascii="Courier New" w:eastAsia="Courier New" w:hAnsi="Courier New" w:cs="Courier New"/>
-          <w:sz w:val="20"/>
-          <w:szCs w:val="20"/>
-        </w:rPr>
-        <w:t xml:space="preserve">from fitosim.domain.species import BASIL</w:t>
-      </w:r>
-    </w:p>
-    <w:p>
-      <w:pPr>
-        <w:spacing w:after="40"/>
-        <w:ind w:left="360"/>
-      </w:pPr>
-      <w:r>
-        <w:rPr>
-          <w:rFonts w:ascii="Courier New" w:eastAsia="Courier New" w:hAnsi="Courier New" w:cs="Courier New"/>
-          <w:sz w:val="20"/>
-          <w:szCs w:val="20"/>
-        </w:rPr>
-        <w:t xml:space="preserve">from fitosim.science.substrate import UNIVERSAL_POTTING_SOIL</w:t>
-      </w:r>
-    </w:p>
-    <w:p>
-      <w:pPr>
-        <w:spacing w:after="40"/>
-        <w:ind w:left="360"/>
-      </w:pPr>
-      <w:r>
-        <w:rPr>
-          <w:rFonts w:ascii="Courier New" w:eastAsia="Courier New" w:hAnsi="Courier New" w:cs="Courier New"/>
-          <w:sz w:val="20"/>
-          <w:szCs w:val="20"/>
-        </w:rPr>
-        <w:t xml:space="preserve"/>
-      </w:r>
-    </w:p>
-    <w:p>
-      <w:pPr>
-        <w:spacing w:after="40"/>
-        <w:ind w:left="360"/>
-      </w:pPr>
-      <w:r>
-        <w:rPr>
-          <w:rFonts w:ascii="Courier New" w:eastAsia="Courier New" w:hAnsi="Courier New" w:cs="Courier New"/>
-          <w:sz w:val="20"/>
-          <w:szCs w:val="20"/>
-        </w:rPr>
-        <w:t xml:space="preserve">vaso_basilico = Pot(</w:t>
-      </w:r>
+        <w:t>Ogni vaso indoor si associa alla sua Room tramite il campo room_id, e deve dichiarare il suo livello di esposizione luminosa tramite il campo light_exposure (enum LightExposure con tre livelli). La scelta del livello è qualitativa e attribuibile per osservazione diretta: DARK per vasi lontani dalle finestre o in stanze poco luminose (Pothos in un angolo del salotto), INDIRECT_BRIGHT per vasi vicini a una finestra ma senza sole diretto (basilico sul ripiano della cucina, lontano dalla finestra), DIRECT_SUN per vasi sul davanzale di una finestra a sud o ovest con qualche ora di sole diretto al giorno (rosmarino sul davanzale del salotto).</w:t>
+      </w:r>
+    </w:p>
+    <w:p>
+      <w:pPr>
+        <w:spacing w:after="40"/>
+        <w:ind w:left="360"/>
+        <w:rPr>
+          <w:lang w:val="en-US"/>
+        </w:rPr>
+      </w:pPr>
+      <w:r>
+        <w:rPr>
+          <w:rFonts w:ascii="Courier New" w:eastAsia="Courier New" w:hAnsi="Courier New" w:cs="Courier New"/>
+          <w:sz w:val="20"/>
+          <w:szCs w:val="20"/>
+          <w:lang w:val="en-US"/>
+        </w:rPr>
+        <w:t>from fitosim.domain.pot import Location, Pot</w:t>
+      </w:r>
+    </w:p>
+    <w:p>
+      <w:pPr>
+        <w:spacing w:after="40"/>
+        <w:ind w:left="360"/>
+        <w:rPr>
+          <w:lang w:val="en-US"/>
+        </w:rPr>
+      </w:pPr>
+      <w:r>
+        <w:rPr>
+          <w:rFonts w:ascii="Courier New" w:eastAsia="Courier New" w:hAnsi="Courier New" w:cs="Courier New"/>
+          <w:sz w:val="20"/>
+          <w:szCs w:val="20"/>
+          <w:lang w:val="en-US"/>
+        </w:rPr>
+        <w:t xml:space="preserve">from </w:t>
+      </w:r>
+      <w:proofErr w:type="spellStart"/>
+      <w:proofErr w:type="gramStart"/>
+      <w:r>
+        <w:rPr>
+          <w:rFonts w:ascii="Courier New" w:eastAsia="Courier New" w:hAnsi="Courier New" w:cs="Courier New"/>
+          <w:sz w:val="20"/>
+          <w:szCs w:val="20"/>
+          <w:lang w:val="en-US"/>
+        </w:rPr>
+        <w:t>fitosim.domain</w:t>
+      </w:r>
+      <w:proofErr w:type="gramEnd"/>
+      <w:r>
+        <w:rPr>
+          <w:rFonts w:ascii="Courier New" w:eastAsia="Courier New" w:hAnsi="Courier New" w:cs="Courier New"/>
+          <w:sz w:val="20"/>
+          <w:szCs w:val="20"/>
+          <w:lang w:val="en-US"/>
+        </w:rPr>
+        <w:t>.room</w:t>
+      </w:r>
+      <w:proofErr w:type="spellEnd"/>
+      <w:r>
+        <w:rPr>
+          <w:rFonts w:ascii="Courier New" w:eastAsia="Courier New" w:hAnsi="Courier New" w:cs="Courier New"/>
+          <w:sz w:val="20"/>
+          <w:szCs w:val="20"/>
+          <w:lang w:val="en-US"/>
+        </w:rPr>
+        <w:t xml:space="preserve"> import </w:t>
+      </w:r>
+      <w:proofErr w:type="spellStart"/>
+      <w:r>
+        <w:rPr>
+          <w:rFonts w:ascii="Courier New" w:eastAsia="Courier New" w:hAnsi="Courier New" w:cs="Courier New"/>
+          <w:sz w:val="20"/>
+          <w:szCs w:val="20"/>
+          <w:lang w:val="en-US"/>
+        </w:rPr>
+        <w:t>LightExposure</w:t>
+      </w:r>
+      <w:proofErr w:type="spellEnd"/>
+    </w:p>
+    <w:p>
+      <w:pPr>
+        <w:spacing w:after="40"/>
+        <w:ind w:left="360"/>
+        <w:rPr>
+          <w:lang w:val="en-US"/>
+        </w:rPr>
+      </w:pPr>
+      <w:r>
+        <w:rPr>
+          <w:rFonts w:ascii="Courier New" w:eastAsia="Courier New" w:hAnsi="Courier New" w:cs="Courier New"/>
+          <w:sz w:val="20"/>
+          <w:szCs w:val="20"/>
+          <w:lang w:val="en-US"/>
+        </w:rPr>
+        <w:t xml:space="preserve">from </w:t>
+      </w:r>
+      <w:proofErr w:type="spellStart"/>
+      <w:proofErr w:type="gramStart"/>
+      <w:r>
+        <w:rPr>
+          <w:rFonts w:ascii="Courier New" w:eastAsia="Courier New" w:hAnsi="Courier New" w:cs="Courier New"/>
+          <w:sz w:val="20"/>
+          <w:szCs w:val="20"/>
+          <w:lang w:val="en-US"/>
+        </w:rPr>
+        <w:t>fitosim.domain</w:t>
+      </w:r>
+      <w:proofErr w:type="gramEnd"/>
+      <w:r>
+        <w:rPr>
+          <w:rFonts w:ascii="Courier New" w:eastAsia="Courier New" w:hAnsi="Courier New" w:cs="Courier New"/>
+          <w:sz w:val="20"/>
+          <w:szCs w:val="20"/>
+          <w:lang w:val="en-US"/>
+        </w:rPr>
+        <w:t>.species</w:t>
+      </w:r>
+      <w:proofErr w:type="spellEnd"/>
+      <w:r>
+        <w:rPr>
+          <w:rFonts w:ascii="Courier New" w:eastAsia="Courier New" w:hAnsi="Courier New" w:cs="Courier New"/>
+          <w:sz w:val="20"/>
+          <w:szCs w:val="20"/>
+          <w:lang w:val="en-US"/>
+        </w:rPr>
+        <w:t xml:space="preserve"> import BASIL</w:t>
+      </w:r>
+    </w:p>
+    <w:p>
+      <w:pPr>
+        <w:spacing w:after="40"/>
+        <w:ind w:left="360"/>
+        <w:rPr>
+          <w:lang w:val="en-US"/>
+        </w:rPr>
+      </w:pPr>
+      <w:r>
+        <w:rPr>
+          <w:rFonts w:ascii="Courier New" w:eastAsia="Courier New" w:hAnsi="Courier New" w:cs="Courier New"/>
+          <w:sz w:val="20"/>
+          <w:szCs w:val="20"/>
+          <w:lang w:val="en-US"/>
+        </w:rPr>
+        <w:t xml:space="preserve">from </w:t>
+      </w:r>
+      <w:proofErr w:type="spellStart"/>
+      <w:proofErr w:type="gramStart"/>
+      <w:r>
+        <w:rPr>
+          <w:rFonts w:ascii="Courier New" w:eastAsia="Courier New" w:hAnsi="Courier New" w:cs="Courier New"/>
+          <w:sz w:val="20"/>
+          <w:szCs w:val="20"/>
+          <w:lang w:val="en-US"/>
+        </w:rPr>
+        <w:t>fitosim.science</w:t>
+      </w:r>
+      <w:proofErr w:type="gramEnd"/>
+      <w:r>
+        <w:rPr>
+          <w:rFonts w:ascii="Courier New" w:eastAsia="Courier New" w:hAnsi="Courier New" w:cs="Courier New"/>
+          <w:sz w:val="20"/>
+          <w:szCs w:val="20"/>
+          <w:lang w:val="en-US"/>
+        </w:rPr>
+        <w:t>.substrate</w:t>
+      </w:r>
+      <w:proofErr w:type="spellEnd"/>
+      <w:r>
+        <w:rPr>
+          <w:rFonts w:ascii="Courier New" w:eastAsia="Courier New" w:hAnsi="Courier New" w:cs="Courier New"/>
+          <w:sz w:val="20"/>
+          <w:szCs w:val="20"/>
+          <w:lang w:val="en-US"/>
+        </w:rPr>
+        <w:t xml:space="preserve"> import UNIVERSAL_POTTING_SOIL</w:t>
+      </w:r>
+    </w:p>
+    <w:p>
+      <w:pPr>
+        <w:spacing w:after="40"/>
+        <w:ind w:left="360"/>
+        <w:rPr>
+          <w:lang w:val="en-US"/>
+        </w:rPr>
+      </w:pPr>
+    </w:p>
+    <w:p>
+      <w:pPr>
+        <w:spacing w:after="40"/>
+        <w:ind w:left="360"/>
+      </w:pPr>
+      <w:proofErr w:type="spellStart"/>
+      <w:r>
+        <w:rPr>
+          <w:rFonts w:ascii="Courier New" w:eastAsia="Courier New" w:hAnsi="Courier New" w:cs="Courier New"/>
+          <w:sz w:val="20"/>
+          <w:szCs w:val="20"/>
+        </w:rPr>
+        <w:t>vaso_basilico</w:t>
+      </w:r>
+      <w:proofErr w:type="spellEnd"/>
+      <w:r>
+        <w:rPr>
+          <w:rFonts w:ascii="Courier New" w:eastAsia="Courier New" w:hAnsi="Courier New" w:cs="Courier New"/>
+          <w:sz w:val="20"/>
+          <w:szCs w:val="20"/>
+        </w:rPr>
+        <w:t xml:space="preserve"> = </w:t>
+      </w:r>
+      <w:proofErr w:type="gramStart"/>
+      <w:r>
+        <w:rPr>
+          <w:rFonts w:ascii="Courier New" w:eastAsia="Courier New" w:hAnsi="Courier New" w:cs="Courier New"/>
+          <w:sz w:val="20"/>
+          <w:szCs w:val="20"/>
+        </w:rPr>
+        <w:t>Pot(</w:t>
+      </w:r>
+      <w:proofErr w:type="gramEnd"/>
     </w:p>
     <w:p>
       <w:pPr>
@@ -9811,26 +11065,42 @@
       <w:pPr>
         <w:spacing w:after="40"/>
         <w:ind w:left="360"/>
-      </w:pPr>
-      <w:r>
-        <w:rPr>
-          <w:rFonts w:ascii="Courier New" w:eastAsia="Courier New" w:hAnsi="Courier New" w:cs="Courier New"/>
-          <w:sz w:val="20"/>
-          <w:szCs w:val="20"/>
-        </w:rPr>
-        <w:t xml:space="preserve">    species=BASIL,</w:t>
-      </w:r>
-    </w:p>
-    <w:p>
-      <w:pPr>
-        <w:spacing w:after="40"/>
-        <w:ind w:left="360"/>
-      </w:pPr>
-      <w:r>
-        <w:rPr>
-          <w:rFonts w:ascii="Courier New" w:eastAsia="Courier New" w:hAnsi="Courier New" w:cs="Courier New"/>
-          <w:sz w:val="20"/>
-          <w:szCs w:val="20"/>
+        <w:rPr>
+          <w:lang w:val="en-US"/>
+        </w:rPr>
+      </w:pPr>
+      <w:r>
+        <w:rPr>
+          <w:rFonts w:ascii="Courier New" w:eastAsia="Courier New" w:hAnsi="Courier New" w:cs="Courier New"/>
+          <w:sz w:val="20"/>
+          <w:szCs w:val="20"/>
+        </w:rPr>
+        <w:t xml:space="preserve">    </w:t>
+      </w:r>
+      <w:r>
+        <w:rPr>
+          <w:rFonts w:ascii="Courier New" w:eastAsia="Courier New" w:hAnsi="Courier New" w:cs="Courier New"/>
+          <w:sz w:val="20"/>
+          <w:szCs w:val="20"/>
+          <w:lang w:val="en-US"/>
+        </w:rPr>
+        <w:t>species=BASIL,</w:t>
+      </w:r>
+    </w:p>
+    <w:p>
+      <w:pPr>
+        <w:spacing w:after="40"/>
+        <w:ind w:left="360"/>
+        <w:rPr>
+          <w:lang w:val="en-US"/>
+        </w:rPr>
+      </w:pPr>
+      <w:r>
+        <w:rPr>
+          <w:rFonts w:ascii="Courier New" w:eastAsia="Courier New" w:hAnsi="Courier New" w:cs="Courier New"/>
+          <w:sz w:val="20"/>
+          <w:szCs w:val="20"/>
+          <w:lang w:val="en-US"/>
         </w:rPr>
         <w:t xml:space="preserve">    substrate=UNIVERSAL_POTTING_SOIL,</w:t>
       </w:r>
@@ -9839,120 +11109,366 @@
       <w:pPr>
         <w:spacing w:after="40"/>
         <w:ind w:left="360"/>
-      </w:pPr>
-      <w:r>
-        <w:rPr>
-          <w:rFonts w:ascii="Courier New" w:eastAsia="Courier New" w:hAnsi="Courier New" w:cs="Courier New"/>
-          <w:sz w:val="20"/>
-          <w:szCs w:val="20"/>
-        </w:rPr>
-        <w:t xml:space="preserve">    pot_volume_l=1.5,</w:t>
-      </w:r>
-    </w:p>
-    <w:p>
-      <w:pPr>
-        <w:spacing w:after="40"/>
-        <w:ind w:left="360"/>
-      </w:pPr>
-      <w:r>
-        <w:rPr>
-          <w:rFonts w:ascii="Courier New" w:eastAsia="Courier New" w:hAnsi="Courier New" w:cs="Courier New"/>
-          <w:sz w:val="20"/>
-          <w:szCs w:val="20"/>
-        </w:rPr>
-        <w:t xml:space="preserve">    pot_diameter_cm=14.0,</w:t>
-      </w:r>
-    </w:p>
-    <w:p>
-      <w:pPr>
-        <w:spacing w:after="40"/>
-        <w:ind w:left="360"/>
-      </w:pPr>
-      <w:r>
-        <w:rPr>
-          <w:rFonts w:ascii="Courier New" w:eastAsia="Courier New" w:hAnsi="Courier New" w:cs="Courier New"/>
-          <w:sz w:val="20"/>
-          <w:szCs w:val="20"/>
-        </w:rPr>
-        <w:t xml:space="preserve">    location=Location.INDOOR,</w:t>
-      </w:r>
-    </w:p>
-    <w:p>
-      <w:pPr>
-        <w:spacing w:after="40"/>
-        <w:ind w:left="360"/>
-      </w:pPr>
-      <w:r>
-        <w:rPr>
-          <w:rFonts w:ascii="Courier New" w:eastAsia="Courier New" w:hAnsi="Courier New" w:cs="Courier New"/>
-          <w:sz w:val="20"/>
-          <w:szCs w:val="20"/>
-        </w:rPr>
-        <w:t xml:space="preserve">    planting_date=date(2026, 4, 1),</w:t>
-      </w:r>
-    </w:p>
-    <w:p>
-      <w:pPr>
-        <w:spacing w:after="40"/>
-        <w:ind w:left="360"/>
-      </w:pPr>
-      <w:r>
-        <w:rPr>
-          <w:rFonts w:ascii="Courier New" w:eastAsia="Courier New" w:hAnsi="Courier New" w:cs="Courier New"/>
-          <w:sz w:val="20"/>
-          <w:szCs w:val="20"/>
-        </w:rPr>
-        <w:t xml:space="preserve">    room_id="salotto",            # appartiene al salotto</w:t>
-      </w:r>
-    </w:p>
-    <w:p>
-      <w:pPr>
-        <w:spacing w:after="40"/>
-        <w:ind w:left="360"/>
-      </w:pPr>
-      <w:r>
-        <w:rPr>
-          <w:rFonts w:ascii="Courier New" w:eastAsia="Courier New" w:hAnsi="Courier New" w:cs="Courier New"/>
-          <w:sz w:val="20"/>
-          <w:szCs w:val="20"/>
-        </w:rPr>
-        <w:t xml:space="preserve">    light_exposure=LightExposure.INDIRECT_BRIGHT,</w:t>
-      </w:r>
-    </w:p>
-    <w:p>
-      <w:pPr>
-        <w:spacing w:after="40"/>
-        <w:ind w:left="360"/>
-      </w:pPr>
-      <w:r>
-        <w:rPr>
-          <w:rFonts w:ascii="Courier New" w:eastAsia="Courier New" w:hAnsi="Courier New" w:cs="Courier New"/>
-          <w:sz w:val="20"/>
-          <w:szCs w:val="20"/>
-        </w:rPr>
-        <w:t xml:space="preserve">)</w:t>
-      </w:r>
-    </w:p>
-    <w:p>
-      <w:pPr>
-        <w:spacing w:after="40"/>
-        <w:ind w:left="360"/>
-      </w:pPr>
-      <w:r>
-        <w:rPr>
-          <w:rFonts w:ascii="Courier New" w:eastAsia="Courier New" w:hAnsi="Courier New" w:cs="Courier New"/>
-          <w:sz w:val="20"/>
-          <w:szCs w:val="20"/>
-        </w:rPr>
-        <w:t xml:space="preserve">appartamento.add_pot(vaso_basilico)</w:t>
-      </w:r>
-    </w:p>
-    <w:p>
-      <w:pPr>
-        <w:spacing w:after="160"/>
-      </w:pPr>
-      <w:r>
-        <w:t xml:space="preserve">I vasi outdoor continuano a vivere nel giardino senza room_id e senza light_exposure (entrambi sono opzionali e None per default). Puoi avere un Garden ibrido che mescola vasi outdoor sul balcone e vasi indoor in salotto, e il sistema gestisce correttamente ognuno con il suo modello.</w:t>
+        <w:rPr>
+          <w:lang w:val="en-US"/>
+        </w:rPr>
+      </w:pPr>
+      <w:r>
+        <w:rPr>
+          <w:rFonts w:ascii="Courier New" w:eastAsia="Courier New" w:hAnsi="Courier New" w:cs="Courier New"/>
+          <w:sz w:val="20"/>
+          <w:szCs w:val="20"/>
+          <w:lang w:val="en-US"/>
+        </w:rPr>
+        <w:t xml:space="preserve">    </w:t>
+      </w:r>
+      <w:proofErr w:type="spellStart"/>
+      <w:r>
+        <w:rPr>
+          <w:rFonts w:ascii="Courier New" w:eastAsia="Courier New" w:hAnsi="Courier New" w:cs="Courier New"/>
+          <w:sz w:val="20"/>
+          <w:szCs w:val="20"/>
+          <w:lang w:val="en-US"/>
+        </w:rPr>
+        <w:t>pot_volume_l</w:t>
+      </w:r>
+      <w:proofErr w:type="spellEnd"/>
+      <w:r>
+        <w:rPr>
+          <w:rFonts w:ascii="Courier New" w:eastAsia="Courier New" w:hAnsi="Courier New" w:cs="Courier New"/>
+          <w:sz w:val="20"/>
+          <w:szCs w:val="20"/>
+          <w:lang w:val="en-US"/>
+        </w:rPr>
+        <w:t>=1.5,</w:t>
+      </w:r>
+    </w:p>
+    <w:p>
+      <w:pPr>
+        <w:spacing w:after="40"/>
+        <w:ind w:left="360"/>
+        <w:rPr>
+          <w:lang w:val="en-US"/>
+        </w:rPr>
+      </w:pPr>
+      <w:r>
+        <w:rPr>
+          <w:rFonts w:ascii="Courier New" w:eastAsia="Courier New" w:hAnsi="Courier New" w:cs="Courier New"/>
+          <w:sz w:val="20"/>
+          <w:szCs w:val="20"/>
+          <w:lang w:val="en-US"/>
+        </w:rPr>
+        <w:t xml:space="preserve">    </w:t>
+      </w:r>
+      <w:proofErr w:type="spellStart"/>
+      <w:r>
+        <w:rPr>
+          <w:rFonts w:ascii="Courier New" w:eastAsia="Courier New" w:hAnsi="Courier New" w:cs="Courier New"/>
+          <w:sz w:val="20"/>
+          <w:szCs w:val="20"/>
+          <w:lang w:val="en-US"/>
+        </w:rPr>
+        <w:t>pot_diameter_cm</w:t>
+      </w:r>
+      <w:proofErr w:type="spellEnd"/>
+      <w:r>
+        <w:rPr>
+          <w:rFonts w:ascii="Courier New" w:eastAsia="Courier New" w:hAnsi="Courier New" w:cs="Courier New"/>
+          <w:sz w:val="20"/>
+          <w:szCs w:val="20"/>
+          <w:lang w:val="en-US"/>
+        </w:rPr>
+        <w:t>=14.0,</w:t>
+      </w:r>
+    </w:p>
+    <w:p>
+      <w:pPr>
+        <w:spacing w:after="40"/>
+        <w:ind w:left="360"/>
+        <w:rPr>
+          <w:lang w:val="en-US"/>
+        </w:rPr>
+      </w:pPr>
+      <w:r>
+        <w:rPr>
+          <w:rFonts w:ascii="Courier New" w:eastAsia="Courier New" w:hAnsi="Courier New" w:cs="Courier New"/>
+          <w:sz w:val="20"/>
+          <w:szCs w:val="20"/>
+          <w:lang w:val="en-US"/>
+        </w:rPr>
+        <w:t xml:space="preserve">    location=</w:t>
+      </w:r>
+      <w:proofErr w:type="spellStart"/>
+      <w:r>
+        <w:rPr>
+          <w:rFonts w:ascii="Courier New" w:eastAsia="Courier New" w:hAnsi="Courier New" w:cs="Courier New"/>
+          <w:sz w:val="20"/>
+          <w:szCs w:val="20"/>
+          <w:lang w:val="en-US"/>
+        </w:rPr>
+        <w:t>Location.INDOOR</w:t>
+      </w:r>
+      <w:proofErr w:type="spellEnd"/>
+      <w:r>
+        <w:rPr>
+          <w:rFonts w:ascii="Courier New" w:eastAsia="Courier New" w:hAnsi="Courier New" w:cs="Courier New"/>
+          <w:sz w:val="20"/>
+          <w:szCs w:val="20"/>
+          <w:lang w:val="en-US"/>
+        </w:rPr>
+        <w:t>,</w:t>
+      </w:r>
+    </w:p>
+    <w:p>
+      <w:pPr>
+        <w:spacing w:after="40"/>
+        <w:ind w:left="360"/>
+        <w:rPr>
+          <w:lang w:val="en-US"/>
+        </w:rPr>
+      </w:pPr>
+      <w:r>
+        <w:rPr>
+          <w:rFonts w:ascii="Courier New" w:eastAsia="Courier New" w:hAnsi="Courier New" w:cs="Courier New"/>
+          <w:sz w:val="20"/>
+          <w:szCs w:val="20"/>
+          <w:lang w:val="en-US"/>
+        </w:rPr>
+        <w:t xml:space="preserve">    </w:t>
+      </w:r>
+      <w:proofErr w:type="spellStart"/>
+      <w:r>
+        <w:rPr>
+          <w:rFonts w:ascii="Courier New" w:eastAsia="Courier New" w:hAnsi="Courier New" w:cs="Courier New"/>
+          <w:sz w:val="20"/>
+          <w:szCs w:val="20"/>
+          <w:lang w:val="en-US"/>
+        </w:rPr>
+        <w:t>planting_date</w:t>
+      </w:r>
+      <w:proofErr w:type="spellEnd"/>
+      <w:r>
+        <w:rPr>
+          <w:rFonts w:ascii="Courier New" w:eastAsia="Courier New" w:hAnsi="Courier New" w:cs="Courier New"/>
+          <w:sz w:val="20"/>
+          <w:szCs w:val="20"/>
+          <w:lang w:val="en-US"/>
+        </w:rPr>
+        <w:t>=</w:t>
+      </w:r>
+      <w:proofErr w:type="gramStart"/>
+      <w:r>
+        <w:rPr>
+          <w:rFonts w:ascii="Courier New" w:eastAsia="Courier New" w:hAnsi="Courier New" w:cs="Courier New"/>
+          <w:sz w:val="20"/>
+          <w:szCs w:val="20"/>
+          <w:lang w:val="en-US"/>
+        </w:rPr>
+        <w:t>date(</w:t>
+      </w:r>
+      <w:proofErr w:type="gramEnd"/>
+      <w:r>
+        <w:rPr>
+          <w:rFonts w:ascii="Courier New" w:eastAsia="Courier New" w:hAnsi="Courier New" w:cs="Courier New"/>
+          <w:sz w:val="20"/>
+          <w:szCs w:val="20"/>
+          <w:lang w:val="en-US"/>
+        </w:rPr>
+        <w:t>2026, 4, 1),</w:t>
+      </w:r>
+    </w:p>
+    <w:p>
+      <w:pPr>
+        <w:spacing w:after="40"/>
+        <w:ind w:left="360"/>
+        <w:rPr>
+          <w:lang w:val="en-US"/>
+        </w:rPr>
+      </w:pPr>
+      <w:r>
+        <w:rPr>
+          <w:rFonts w:ascii="Courier New" w:eastAsia="Courier New" w:hAnsi="Courier New" w:cs="Courier New"/>
+          <w:sz w:val="20"/>
+          <w:szCs w:val="20"/>
+          <w:lang w:val="en-US"/>
+        </w:rPr>
+        <w:t xml:space="preserve">    </w:t>
+      </w:r>
+      <w:proofErr w:type="spellStart"/>
+      <w:r>
+        <w:rPr>
+          <w:rFonts w:ascii="Courier New" w:eastAsia="Courier New" w:hAnsi="Courier New" w:cs="Courier New"/>
+          <w:sz w:val="20"/>
+          <w:szCs w:val="20"/>
+          <w:lang w:val="en-US"/>
+        </w:rPr>
+        <w:t>room_id</w:t>
+      </w:r>
+      <w:proofErr w:type="spellEnd"/>
+      <w:r>
+        <w:rPr>
+          <w:rFonts w:ascii="Courier New" w:eastAsia="Courier New" w:hAnsi="Courier New" w:cs="Courier New"/>
+          <w:sz w:val="20"/>
+          <w:szCs w:val="20"/>
+          <w:lang w:val="en-US"/>
+        </w:rPr>
+        <w:t>="</w:t>
+      </w:r>
+      <w:proofErr w:type="spellStart"/>
+      <w:r>
+        <w:rPr>
+          <w:rFonts w:ascii="Courier New" w:eastAsia="Courier New" w:hAnsi="Courier New" w:cs="Courier New"/>
+          <w:sz w:val="20"/>
+          <w:szCs w:val="20"/>
+          <w:lang w:val="en-US"/>
+        </w:rPr>
+        <w:t>salotto</w:t>
+      </w:r>
+      <w:proofErr w:type="spellEnd"/>
+      <w:proofErr w:type="gramStart"/>
+      <w:r>
+        <w:rPr>
+          <w:rFonts w:ascii="Courier New" w:eastAsia="Courier New" w:hAnsi="Courier New" w:cs="Courier New"/>
+          <w:sz w:val="20"/>
+          <w:szCs w:val="20"/>
+          <w:lang w:val="en-US"/>
+        </w:rPr>
+        <w:t xml:space="preserve">",   </w:t>
+      </w:r>
+      <w:proofErr w:type="gramEnd"/>
+      <w:r>
+        <w:rPr>
+          <w:rFonts w:ascii="Courier New" w:eastAsia="Courier New" w:hAnsi="Courier New" w:cs="Courier New"/>
+          <w:sz w:val="20"/>
+          <w:szCs w:val="20"/>
+          <w:lang w:val="en-US"/>
+        </w:rPr>
+        <w:t xml:space="preserve">         # </w:t>
+      </w:r>
+      <w:proofErr w:type="spellStart"/>
+      <w:r>
+        <w:rPr>
+          <w:rFonts w:ascii="Courier New" w:eastAsia="Courier New" w:hAnsi="Courier New" w:cs="Courier New"/>
+          <w:sz w:val="20"/>
+          <w:szCs w:val="20"/>
+          <w:lang w:val="en-US"/>
+        </w:rPr>
+        <w:t>appartiene</w:t>
+      </w:r>
+      <w:proofErr w:type="spellEnd"/>
+      <w:r>
+        <w:rPr>
+          <w:rFonts w:ascii="Courier New" w:eastAsia="Courier New" w:hAnsi="Courier New" w:cs="Courier New"/>
+          <w:sz w:val="20"/>
+          <w:szCs w:val="20"/>
+          <w:lang w:val="en-US"/>
+        </w:rPr>
+        <w:t xml:space="preserve"> al </w:t>
+      </w:r>
+      <w:proofErr w:type="spellStart"/>
+      <w:r>
+        <w:rPr>
+          <w:rFonts w:ascii="Courier New" w:eastAsia="Courier New" w:hAnsi="Courier New" w:cs="Courier New"/>
+          <w:sz w:val="20"/>
+          <w:szCs w:val="20"/>
+          <w:lang w:val="en-US"/>
+        </w:rPr>
+        <w:t>salotto</w:t>
+      </w:r>
+      <w:proofErr w:type="spellEnd"/>
+    </w:p>
+    <w:p>
+      <w:pPr>
+        <w:spacing w:after="40"/>
+        <w:ind w:left="360"/>
+        <w:rPr>
+          <w:lang w:val="en-US"/>
+        </w:rPr>
+      </w:pPr>
+      <w:r>
+        <w:rPr>
+          <w:rFonts w:ascii="Courier New" w:eastAsia="Courier New" w:hAnsi="Courier New" w:cs="Courier New"/>
+          <w:sz w:val="20"/>
+          <w:szCs w:val="20"/>
+          <w:lang w:val="en-US"/>
+        </w:rPr>
+        <w:t xml:space="preserve">    </w:t>
+      </w:r>
+      <w:proofErr w:type="spellStart"/>
+      <w:r>
+        <w:rPr>
+          <w:rFonts w:ascii="Courier New" w:eastAsia="Courier New" w:hAnsi="Courier New" w:cs="Courier New"/>
+          <w:sz w:val="20"/>
+          <w:szCs w:val="20"/>
+          <w:lang w:val="en-US"/>
+        </w:rPr>
+        <w:t>light_exposure</w:t>
+      </w:r>
+      <w:proofErr w:type="spellEnd"/>
+      <w:r>
+        <w:rPr>
+          <w:rFonts w:ascii="Courier New" w:eastAsia="Courier New" w:hAnsi="Courier New" w:cs="Courier New"/>
+          <w:sz w:val="20"/>
+          <w:szCs w:val="20"/>
+          <w:lang w:val="en-US"/>
+        </w:rPr>
+        <w:t>=</w:t>
+      </w:r>
+      <w:proofErr w:type="spellStart"/>
+      <w:r>
+        <w:rPr>
+          <w:rFonts w:ascii="Courier New" w:eastAsia="Courier New" w:hAnsi="Courier New" w:cs="Courier New"/>
+          <w:sz w:val="20"/>
+          <w:szCs w:val="20"/>
+          <w:lang w:val="en-US"/>
+        </w:rPr>
+        <w:t>LightExposure.INDIRECT_BRIGHT</w:t>
+      </w:r>
+      <w:proofErr w:type="spellEnd"/>
+      <w:r>
+        <w:rPr>
+          <w:rFonts w:ascii="Courier New" w:eastAsia="Courier New" w:hAnsi="Courier New" w:cs="Courier New"/>
+          <w:sz w:val="20"/>
+          <w:szCs w:val="20"/>
+          <w:lang w:val="en-US"/>
+        </w:rPr>
+        <w:t>,</w:t>
+      </w:r>
+    </w:p>
+    <w:p>
+      <w:pPr>
+        <w:spacing w:after="40"/>
+        <w:ind w:left="360"/>
+      </w:pPr>
+      <w:r>
+        <w:rPr>
+          <w:rFonts w:ascii="Courier New" w:eastAsia="Courier New" w:hAnsi="Courier New" w:cs="Courier New"/>
+          <w:sz w:val="20"/>
+          <w:szCs w:val="20"/>
+        </w:rPr>
+        <w:t>)</w:t>
+      </w:r>
+    </w:p>
+    <w:p>
+      <w:pPr>
+        <w:spacing w:after="40"/>
+        <w:ind w:left="360"/>
+      </w:pPr>
+      <w:r>
+        <w:rPr>
+          <w:rFonts w:ascii="Courier New" w:eastAsia="Courier New" w:hAnsi="Courier New" w:cs="Courier New"/>
+          <w:sz w:val="20"/>
+          <w:szCs w:val="20"/>
+        </w:rPr>
+        <w:t>appartamento.add_pot(vaso_basilico)</w:t>
+      </w:r>
+    </w:p>
+    <w:p>
+      <w:pPr>
+        <w:spacing w:after="160"/>
+      </w:pPr>
+      <w:r>
+        <w:t>I vasi outdoor continuano a vivere nel giardino senza room_id e senza light_exposure (entrambi sono opzionali e None per default). Puoi avere un Garden ibrido che mescola vasi outdoor sul balcone e vasi indoor in salotto, e il sistema gestisce correttamente ognuno con il suo modello.</w:t>
       </w:r>
     </w:p>
     <w:p>
@@ -9968,267 +11484,620 @@
         <w:spacing w:after="160"/>
       </w:pPr>
       <w:r>
-        <w:t xml:space="preserve">Quando hai il sensore WN31 collegato, puoi alimentare il microclima delle Room dal sensore in modo automatico tramite l'adapter EcowittAmbientSensor. L'adapter espone due metodi: current_state(channel_id) per la lettura istantanea (kind=INSTANT, usata dal dashboard per mostrare lo stato corrente della stanza), e daily_aggregate(channel_id, target_date) per l'aggregato giornaliero (kind=DAILY, con t_min, t_max e umidità media; usato dal bilancio idrico).</w:t>
-      </w:r>
-    </w:p>
-    <w:p>
-      <w:pPr>
-        <w:spacing w:after="40"/>
-        <w:ind w:left="360"/>
-      </w:pPr>
-      <w:r>
-        <w:rPr>
-          <w:rFonts w:ascii="Courier New" w:eastAsia="Courier New" w:hAnsi="Courier New" w:cs="Courier New"/>
-          <w:sz w:val="20"/>
-          <w:szCs w:val="20"/>
-        </w:rPr>
-        <w:t xml:space="preserve">from datetime import date</w:t>
-      </w:r>
-    </w:p>
-    <w:p>
-      <w:pPr>
-        <w:spacing w:after="40"/>
-        <w:ind w:left="360"/>
-      </w:pPr>
-      <w:r>
-        <w:rPr>
-          <w:rFonts w:ascii="Courier New" w:eastAsia="Courier New" w:hAnsi="Courier New" w:cs="Courier New"/>
-          <w:sz w:val="20"/>
-          <w:szCs w:val="20"/>
-        </w:rPr>
-        <w:t xml:space="preserve">from fitosim.io.sensors.ecowitt import EcowittAmbientSensor</w:t>
-      </w:r>
-    </w:p>
-    <w:p>
-      <w:pPr>
-        <w:spacing w:after="40"/>
-        <w:ind w:left="360"/>
-      </w:pPr>
-      <w:r>
-        <w:rPr>
-          <w:rFonts w:ascii="Courier New" w:eastAsia="Courier New" w:hAnsi="Courier New" w:cs="Courier New"/>
-          <w:sz w:val="20"/>
-          <w:szCs w:val="20"/>
-        </w:rPr>
-        <w:t xml:space="preserve"/>
-      </w:r>
-    </w:p>
-    <w:p>
-      <w:pPr>
-        <w:spacing w:after="40"/>
-        <w:ind w:left="360"/>
-      </w:pPr>
-      <w:r>
-        <w:rPr>
-          <w:rFonts w:ascii="Courier New" w:eastAsia="Courier New" w:hAnsi="Courier New" w:cs="Courier New"/>
-          <w:sz w:val="20"/>
-          <w:szCs w:val="20"/>
-        </w:rPr>
-        <w:t xml:space="preserve">sensor = EcowittAmbientSensor.from_env()  # legge le credenziali da .env</w:t>
-      </w:r>
-    </w:p>
-    <w:p>
-      <w:pPr>
-        <w:spacing w:after="40"/>
-        <w:ind w:left="360"/>
-      </w:pPr>
-      <w:r>
-        <w:rPr>
-          <w:rFonts w:ascii="Courier New" w:eastAsia="Courier New" w:hAnsi="Courier New" w:cs="Courier New"/>
-          <w:sz w:val="20"/>
-          <w:szCs w:val="20"/>
-        </w:rPr>
-        <w:t xml:space="preserve"/>
-      </w:r>
-    </w:p>
-    <w:p>
-      <w:pPr>
-        <w:spacing w:after="40"/>
-        <w:ind w:left="360"/>
-      </w:pPr>
-      <w:r>
-        <w:rPr>
-          <w:rFonts w:ascii="Courier New" w:eastAsia="Courier New" w:hAnsi="Courier New" w:cs="Courier New"/>
-          <w:sz w:val="20"/>
-          <w:szCs w:val="20"/>
-        </w:rPr>
-        <w:t xml:space="preserve"># Microclima istantaneo per il dashboard</w:t>
-      </w:r>
-    </w:p>
-    <w:p>
-      <w:pPr>
-        <w:spacing w:after="40"/>
-        <w:ind w:left="360"/>
-      </w:pPr>
-      <w:r>
-        <w:rPr>
-          <w:rFonts w:ascii="Courier New" w:eastAsia="Courier New" w:hAnsi="Courier New" w:cs="Courier New"/>
-          <w:sz w:val="20"/>
-          <w:szCs w:val="20"/>
-        </w:rPr>
-        <w:t xml:space="preserve">m_now = sensor.current_state(channel_id="1")</w:t>
-      </w:r>
-    </w:p>
-    <w:p>
-      <w:pPr>
-        <w:spacing w:after="40"/>
-        <w:ind w:left="360"/>
-      </w:pPr>
-      <w:r>
-        <w:rPr>
-          <w:rFonts w:ascii="Courier New" w:eastAsia="Courier New" w:hAnsi="Courier New" w:cs="Courier New"/>
-          <w:sz w:val="20"/>
-          <w:szCs w:val="20"/>
-        </w:rPr>
-        <w:t xml:space="preserve">salotto.update_current_microclimate(m_now)</w:t>
-      </w:r>
-    </w:p>
-    <w:p>
-      <w:pPr>
-        <w:spacing w:after="40"/>
-        <w:ind w:left="360"/>
-      </w:pPr>
-      <w:r>
-        <w:rPr>
-          <w:rFonts w:ascii="Courier New" w:eastAsia="Courier New" w:hAnsi="Courier New" w:cs="Courier New"/>
-          <w:sz w:val="20"/>
-          <w:szCs w:val="20"/>
-        </w:rPr>
-        <w:t xml:space="preserve"/>
-      </w:r>
-    </w:p>
-    <w:p>
-      <w:pPr>
-        <w:spacing w:after="40"/>
-        <w:ind w:left="360"/>
-      </w:pPr>
-      <w:r>
-        <w:rPr>
-          <w:rFonts w:ascii="Courier New" w:eastAsia="Courier New" w:hAnsi="Courier New" w:cs="Courier New"/>
-          <w:sz w:val="20"/>
-          <w:szCs w:val="20"/>
-        </w:rPr>
-        <w:t xml:space="preserve"># Aggregato giornaliero per il bilancio idrico</w:t>
-      </w:r>
-    </w:p>
-    <w:p>
-      <w:pPr>
-        <w:spacing w:after="40"/>
-        <w:ind w:left="360"/>
-      </w:pPr>
-      <w:r>
-        <w:rPr>
-          <w:rFonts w:ascii="Courier New" w:eastAsia="Courier New" w:hAnsi="Courier New" w:cs="Courier New"/>
-          <w:sz w:val="20"/>
-          <w:szCs w:val="20"/>
-        </w:rPr>
-        <w:t xml:space="preserve">m_daily = sensor.daily_aggregate(</w:t>
-      </w:r>
-    </w:p>
-    <w:p>
-      <w:pPr>
-        <w:spacing w:after="40"/>
-        <w:ind w:left="360"/>
-      </w:pPr>
-      <w:r>
-        <w:rPr>
-          <w:rFonts w:ascii="Courier New" w:eastAsia="Courier New" w:hAnsi="Courier New" w:cs="Courier New"/>
-          <w:sz w:val="20"/>
-          <w:szCs w:val="20"/>
-        </w:rPr>
-        <w:t xml:space="preserve">    channel_id="1", target_date=date(2026, 7, 19),</w:t>
-      </w:r>
-    </w:p>
-    <w:p>
-      <w:pPr>
-        <w:spacing w:after="40"/>
-        <w:ind w:left="360"/>
-      </w:pPr>
-      <w:r>
-        <w:rPr>
-          <w:rFonts w:ascii="Courier New" w:eastAsia="Courier New" w:hAnsi="Courier New" w:cs="Courier New"/>
-          <w:sz w:val="20"/>
-          <w:szCs w:val="20"/>
-        </w:rPr>
-        <w:t xml:space="preserve">)</w:t>
-      </w:r>
-    </w:p>
-    <w:p>
-      <w:pPr>
-        <w:spacing w:after="40"/>
-        <w:ind w:left="360"/>
-      </w:pPr>
-      <w:r>
-        <w:rPr>
-          <w:rFonts w:ascii="Courier New" w:eastAsia="Courier New" w:hAnsi="Courier New" w:cs="Courier New"/>
-          <w:sz w:val="20"/>
-          <w:szCs w:val="20"/>
-        </w:rPr>
-        <w:t xml:space="preserve">appartamento.apply_step_all_from_indoor(</w:t>
-      </w:r>
-    </w:p>
-    <w:p>
-      <w:pPr>
-        <w:spacing w:after="40"/>
-        <w:ind w:left="360"/>
-      </w:pPr>
-      <w:r>
-        <w:rPr>
-          <w:rFonts w:ascii="Courier New" w:eastAsia="Courier New" w:hAnsi="Courier New" w:cs="Courier New"/>
-          <w:sz w:val="20"/>
-          <w:szCs w:val="20"/>
-        </w:rPr>
-        <w:t xml:space="preserve">    microclimate=m_daily,</w:t>
-      </w:r>
-    </w:p>
-    <w:p>
-      <w:pPr>
-        <w:spacing w:after="40"/>
-        <w:ind w:left="360"/>
-      </w:pPr>
-      <w:r>
-        <w:rPr>
-          <w:rFonts w:ascii="Courier New" w:eastAsia="Courier New" w:hAnsi="Courier New" w:cs="Courier New"/>
-          <w:sz w:val="20"/>
-          <w:szCs w:val="20"/>
-        </w:rPr>
-        <w:t xml:space="preserve">    room_id="salotto",</w:t>
-      </w:r>
-    </w:p>
-    <w:p>
-      <w:pPr>
-        <w:spacing w:after="40"/>
-        <w:ind w:left="360"/>
-      </w:pPr>
-      <w:r>
-        <w:rPr>
-          <w:rFonts w:ascii="Courier New" w:eastAsia="Courier New" w:hAnsi="Courier New" w:cs="Courier New"/>
-          <w:sz w:val="20"/>
-          <w:szCs w:val="20"/>
-        </w:rPr>
-        <w:t xml:space="preserve">    current_date=date(2026, 7, 19),</w:t>
-      </w:r>
-    </w:p>
-    <w:p>
-      <w:pPr>
-        <w:spacing w:after="40"/>
-        <w:ind w:left="360"/>
-      </w:pPr>
-      <w:r>
-        <w:rPr>
-          <w:rFonts w:ascii="Courier New" w:eastAsia="Courier New" w:hAnsi="Courier New" w:cs="Courier New"/>
-          <w:sz w:val="20"/>
-          <w:szCs w:val="20"/>
-        </w:rPr>
-        <w:t xml:space="preserve">)</w:t>
-      </w:r>
-    </w:p>
-    <w:p>
-      <w:pPr>
-        <w:spacing w:after="160"/>
-      </w:pPr>
-      <w:r>
-        <w:t xml:space="preserve">Il metodo apply_step_all_from_indoor del Garden applica il bilancio idrico a tutti i vasi della Room specificata usando il microclima giornaliero passato come argomento. Internamente invoca il selettore compute_et configurato per la Room (con il vento minimo convettivo della stanza al posto del vento outdoor, con la radiazione indoor stimata dal LightExposure del vaso al posto della radiazione globale outdoor) e produce un risultato realistico per ognuno dei vasi della stanza.</w:t>
+        <w:t>Quando hai il sensore WN31 collegato, puoi alimentare il microclima delle Room dal sensore in modo automatico tramite l'adapter EcowittAmbientSensor. L'adapter espone due metodi: current_state(channel_id) per la lettura istantanea (kind=INSTANT, usata dal dashboard per mostrare lo stato corrente della stanza), e daily_aggregate(channel_id, target_date) per l'aggregato giornaliero (kind=DAILY, con t_min, t_max e umidità media; usato dal bilancio idrico).</w:t>
+      </w:r>
+    </w:p>
+    <w:p>
+      <w:pPr>
+        <w:spacing w:after="40"/>
+        <w:ind w:left="360"/>
+        <w:rPr>
+          <w:lang w:val="en-US"/>
+        </w:rPr>
+      </w:pPr>
+      <w:r>
+        <w:rPr>
+          <w:rFonts w:ascii="Courier New" w:eastAsia="Courier New" w:hAnsi="Courier New" w:cs="Courier New"/>
+          <w:sz w:val="20"/>
+          <w:szCs w:val="20"/>
+          <w:lang w:val="en-US"/>
+        </w:rPr>
+        <w:t>from datetime import date</w:t>
+      </w:r>
+    </w:p>
+    <w:p>
+      <w:pPr>
+        <w:spacing w:after="40"/>
+        <w:ind w:left="360"/>
+        <w:rPr>
+          <w:lang w:val="en-US"/>
+        </w:rPr>
+      </w:pPr>
+      <w:r>
+        <w:rPr>
+          <w:rFonts w:ascii="Courier New" w:eastAsia="Courier New" w:hAnsi="Courier New" w:cs="Courier New"/>
+          <w:sz w:val="20"/>
+          <w:szCs w:val="20"/>
+          <w:lang w:val="en-US"/>
+        </w:rPr>
+        <w:lastRenderedPageBreak/>
+        <w:t xml:space="preserve">from </w:t>
+      </w:r>
+      <w:proofErr w:type="spellStart"/>
+      <w:proofErr w:type="gramStart"/>
+      <w:r>
+        <w:rPr>
+          <w:rFonts w:ascii="Courier New" w:eastAsia="Courier New" w:hAnsi="Courier New" w:cs="Courier New"/>
+          <w:sz w:val="20"/>
+          <w:szCs w:val="20"/>
+          <w:lang w:val="en-US"/>
+        </w:rPr>
+        <w:t>fitosim.io.sensors</w:t>
+      </w:r>
+      <w:proofErr w:type="gramEnd"/>
+      <w:r>
+        <w:rPr>
+          <w:rFonts w:ascii="Courier New" w:eastAsia="Courier New" w:hAnsi="Courier New" w:cs="Courier New"/>
+          <w:sz w:val="20"/>
+          <w:szCs w:val="20"/>
+          <w:lang w:val="en-US"/>
+        </w:rPr>
+        <w:t>.ecowitt</w:t>
+      </w:r>
+      <w:proofErr w:type="spellEnd"/>
+      <w:r>
+        <w:rPr>
+          <w:rFonts w:ascii="Courier New" w:eastAsia="Courier New" w:hAnsi="Courier New" w:cs="Courier New"/>
+          <w:sz w:val="20"/>
+          <w:szCs w:val="20"/>
+          <w:lang w:val="en-US"/>
+        </w:rPr>
+        <w:t xml:space="preserve"> import </w:t>
+      </w:r>
+      <w:proofErr w:type="spellStart"/>
+      <w:r>
+        <w:rPr>
+          <w:rFonts w:ascii="Courier New" w:eastAsia="Courier New" w:hAnsi="Courier New" w:cs="Courier New"/>
+          <w:sz w:val="20"/>
+          <w:szCs w:val="20"/>
+          <w:lang w:val="en-US"/>
+        </w:rPr>
+        <w:t>EcowittAmbientSensor</w:t>
+      </w:r>
+      <w:proofErr w:type="spellEnd"/>
+    </w:p>
+    <w:p>
+      <w:pPr>
+        <w:spacing w:after="40"/>
+        <w:ind w:left="360"/>
+        <w:rPr>
+          <w:lang w:val="en-US"/>
+        </w:rPr>
+      </w:pPr>
+    </w:p>
+    <w:p>
+      <w:pPr>
+        <w:spacing w:after="40"/>
+        <w:ind w:left="360"/>
+      </w:pPr>
+      <w:proofErr w:type="spellStart"/>
+      <w:r>
+        <w:rPr>
+          <w:rFonts w:ascii="Courier New" w:eastAsia="Courier New" w:hAnsi="Courier New" w:cs="Courier New"/>
+          <w:sz w:val="20"/>
+          <w:szCs w:val="20"/>
+        </w:rPr>
+        <w:t>sensor</w:t>
+      </w:r>
+      <w:proofErr w:type="spellEnd"/>
+      <w:r>
+        <w:rPr>
+          <w:rFonts w:ascii="Courier New" w:eastAsia="Courier New" w:hAnsi="Courier New" w:cs="Courier New"/>
+          <w:sz w:val="20"/>
+          <w:szCs w:val="20"/>
+        </w:rPr>
+        <w:t xml:space="preserve"> = </w:t>
+      </w:r>
+      <w:proofErr w:type="spellStart"/>
+      <w:r>
+        <w:rPr>
+          <w:rFonts w:ascii="Courier New" w:eastAsia="Courier New" w:hAnsi="Courier New" w:cs="Courier New"/>
+          <w:sz w:val="20"/>
+          <w:szCs w:val="20"/>
+        </w:rPr>
+        <w:t>EcowittAmbientSensor.from_</w:t>
+      </w:r>
+      <w:proofErr w:type="gramStart"/>
+      <w:r>
+        <w:rPr>
+          <w:rFonts w:ascii="Courier New" w:eastAsia="Courier New" w:hAnsi="Courier New" w:cs="Courier New"/>
+          <w:sz w:val="20"/>
+          <w:szCs w:val="20"/>
+        </w:rPr>
+        <w:t>env</w:t>
+      </w:r>
+      <w:proofErr w:type="spellEnd"/>
+      <w:r>
+        <w:rPr>
+          <w:rFonts w:ascii="Courier New" w:eastAsia="Courier New" w:hAnsi="Courier New" w:cs="Courier New"/>
+          <w:sz w:val="20"/>
+          <w:szCs w:val="20"/>
+        </w:rPr>
+        <w:t>()  #</w:t>
+      </w:r>
+      <w:proofErr w:type="gramEnd"/>
+      <w:r>
+        <w:rPr>
+          <w:rFonts w:ascii="Courier New" w:eastAsia="Courier New" w:hAnsi="Courier New" w:cs="Courier New"/>
+          <w:sz w:val="20"/>
+          <w:szCs w:val="20"/>
+        </w:rPr>
+        <w:t xml:space="preserve"> legge le credenziali </w:t>
+      </w:r>
+      <w:proofErr w:type="gramStart"/>
+      <w:r>
+        <w:rPr>
+          <w:rFonts w:ascii="Courier New" w:eastAsia="Courier New" w:hAnsi="Courier New" w:cs="Courier New"/>
+          <w:sz w:val="20"/>
+          <w:szCs w:val="20"/>
+        </w:rPr>
+        <w:t>da .env</w:t>
+      </w:r>
+      <w:proofErr w:type="gramEnd"/>
+    </w:p>
+    <w:p>
+      <w:pPr>
+        <w:spacing w:after="40"/>
+        <w:ind w:left="360"/>
+      </w:pPr>
+    </w:p>
+    <w:p>
+      <w:pPr>
+        <w:spacing w:after="40"/>
+        <w:ind w:left="360"/>
+      </w:pPr>
+      <w:r>
+        <w:rPr>
+          <w:rFonts w:ascii="Courier New" w:eastAsia="Courier New" w:hAnsi="Courier New" w:cs="Courier New"/>
+          <w:sz w:val="20"/>
+          <w:szCs w:val="20"/>
+        </w:rPr>
+        <w:t># Microclima istantaneo per il dashboard</w:t>
+      </w:r>
+    </w:p>
+    <w:p>
+      <w:pPr>
+        <w:spacing w:after="40"/>
+        <w:ind w:left="360"/>
+      </w:pPr>
+      <w:r>
+        <w:rPr>
+          <w:rFonts w:ascii="Courier New" w:eastAsia="Courier New" w:hAnsi="Courier New" w:cs="Courier New"/>
+          <w:sz w:val="20"/>
+          <w:szCs w:val="20"/>
+        </w:rPr>
+        <w:t>m_now = sensor.current_state(channel_id="1")</w:t>
+      </w:r>
+    </w:p>
+    <w:p>
+      <w:pPr>
+        <w:spacing w:after="40"/>
+        <w:ind w:left="360"/>
+      </w:pPr>
+      <w:r>
+        <w:rPr>
+          <w:rFonts w:ascii="Courier New" w:eastAsia="Courier New" w:hAnsi="Courier New" w:cs="Courier New"/>
+          <w:sz w:val="20"/>
+          <w:szCs w:val="20"/>
+        </w:rPr>
+        <w:t>salotto.update_current_microclimate(m_now)</w:t>
+      </w:r>
+    </w:p>
+    <w:p>
+      <w:pPr>
+        <w:spacing w:after="40"/>
+        <w:ind w:left="360"/>
+      </w:pPr>
+    </w:p>
+    <w:p>
+      <w:pPr>
+        <w:spacing w:after="40"/>
+        <w:ind w:left="360"/>
+      </w:pPr>
+      <w:r>
+        <w:rPr>
+          <w:rFonts w:ascii="Courier New" w:eastAsia="Courier New" w:hAnsi="Courier New" w:cs="Courier New"/>
+          <w:sz w:val="20"/>
+          <w:szCs w:val="20"/>
+        </w:rPr>
+        <w:t># Aggregato giornaliero per il bilancio idrico</w:t>
+      </w:r>
+    </w:p>
+    <w:p>
+      <w:pPr>
+        <w:spacing w:after="40"/>
+        <w:ind w:left="360"/>
+        <w:rPr>
+          <w:lang w:val="en-US"/>
+        </w:rPr>
+      </w:pPr>
+      <w:proofErr w:type="spellStart"/>
+      <w:r>
+        <w:rPr>
+          <w:rFonts w:ascii="Courier New" w:eastAsia="Courier New" w:hAnsi="Courier New" w:cs="Courier New"/>
+          <w:sz w:val="20"/>
+          <w:szCs w:val="20"/>
+          <w:lang w:val="en-US"/>
+        </w:rPr>
+        <w:t>m_daily</w:t>
+      </w:r>
+      <w:proofErr w:type="spellEnd"/>
+      <w:r>
+        <w:rPr>
+          <w:rFonts w:ascii="Courier New" w:eastAsia="Courier New" w:hAnsi="Courier New" w:cs="Courier New"/>
+          <w:sz w:val="20"/>
+          <w:szCs w:val="20"/>
+          <w:lang w:val="en-US"/>
+        </w:rPr>
+        <w:t xml:space="preserve"> = </w:t>
+      </w:r>
+      <w:proofErr w:type="spellStart"/>
+      <w:proofErr w:type="gramStart"/>
+      <w:r>
+        <w:rPr>
+          <w:rFonts w:ascii="Courier New" w:eastAsia="Courier New" w:hAnsi="Courier New" w:cs="Courier New"/>
+          <w:sz w:val="20"/>
+          <w:szCs w:val="20"/>
+          <w:lang w:val="en-US"/>
+        </w:rPr>
+        <w:t>sensor.daily</w:t>
+      </w:r>
+      <w:proofErr w:type="gramEnd"/>
+      <w:r>
+        <w:rPr>
+          <w:rFonts w:ascii="Courier New" w:eastAsia="Courier New" w:hAnsi="Courier New" w:cs="Courier New"/>
+          <w:sz w:val="20"/>
+          <w:szCs w:val="20"/>
+          <w:lang w:val="en-US"/>
+        </w:rPr>
+        <w:t>_</w:t>
+      </w:r>
+      <w:proofErr w:type="gramStart"/>
+      <w:r>
+        <w:rPr>
+          <w:rFonts w:ascii="Courier New" w:eastAsia="Courier New" w:hAnsi="Courier New" w:cs="Courier New"/>
+          <w:sz w:val="20"/>
+          <w:szCs w:val="20"/>
+          <w:lang w:val="en-US"/>
+        </w:rPr>
+        <w:t>aggregate</w:t>
+      </w:r>
+      <w:proofErr w:type="spellEnd"/>
+      <w:r>
+        <w:rPr>
+          <w:rFonts w:ascii="Courier New" w:eastAsia="Courier New" w:hAnsi="Courier New" w:cs="Courier New"/>
+          <w:sz w:val="20"/>
+          <w:szCs w:val="20"/>
+          <w:lang w:val="en-US"/>
+        </w:rPr>
+        <w:t>(</w:t>
+      </w:r>
+      <w:proofErr w:type="gramEnd"/>
+    </w:p>
+    <w:p>
+      <w:pPr>
+        <w:spacing w:after="40"/>
+        <w:ind w:left="360"/>
+        <w:rPr>
+          <w:lang w:val="en-US"/>
+        </w:rPr>
+      </w:pPr>
+      <w:r>
+        <w:rPr>
+          <w:rFonts w:ascii="Courier New" w:eastAsia="Courier New" w:hAnsi="Courier New" w:cs="Courier New"/>
+          <w:sz w:val="20"/>
+          <w:szCs w:val="20"/>
+          <w:lang w:val="en-US"/>
+        </w:rPr>
+        <w:t xml:space="preserve">    </w:t>
+      </w:r>
+      <w:proofErr w:type="spellStart"/>
+      <w:r>
+        <w:rPr>
+          <w:rFonts w:ascii="Courier New" w:eastAsia="Courier New" w:hAnsi="Courier New" w:cs="Courier New"/>
+          <w:sz w:val="20"/>
+          <w:szCs w:val="20"/>
+          <w:lang w:val="en-US"/>
+        </w:rPr>
+        <w:t>channel_id</w:t>
+      </w:r>
+      <w:proofErr w:type="spellEnd"/>
+      <w:r>
+        <w:rPr>
+          <w:rFonts w:ascii="Courier New" w:eastAsia="Courier New" w:hAnsi="Courier New" w:cs="Courier New"/>
+          <w:sz w:val="20"/>
+          <w:szCs w:val="20"/>
+          <w:lang w:val="en-US"/>
+        </w:rPr>
+        <w:t xml:space="preserve">="1", </w:t>
+      </w:r>
+      <w:proofErr w:type="spellStart"/>
+      <w:r>
+        <w:rPr>
+          <w:rFonts w:ascii="Courier New" w:eastAsia="Courier New" w:hAnsi="Courier New" w:cs="Courier New"/>
+          <w:sz w:val="20"/>
+          <w:szCs w:val="20"/>
+          <w:lang w:val="en-US"/>
+        </w:rPr>
+        <w:t>target_date</w:t>
+      </w:r>
+      <w:proofErr w:type="spellEnd"/>
+      <w:r>
+        <w:rPr>
+          <w:rFonts w:ascii="Courier New" w:eastAsia="Courier New" w:hAnsi="Courier New" w:cs="Courier New"/>
+          <w:sz w:val="20"/>
+          <w:szCs w:val="20"/>
+          <w:lang w:val="en-US"/>
+        </w:rPr>
+        <w:t>=</w:t>
+      </w:r>
+      <w:proofErr w:type="gramStart"/>
+      <w:r>
+        <w:rPr>
+          <w:rFonts w:ascii="Courier New" w:eastAsia="Courier New" w:hAnsi="Courier New" w:cs="Courier New"/>
+          <w:sz w:val="20"/>
+          <w:szCs w:val="20"/>
+          <w:lang w:val="en-US"/>
+        </w:rPr>
+        <w:t>date(</w:t>
+      </w:r>
+      <w:proofErr w:type="gramEnd"/>
+      <w:r>
+        <w:rPr>
+          <w:rFonts w:ascii="Courier New" w:eastAsia="Courier New" w:hAnsi="Courier New" w:cs="Courier New"/>
+          <w:sz w:val="20"/>
+          <w:szCs w:val="20"/>
+          <w:lang w:val="en-US"/>
+        </w:rPr>
+        <w:t>2026, 7, 19),</w:t>
+      </w:r>
+    </w:p>
+    <w:p>
+      <w:pPr>
+        <w:spacing w:after="40"/>
+        <w:ind w:left="360"/>
+        <w:rPr>
+          <w:lang w:val="en-US"/>
+        </w:rPr>
+      </w:pPr>
+      <w:r>
+        <w:rPr>
+          <w:rFonts w:ascii="Courier New" w:eastAsia="Courier New" w:hAnsi="Courier New" w:cs="Courier New"/>
+          <w:sz w:val="20"/>
+          <w:szCs w:val="20"/>
+          <w:lang w:val="en-US"/>
+        </w:rPr>
+        <w:t>)</w:t>
+      </w:r>
+    </w:p>
+    <w:p>
+      <w:pPr>
+        <w:spacing w:after="40"/>
+        <w:ind w:left="360"/>
+        <w:rPr>
+          <w:lang w:val="en-US"/>
+        </w:rPr>
+      </w:pPr>
+      <w:proofErr w:type="spellStart"/>
+      <w:proofErr w:type="gramStart"/>
+      <w:r>
+        <w:rPr>
+          <w:rFonts w:ascii="Courier New" w:eastAsia="Courier New" w:hAnsi="Courier New" w:cs="Courier New"/>
+          <w:sz w:val="20"/>
+          <w:szCs w:val="20"/>
+          <w:lang w:val="en-US"/>
+        </w:rPr>
+        <w:t>appartamento.apply</w:t>
+      </w:r>
+      <w:proofErr w:type="gramEnd"/>
+      <w:r>
+        <w:rPr>
+          <w:rFonts w:ascii="Courier New" w:eastAsia="Courier New" w:hAnsi="Courier New" w:cs="Courier New"/>
+          <w:sz w:val="20"/>
+          <w:szCs w:val="20"/>
+          <w:lang w:val="en-US"/>
+        </w:rPr>
+        <w:t>_step_all_from_</w:t>
+      </w:r>
+      <w:proofErr w:type="gramStart"/>
+      <w:r>
+        <w:rPr>
+          <w:rFonts w:ascii="Courier New" w:eastAsia="Courier New" w:hAnsi="Courier New" w:cs="Courier New"/>
+          <w:sz w:val="20"/>
+          <w:szCs w:val="20"/>
+          <w:lang w:val="en-US"/>
+        </w:rPr>
+        <w:t>indoor</w:t>
+      </w:r>
+      <w:proofErr w:type="spellEnd"/>
+      <w:r>
+        <w:rPr>
+          <w:rFonts w:ascii="Courier New" w:eastAsia="Courier New" w:hAnsi="Courier New" w:cs="Courier New"/>
+          <w:sz w:val="20"/>
+          <w:szCs w:val="20"/>
+          <w:lang w:val="en-US"/>
+        </w:rPr>
+        <w:t>(</w:t>
+      </w:r>
+      <w:proofErr w:type="gramEnd"/>
+    </w:p>
+    <w:p>
+      <w:pPr>
+        <w:spacing w:after="40"/>
+        <w:ind w:left="360"/>
+        <w:rPr>
+          <w:lang w:val="en-US"/>
+        </w:rPr>
+      </w:pPr>
+      <w:r>
+        <w:rPr>
+          <w:rFonts w:ascii="Courier New" w:eastAsia="Courier New" w:hAnsi="Courier New" w:cs="Courier New"/>
+          <w:sz w:val="20"/>
+          <w:szCs w:val="20"/>
+          <w:lang w:val="en-US"/>
+        </w:rPr>
+        <w:t xml:space="preserve">    microclimate=</w:t>
+      </w:r>
+      <w:proofErr w:type="spellStart"/>
+      <w:r>
+        <w:rPr>
+          <w:rFonts w:ascii="Courier New" w:eastAsia="Courier New" w:hAnsi="Courier New" w:cs="Courier New"/>
+          <w:sz w:val="20"/>
+          <w:szCs w:val="20"/>
+          <w:lang w:val="en-US"/>
+        </w:rPr>
+        <w:t>m_daily</w:t>
+      </w:r>
+      <w:proofErr w:type="spellEnd"/>
+      <w:r>
+        <w:rPr>
+          <w:rFonts w:ascii="Courier New" w:eastAsia="Courier New" w:hAnsi="Courier New" w:cs="Courier New"/>
+          <w:sz w:val="20"/>
+          <w:szCs w:val="20"/>
+          <w:lang w:val="en-US"/>
+        </w:rPr>
+        <w:t>,</w:t>
+      </w:r>
+    </w:p>
+    <w:p>
+      <w:pPr>
+        <w:spacing w:after="40"/>
+        <w:ind w:left="360"/>
+        <w:rPr>
+          <w:lang w:val="en-US"/>
+        </w:rPr>
+      </w:pPr>
+      <w:r>
+        <w:rPr>
+          <w:rFonts w:ascii="Courier New" w:eastAsia="Courier New" w:hAnsi="Courier New" w:cs="Courier New"/>
+          <w:sz w:val="20"/>
+          <w:szCs w:val="20"/>
+          <w:lang w:val="en-US"/>
+        </w:rPr>
+        <w:t xml:space="preserve">    </w:t>
+      </w:r>
+      <w:proofErr w:type="spellStart"/>
+      <w:r>
+        <w:rPr>
+          <w:rFonts w:ascii="Courier New" w:eastAsia="Courier New" w:hAnsi="Courier New" w:cs="Courier New"/>
+          <w:sz w:val="20"/>
+          <w:szCs w:val="20"/>
+          <w:lang w:val="en-US"/>
+        </w:rPr>
+        <w:t>room_id</w:t>
+      </w:r>
+      <w:proofErr w:type="spellEnd"/>
+      <w:r>
+        <w:rPr>
+          <w:rFonts w:ascii="Courier New" w:eastAsia="Courier New" w:hAnsi="Courier New" w:cs="Courier New"/>
+          <w:sz w:val="20"/>
+          <w:szCs w:val="20"/>
+          <w:lang w:val="en-US"/>
+        </w:rPr>
+        <w:t>="</w:t>
+      </w:r>
+      <w:proofErr w:type="spellStart"/>
+      <w:r>
+        <w:rPr>
+          <w:rFonts w:ascii="Courier New" w:eastAsia="Courier New" w:hAnsi="Courier New" w:cs="Courier New"/>
+          <w:sz w:val="20"/>
+          <w:szCs w:val="20"/>
+          <w:lang w:val="en-US"/>
+        </w:rPr>
+        <w:t>salotto</w:t>
+      </w:r>
+      <w:proofErr w:type="spellEnd"/>
+      <w:r>
+        <w:rPr>
+          <w:rFonts w:ascii="Courier New" w:eastAsia="Courier New" w:hAnsi="Courier New" w:cs="Courier New"/>
+          <w:sz w:val="20"/>
+          <w:szCs w:val="20"/>
+          <w:lang w:val="en-US"/>
+        </w:rPr>
+        <w:t>",</w:t>
+      </w:r>
+    </w:p>
+    <w:p>
+      <w:pPr>
+        <w:spacing w:after="40"/>
+        <w:ind w:left="360"/>
+      </w:pPr>
+      <w:r>
+        <w:rPr>
+          <w:rFonts w:ascii="Courier New" w:eastAsia="Courier New" w:hAnsi="Courier New" w:cs="Courier New"/>
+          <w:sz w:val="20"/>
+          <w:szCs w:val="20"/>
+          <w:lang w:val="en-US"/>
+        </w:rPr>
+        <w:t xml:space="preserve">    </w:t>
+      </w:r>
+      <w:proofErr w:type="spellStart"/>
+      <w:r>
+        <w:rPr>
+          <w:rFonts w:ascii="Courier New" w:eastAsia="Courier New" w:hAnsi="Courier New" w:cs="Courier New"/>
+          <w:sz w:val="20"/>
+          <w:szCs w:val="20"/>
+        </w:rPr>
+        <w:t>current_date</w:t>
+      </w:r>
+      <w:proofErr w:type="spellEnd"/>
+      <w:r>
+        <w:rPr>
+          <w:rFonts w:ascii="Courier New" w:eastAsia="Courier New" w:hAnsi="Courier New" w:cs="Courier New"/>
+          <w:sz w:val="20"/>
+          <w:szCs w:val="20"/>
+        </w:rPr>
+        <w:t>=</w:t>
+      </w:r>
+      <w:proofErr w:type="gramStart"/>
+      <w:r>
+        <w:rPr>
+          <w:rFonts w:ascii="Courier New" w:eastAsia="Courier New" w:hAnsi="Courier New" w:cs="Courier New"/>
+          <w:sz w:val="20"/>
+          <w:szCs w:val="20"/>
+        </w:rPr>
+        <w:t>date(</w:t>
+      </w:r>
+      <w:proofErr w:type="gramEnd"/>
+      <w:r>
+        <w:rPr>
+          <w:rFonts w:ascii="Courier New" w:eastAsia="Courier New" w:hAnsi="Courier New" w:cs="Courier New"/>
+          <w:sz w:val="20"/>
+          <w:szCs w:val="20"/>
+        </w:rPr>
+        <w:t>2026, 7, 19),</w:t>
+      </w:r>
+    </w:p>
+    <w:p>
+      <w:pPr>
+        <w:spacing w:after="40"/>
+        <w:ind w:left="360"/>
+      </w:pPr>
+      <w:r>
+        <w:rPr>
+          <w:rFonts w:ascii="Courier New" w:eastAsia="Courier New" w:hAnsi="Courier New" w:cs="Courier New"/>
+          <w:sz w:val="20"/>
+          <w:szCs w:val="20"/>
+        </w:rPr>
+        <w:t>)</w:t>
+      </w:r>
+    </w:p>
+    <w:p>
+      <w:pPr>
+        <w:spacing w:after="160"/>
+      </w:pPr>
+      <w:r>
+        <w:t>Il metodo apply_step_all_from_indoor del Garden applica il bilancio idrico a tutti i vasi della Room specificata usando il microclima giornaliero passato come argomento. Internamente invoca il selettore compute_et configurato per la Room (con il vento minimo convettivo della stanza al posto del vento outdoor, con la radiazione indoor stimata dal LightExposure del vaso al posto della radiazione globale outdoor) e produce un risultato realistico per ognuno dei vasi della stanza.</w:t>
       </w:r>
     </w:p>
     <w:p>
@@ -10244,31 +12113,31 @@
         <w:spacing w:after="160"/>
       </w:pPr>
       <w:r>
-        <w:t xml:space="preserve">Il modulo science/indoor.py offre due modi per stimare la radiazione indoor di un vaso: il modo categoriale e il modo continuo. Sceglie il modo automaticamente in funzione dei dati che hai a disposizione, ma è utile sapere quale dei due sta usando.</w:t>
-      </w:r>
-    </w:p>
-    <w:p>
-      <w:pPr>
-        <w:spacing w:after="160"/>
-      </w:pPr>
-      <w:r>
-        <w:t xml:space="preserve">Il modo categoriale associa al LightExposure tre valori fissi indipendenti dalla stagione: DARK = 1.5 MJ/m²/giorno, INDIRECT_BRIGHT = 4.0, DIRECT_SUN = 8.0. Sono valori medi annuali per una casa di latitudine padana, calibrati su letteratura agronomica generica. È il fallback semplice che funziona sempre, anche quando non hai dati outdoor.</w:t>
-      </w:r>
-    </w:p>
-    <w:p>
-      <w:pPr>
-        <w:spacing w:after="160"/>
-      </w:pPr>
-      <w:r>
-        <w:t xml:space="preserve">Il modo continuo stima la radiazione indoor come una frazione della radiazione globale outdoor del giorno: DARK = 5% di outdoor, INDIRECT_BRIGHT = 15%, DIRECT_SUN = 40%. È più accurato del categoriale perché cattura naturalmente la stagionalità (un vaso DIRECT_SUN riceve molto meno sole in inverno che in estate, perché la radiazione outdoor è stagionalmente più bassa) e anche le variazioni giornaliere (giorno nuvoloso vs sereno). Richiede però che tu abbia anche i dati di radiazione outdoor del giorno, tipicamente dal piranometro della tua stazione Ecowitt esterna.</w:t>
-      </w:r>
-    </w:p>
-    <w:p>
-      <w:pPr>
-        <w:spacing w:after="160"/>
-      </w:pPr>
-      <w:r>
-        <w:t xml:space="preserve">Per usare il modo continuo, basta passare anche il dato outdoor al metodo apply_step_all_from_indoor tramite il parametro outdoor_solar_radiation_mj_m2_day. Se lo lasci a None, il sistema usa automaticamente il modo categoriale.</w:t>
+        <w:t>Il modulo science/indoor.py offre due modi per stimare la radiazione indoor di un vaso: il modo categoriale e il modo continuo. Sceglie il modo automaticamente in funzione dei dati che hai a disposizione, ma è utile sapere quale dei due sta usando.</w:t>
+      </w:r>
+    </w:p>
+    <w:p>
+      <w:pPr>
+        <w:spacing w:after="160"/>
+      </w:pPr>
+      <w:r>
+        <w:t>Il modo categoriale associa al LightExposure tre valori fissi indipendenti dalla stagione: DARK = 1.5 MJ/m²/giorno, INDIRECT_BRIGHT = 4.0, DIRECT_SUN = 8.0. Sono valori medi annuali per una casa di latitudine padana, calibrati su letteratura agronomica generica. È il fallback semplice che funziona sempre, anche quando non hai dati outdoor.</w:t>
+      </w:r>
+    </w:p>
+    <w:p>
+      <w:pPr>
+        <w:spacing w:after="160"/>
+      </w:pPr>
+      <w:r>
+        <w:t>Il modo continuo stima la radiazione indoor come una frazione della radiazione globale outdoor del giorno: DARK = 5% di outdoor, INDIRECT_BRIGHT = 15%, DIRECT_SUN = 40%. È più accurato del categoriale perché cattura naturalmente la stagionalità (un vaso DIRECT_SUN riceve molto meno sole in inverno che in estate, perché la radiazione outdoor è stagionalmente più bassa) e anche le variazioni giornaliere (giorno nuvoloso vs sereno). Richiede però che tu abbia anche i dati di radiazione outdoor del giorno, tipicamente dal piranometro della tua stazione Ecowitt esterna.</w:t>
+      </w:r>
+    </w:p>
+    <w:p>
+      <w:pPr>
+        <w:spacing w:after="160"/>
+      </w:pPr>
+      <w:r>
+        <w:t>Per usare il modo continuo, basta passare anche il dato outdoor al metodo apply_step_all_from_indoor tramite il parametro outdoor_solar_radiation_mj_m2_day. Se lo lasci a None, il sistema usa automaticamente il modo categoriale.</w:t>
       </w:r>
     </w:p>
     <w:p>
@@ -10282,115 +12151,257 @@
     <w:p>
       <w:pPr>
         <w:spacing w:after="160"/>
-      </w:pPr>
-      <w:r>
-        <w:t xml:space="preserve">La tappa 5 ha aggiunto anche il supporto al sensore di substrato WH52, che è l'upgrade del WH51 e misura non solo l'umidità volumetrica del substrato (come il WH51) ma anche la sua temperatura e l'EC. Per fitosim il WH52 è gestito dallo stesso adapter del WH51, EcowittWH51SoilSensor, parametrizzato col modello del sensore. Esempio:</w:t>
-      </w:r>
-    </w:p>
-    <w:p>
-      <w:pPr>
-        <w:spacing w:after="40"/>
-        <w:ind w:left="360"/>
-      </w:pPr>
-      <w:r>
-        <w:rPr>
-          <w:rFonts w:ascii="Courier New" w:eastAsia="Courier New" w:hAnsi="Courier New" w:cs="Courier New"/>
-          <w:sz w:val="20"/>
-          <w:szCs w:val="20"/>
-        </w:rPr>
-        <w:t xml:space="preserve">from fitosim.io.sensors.ecowitt import EcowittWH51SoilSensor</w:t>
-      </w:r>
-    </w:p>
-    <w:p>
-      <w:pPr>
-        <w:spacing w:after="40"/>
-        <w:ind w:left="360"/>
-      </w:pPr>
-      <w:r>
-        <w:rPr>
-          <w:rFonts w:ascii="Courier New" w:eastAsia="Courier New" w:hAnsi="Courier New" w:cs="Courier New"/>
-          <w:sz w:val="20"/>
-          <w:szCs w:val="20"/>
-        </w:rPr>
-        <w:t xml:space="preserve"/>
-      </w:r>
-    </w:p>
-    <w:p>
-      <w:pPr>
-        <w:spacing w:after="40"/>
-        <w:ind w:left="360"/>
-      </w:pPr>
-      <w:r>
-        <w:rPr>
-          <w:rFonts w:ascii="Courier New" w:eastAsia="Courier New" w:hAnsi="Courier New" w:cs="Courier New"/>
-          <w:sz w:val="20"/>
-          <w:szCs w:val="20"/>
-        </w:rPr>
-        <w:t xml:space="preserve"># Sensore WH51 (default)</w:t>
-      </w:r>
-    </w:p>
-    <w:p>
-      <w:pPr>
-        <w:spacing w:after="40"/>
-        <w:ind w:left="360"/>
-      </w:pPr>
-      <w:r>
-        <w:rPr>
-          <w:rFonts w:ascii="Courier New" w:eastAsia="Courier New" w:hAnsi="Courier New" w:cs="Courier New"/>
-          <w:sz w:val="20"/>
-          <w:szCs w:val="20"/>
-        </w:rPr>
-        <w:t xml:space="preserve">sensor51 = EcowittWH51SoilSensor.from_env()</w:t>
-      </w:r>
-    </w:p>
-    <w:p>
-      <w:pPr>
-        <w:spacing w:after="40"/>
-        <w:ind w:left="360"/>
-      </w:pPr>
-      <w:r>
-        <w:rPr>
-          <w:rFonts w:ascii="Courier New" w:eastAsia="Courier New" w:hAnsi="Courier New" w:cs="Courier New"/>
-          <w:sz w:val="20"/>
-          <w:szCs w:val="20"/>
-        </w:rPr>
-        <w:t xml:space="preserve"/>
-      </w:r>
-    </w:p>
-    <w:p>
-      <w:pPr>
-        <w:spacing w:after="40"/>
-        <w:ind w:left="360"/>
-      </w:pPr>
-      <w:r>
-        <w:rPr>
-          <w:rFonts w:ascii="Courier New" w:eastAsia="Courier New" w:hAnsi="Courier New" w:cs="Courier New"/>
-          <w:sz w:val="20"/>
-          <w:szCs w:val="20"/>
-        </w:rPr>
-        <w:t xml:space="preserve"># Sensore WH52 (parametrizzato)</w:t>
-      </w:r>
-    </w:p>
-    <w:p>
-      <w:pPr>
-        <w:spacing w:after="40"/>
-        <w:ind w:left="360"/>
-      </w:pPr>
-      <w:r>
-        <w:rPr>
-          <w:rFonts w:ascii="Courier New" w:eastAsia="Courier New" w:hAnsi="Courier New" w:cs="Courier New"/>
-          <w:sz w:val="20"/>
-          <w:szCs w:val="20"/>
-        </w:rPr>
-        <w:t xml:space="preserve">sensor52 = EcowittWH51SoilSensor.from_env(model="WH52")</w:t>
-      </w:r>
-    </w:p>
-    <w:p>
-      <w:pPr>
-        <w:spacing w:after="160"/>
-      </w:pPr>
-      <w:r>
-        <w:t xml:space="preserve">Le letture del WH52 popolano i campi temperature_c ed ec_mscm del SoilReading, mentre quelle del WH51 lasciano questi campi a None. Il Pot che riceve la lettura via update_from_sensor usa i campi popolati per raffinare la diagnostica del modello chimico (per esempio, una EC misurata dal WH52 può essere confrontata con la EC predetta dal modello interno del Pot, e la differenza è un indicatore di calibrazione del modello chimico). Il WH51 continua a essere supportato indefinitamente per chi ce l'ha già installato; il WH52 è un upgrade opzionale che fornisce più dati ai vasi che lo hanno.</w:t>
+        <w:rPr>
+          <w:lang w:val="en-US"/>
+        </w:rPr>
+      </w:pPr>
+      <w:r>
+        <w:t xml:space="preserve">La tappa 5 ha aggiunto anche il supporto al sensore di substrato WH52, che è l'upgrade del WH51 e misura non solo l'umidità volumetrica del substrato (come il WH51) ma anche la sua </w:t>
+      </w:r>
+      <w:r>
+        <w:lastRenderedPageBreak/>
+        <w:t xml:space="preserve">temperatura e l'EC. Per fitosim il WH52 è gestito dallo stesso adapter del WH51, EcowittWH51SoilSensor, parametrizzato col modello del sensore. </w:t>
+      </w:r>
+      <w:proofErr w:type="spellStart"/>
+      <w:r>
+        <w:rPr>
+          <w:lang w:val="en-US"/>
+        </w:rPr>
+        <w:t>Esempio</w:t>
+      </w:r>
+      <w:proofErr w:type="spellEnd"/>
+      <w:r>
+        <w:rPr>
+          <w:lang w:val="en-US"/>
+        </w:rPr>
+        <w:t>:</w:t>
+      </w:r>
+    </w:p>
+    <w:p>
+      <w:pPr>
+        <w:spacing w:after="40"/>
+        <w:ind w:left="360"/>
+        <w:rPr>
+          <w:lang w:val="en-US"/>
+        </w:rPr>
+      </w:pPr>
+      <w:r>
+        <w:rPr>
+          <w:rFonts w:ascii="Courier New" w:eastAsia="Courier New" w:hAnsi="Courier New" w:cs="Courier New"/>
+          <w:sz w:val="20"/>
+          <w:szCs w:val="20"/>
+          <w:lang w:val="en-US"/>
+        </w:rPr>
+        <w:t xml:space="preserve">from </w:t>
+      </w:r>
+      <w:proofErr w:type="spellStart"/>
+      <w:proofErr w:type="gramStart"/>
+      <w:r>
+        <w:rPr>
+          <w:rFonts w:ascii="Courier New" w:eastAsia="Courier New" w:hAnsi="Courier New" w:cs="Courier New"/>
+          <w:sz w:val="20"/>
+          <w:szCs w:val="20"/>
+          <w:lang w:val="en-US"/>
+        </w:rPr>
+        <w:t>fitosim.io.sensors</w:t>
+      </w:r>
+      <w:proofErr w:type="gramEnd"/>
+      <w:r>
+        <w:rPr>
+          <w:rFonts w:ascii="Courier New" w:eastAsia="Courier New" w:hAnsi="Courier New" w:cs="Courier New"/>
+          <w:sz w:val="20"/>
+          <w:szCs w:val="20"/>
+          <w:lang w:val="en-US"/>
+        </w:rPr>
+        <w:t>.ecowitt</w:t>
+      </w:r>
+      <w:proofErr w:type="spellEnd"/>
+      <w:r>
+        <w:rPr>
+          <w:rFonts w:ascii="Courier New" w:eastAsia="Courier New" w:hAnsi="Courier New" w:cs="Courier New"/>
+          <w:sz w:val="20"/>
+          <w:szCs w:val="20"/>
+          <w:lang w:val="en-US"/>
+        </w:rPr>
+        <w:t xml:space="preserve"> import EcowittWH51SoilSensor</w:t>
+      </w:r>
+    </w:p>
+    <w:p>
+      <w:pPr>
+        <w:spacing w:after="40"/>
+        <w:ind w:left="360"/>
+        <w:rPr>
+          <w:lang w:val="en-US"/>
+        </w:rPr>
+      </w:pPr>
+    </w:p>
+    <w:p>
+      <w:pPr>
+        <w:spacing w:after="40"/>
+        <w:ind w:left="360"/>
+        <w:rPr>
+          <w:lang w:val="en-US"/>
+        </w:rPr>
+      </w:pPr>
+      <w:r>
+        <w:rPr>
+          <w:rFonts w:ascii="Courier New" w:eastAsia="Courier New" w:hAnsi="Courier New" w:cs="Courier New"/>
+          <w:sz w:val="20"/>
+          <w:szCs w:val="20"/>
+          <w:lang w:val="en-US"/>
+        </w:rPr>
+        <w:t xml:space="preserve"># </w:t>
+      </w:r>
+      <w:proofErr w:type="spellStart"/>
+      <w:r>
+        <w:rPr>
+          <w:rFonts w:ascii="Courier New" w:eastAsia="Courier New" w:hAnsi="Courier New" w:cs="Courier New"/>
+          <w:sz w:val="20"/>
+          <w:szCs w:val="20"/>
+          <w:lang w:val="en-US"/>
+        </w:rPr>
+        <w:t>Sensore</w:t>
+      </w:r>
+      <w:proofErr w:type="spellEnd"/>
+      <w:r>
+        <w:rPr>
+          <w:rFonts w:ascii="Courier New" w:eastAsia="Courier New" w:hAnsi="Courier New" w:cs="Courier New"/>
+          <w:sz w:val="20"/>
+          <w:szCs w:val="20"/>
+          <w:lang w:val="en-US"/>
+        </w:rPr>
+        <w:t xml:space="preserve"> WH51 (default)</w:t>
+      </w:r>
+    </w:p>
+    <w:p>
+      <w:pPr>
+        <w:spacing w:after="40"/>
+        <w:ind w:left="360"/>
+        <w:rPr>
+          <w:lang w:val="en-US"/>
+        </w:rPr>
+      </w:pPr>
+      <w:r>
+        <w:rPr>
+          <w:rFonts w:ascii="Courier New" w:eastAsia="Courier New" w:hAnsi="Courier New" w:cs="Courier New"/>
+          <w:sz w:val="20"/>
+          <w:szCs w:val="20"/>
+          <w:lang w:val="en-US"/>
+        </w:rPr>
+        <w:t>sensor51 = EcowittWH51SoilSensor.from_</w:t>
+      </w:r>
+      <w:proofErr w:type="gramStart"/>
+      <w:r>
+        <w:rPr>
+          <w:rFonts w:ascii="Courier New" w:eastAsia="Courier New" w:hAnsi="Courier New" w:cs="Courier New"/>
+          <w:sz w:val="20"/>
+          <w:szCs w:val="20"/>
+          <w:lang w:val="en-US"/>
+        </w:rPr>
+        <w:t>env(</w:t>
+      </w:r>
+      <w:proofErr w:type="gramEnd"/>
+      <w:r>
+        <w:rPr>
+          <w:rFonts w:ascii="Courier New" w:eastAsia="Courier New" w:hAnsi="Courier New" w:cs="Courier New"/>
+          <w:sz w:val="20"/>
+          <w:szCs w:val="20"/>
+          <w:lang w:val="en-US"/>
+        </w:rPr>
+        <w:t>)</w:t>
+      </w:r>
+    </w:p>
+    <w:p>
+      <w:pPr>
+        <w:spacing w:after="40"/>
+        <w:ind w:left="360"/>
+        <w:rPr>
+          <w:lang w:val="en-US"/>
+        </w:rPr>
+      </w:pPr>
+    </w:p>
+    <w:p>
+      <w:pPr>
+        <w:spacing w:after="40"/>
+        <w:ind w:left="360"/>
+        <w:rPr>
+          <w:lang w:val="en-US"/>
+        </w:rPr>
+      </w:pPr>
+      <w:r>
+        <w:rPr>
+          <w:rFonts w:ascii="Courier New" w:eastAsia="Courier New" w:hAnsi="Courier New" w:cs="Courier New"/>
+          <w:sz w:val="20"/>
+          <w:szCs w:val="20"/>
+          <w:lang w:val="en-US"/>
+        </w:rPr>
+        <w:t xml:space="preserve"># </w:t>
+      </w:r>
+      <w:proofErr w:type="spellStart"/>
+      <w:r>
+        <w:rPr>
+          <w:rFonts w:ascii="Courier New" w:eastAsia="Courier New" w:hAnsi="Courier New" w:cs="Courier New"/>
+          <w:sz w:val="20"/>
+          <w:szCs w:val="20"/>
+          <w:lang w:val="en-US"/>
+        </w:rPr>
+        <w:t>Sensore</w:t>
+      </w:r>
+      <w:proofErr w:type="spellEnd"/>
+      <w:r>
+        <w:rPr>
+          <w:rFonts w:ascii="Courier New" w:eastAsia="Courier New" w:hAnsi="Courier New" w:cs="Courier New"/>
+          <w:sz w:val="20"/>
+          <w:szCs w:val="20"/>
+          <w:lang w:val="en-US"/>
+        </w:rPr>
+        <w:t xml:space="preserve"> WH52 (</w:t>
+      </w:r>
+      <w:proofErr w:type="spellStart"/>
+      <w:r>
+        <w:rPr>
+          <w:rFonts w:ascii="Courier New" w:eastAsia="Courier New" w:hAnsi="Courier New" w:cs="Courier New"/>
+          <w:sz w:val="20"/>
+          <w:szCs w:val="20"/>
+          <w:lang w:val="en-US"/>
+        </w:rPr>
+        <w:t>parametrizzato</w:t>
+      </w:r>
+      <w:proofErr w:type="spellEnd"/>
+      <w:r>
+        <w:rPr>
+          <w:rFonts w:ascii="Courier New" w:eastAsia="Courier New" w:hAnsi="Courier New" w:cs="Courier New"/>
+          <w:sz w:val="20"/>
+          <w:szCs w:val="20"/>
+          <w:lang w:val="en-US"/>
+        </w:rPr>
+        <w:t>)</w:t>
+      </w:r>
+    </w:p>
+    <w:p>
+      <w:pPr>
+        <w:spacing w:after="40"/>
+        <w:ind w:left="360"/>
+        <w:rPr>
+          <w:lang w:val="en-US"/>
+        </w:rPr>
+      </w:pPr>
+      <w:r>
+        <w:rPr>
+          <w:rFonts w:ascii="Courier New" w:eastAsia="Courier New" w:hAnsi="Courier New" w:cs="Courier New"/>
+          <w:sz w:val="20"/>
+          <w:szCs w:val="20"/>
+          <w:lang w:val="en-US"/>
+        </w:rPr>
+        <w:t>sensor52 = EcowittWH51SoilSensor.from_env(model="WH52")</w:t>
+      </w:r>
+    </w:p>
+    <w:p>
+      <w:pPr>
+        <w:spacing w:after="160"/>
+      </w:pPr>
+      <w:r>
+        <w:t>Le letture del WH52 popolano i campi temperature_c ed ec_mscm del SoilReading, mentre quelle del WH51 lasciano questi campi a None. Il Pot che riceve la lettura via update_from_sensor usa i campi popolati per raffinare la diagnostica del modello chimico (per esempio, una EC misurata dal WH52 può essere confrontata con la EC predetta dal modello interno del Pot, e la differenza è un indicatore di calibrazione del modello chimico). Il WH51 continua a essere supportato indefinitamente per chi ce l'ha già installato; il WH52 è un upgrade opzionale che fornisce più dati ai vasi che lo hanno.</w:t>
       </w:r>
     </w:p>
     <w:p>
@@ -10406,15 +12417,15 @@
         <w:spacing w:after="160"/>
       </w:pPr>
       <w:r>
-        <w:t xml:space="preserve">Per vedere il modello indoor in azione su uno scenario realistico, lancia lo script tappa5_E_appartamento_demo.py nella cartella examples/ del repository. Simula un appartamento invernale con tre vasi indoor sparsi tra salotto (Room "salotto" con due vasi: un'orchidea su una finestra INDIRECT_BRIGHT e un Pothos in posizione DARK) e camera da letto (Room "camera" con una sansevieria su davanzale DIRECT_SUN, fisiologia CAM). Lo script mostra in azione la selezione automatica del metodo ET (diversa per ognuno dei tre vasi a seconda dei parametri specie), la persistenza completa delle Room nel database SQLite, e produce quattro grafici PNG che danno un'idea concreta del tipo di analisi che il modello indoor permette: andamento idrico per vaso, bilancio idrico per ambiente, heatmap dei metodi ET selezionati giorno per giorno, e confronto dei metodi su una settimana di scenario.</w:t>
-      </w:r>
-    </w:p>
-    <w:p>
-      <w:pPr>
-        <w:spacing w:after="160"/>
-      </w:pPr>
-      <w:r>
-        <w:t xml:space="preserve">Lo script gira in pochi secondi senza hardware reale (usa fixture CSV per simulare il microclima delle due Room) ed è un buon punto di partenza per costruire la tua versione personalizzata sostituendo le fixture con EcowittAmbientSensor.daily_aggregate quando avrai i tuoi WN31 collegati.</w:t>
+        <w:t>Per vedere il modello indoor in azione su uno scenario realistico, lancia lo script tappa5_E_appartamento_demo.py nella cartella examples/ del repository. Simula un appartamento invernale con tre vasi indoor sparsi tra salotto (Room "salotto" con due vasi: un'orchidea su una finestra INDIRECT_BRIGHT e un Pothos in posizione DARK) e camera da letto (Room "camera" con una sansevieria su davanzale DIRECT_SUN, fisiologia CAM). Lo script mostra in azione la selezione automatica del metodo ET (diversa per ognuno dei tre vasi a seconda dei parametri specie), la persistenza completa delle Room nel database SQLite, e produce quattro grafici PNG che danno un'idea concreta del tipo di analisi che il modello indoor permette: andamento idrico per vaso, bilancio idrico per ambiente, heatmap dei metodi ET selezionati giorno per giorno, e confronto dei metodi su una settimana di scenario.</w:t>
+      </w:r>
+    </w:p>
+    <w:p>
+      <w:pPr>
+        <w:spacing w:after="160"/>
+      </w:pPr>
+      <w:r>
+        <w:t>Lo script gira in pochi secondi senza hardware reale (usa fixture CSV per simulare il microclima delle due Room) ed è un buon punto di partenza per costruire la tua versione personalizzata sostituendo le fixture con EcowittAmbientSensor.daily_aggregate quando avrai i tuoi WN31 collegati.</w:t>
       </w:r>
     </w:p>
     <w:p>
@@ -10529,6 +12540,8 @@
       </w:pPr>
       <w:r>
         <w:t xml:space="preserve">Mai manualmente: lo fa fitosim per te. Ogni volta che apri un GardenPersistence su un database esistente, fitosim verifica la versione dello schema (registrata nella tabella </w:t>
+      </w:r>
+      <w:r>
         <w:lastRenderedPageBreak/>
         <w:t>schema_metadata) e applica automaticamente le migrazioni necessarie verso la versione corrente. Le migrazioni v1→v2 (aggiunta di channel_id ai pot) e v2→v3 (aggiunta della tabella eventi) sono già state applicate ai database creati con le prime versioni della libreria. Le future migrazioni manterranno la stessa policy: automatiche e senza perdita di dati.</w:t>
       </w:r>
